--- a/docs/report/DataChallenge_Team DIC005_Report.docx
+++ b/docs/report/DataChallenge_Team DIC005_Report.docx
@@ -6577,7 +6577,7 @@
           <w:sz w:val="20"/>
           <w:szCs w:val="20"/>
         </w:rPr>
-        <w:t>Figure 2. The 96 communities by action group; numbers mark the top ten of the service-gap group.</w:t>
+        <w:t>Figure 2. The 96 communities by action group; numbers mark the top ten of the service-gap group; shading shows where the carriers' maps claim 4G (ACCC MIR 2025).</w:t>
       </w:r>
     </w:p>
     <w:p>

--- a/docs/report/DataChallenge_Team DIC005_Report.docx
+++ b/docs/report/DataChallenge_Team DIC005_Report.docx
@@ -127,6 +127,7 @@
           <w:p>
             <w:pPr>
               <w:spacing w:after="0" w:line="240" w:lineRule="auto"/>
+              <w:jc w:val="center"/>
             </w:pPr>
             <w:r>
               <w:rPr>
@@ -192,6 +193,7 @@
           <w:p>
             <w:pPr>
               <w:spacing w:after="0" w:line="240" w:lineRule="auto"/>
+              <w:jc w:val="center"/>
             </w:pPr>
             <w:r>
               <w:rPr>
@@ -415,21 +417,12 @@
             <w:pPr>
               <w:spacing w:after="0" w:line="240" w:lineRule="auto"/>
             </w:pPr>
-            <w:proofErr w:type="spellStart"/>
-            <w:r>
-              <w:rPr>
-                <w:sz w:val="20"/>
-                <w:szCs w:val="20"/>
-              </w:rPr>
-              <w:t>Thi</w:t>
-            </w:r>
-            <w:proofErr w:type="spellEnd"/>
-            <w:r>
-              <w:rPr>
-                <w:sz w:val="20"/>
-                <w:szCs w:val="20"/>
-              </w:rPr>
-              <w:t xml:space="preserve"> Xuan Thanh Tran</w:t>
+            <w:r>
+              <w:rPr>
+                <w:sz w:val="20"/>
+                <w:szCs w:val="20"/>
+              </w:rPr>
+              <w:t>Thi Xuan Thanh Tran</w:t>
             </w:r>
           </w:p>
         </w:tc>
@@ -587,6 +580,18 @@
         </w:tc>
       </w:tr>
     </w:tbl>
+    <w:p>
+      <w:pPr>
+        <w:spacing w:before="1400"/>
+        <w:jc w:val="center"/>
+      </w:pPr>
+    </w:p>
+    <w:p>
+      <w:pPr>
+        <w:spacing w:before="1400"/>
+        <w:jc w:val="center"/>
+      </w:pPr>
+    </w:p>
     <w:p>
       <w:pPr>
         <w:spacing w:before="1400"/>
@@ -626,7 +631,6 @@
           <w:sz w:val="28"/>
           <w:szCs w:val="28"/>
         </w:rPr>
-        <w:lastRenderedPageBreak/>
         <w:t>Table of Contents</w:t>
       </w:r>
     </w:p>
@@ -925,25 +929,34 @@
       <w:pPr>
         <w:pStyle w:val="Heading1"/>
         <w:pageBreakBefore/>
+        <w:jc w:val="both"/>
       </w:pPr>
       <w:bookmarkStart w:id="0" w:name="sec_summary"/>
       <w:r>
-        <w:lastRenderedPageBreak/>
         <w:t>Summary</w:t>
       </w:r>
       <w:bookmarkEnd w:id="0"/>
     </w:p>
     <w:p>
+      <w:pPr>
+        <w:jc w:val="both"/>
+      </w:pPr>
       <w:r>
         <w:t>In the remote Northern Territory, a coverage map that says "connected" does not tell a clinic whether it can hold a video call with a doctor. Coverage data comes from several bodies that use different methods and dates, and they often disagree, so decision-makers struggle to know where to invest first.</w:t>
       </w:r>
     </w:p>
     <w:p>
+      <w:pPr>
+        <w:jc w:val="both"/>
+      </w:pPr>
       <w:r>
         <w:t>Crosscheck brings five sources together for 96 remote NT communities: four published coverage claims and one government drive test. It checks the claims against each other and tests each community's best available connection against what telehealth video, online school lessons, government websites and voice calls need.</w:t>
       </w:r>
     </w:p>
     <w:p>
+      <w:pPr>
+        <w:jc w:val="both"/>
+      </w:pPr>
       <w:r>
         <w:t xml:space="preserve">Only 1 of 96 communities has a connection known to meet </w:t>
       </w:r>
@@ -957,6 +970,9 @@
       </w:r>
     </w:p>
     <w:p>
+      <w:pPr>
+        <w:jc w:val="both"/>
+      </w:pPr>
       <w:r>
         <w:t>Crosscheck turns this into an action list: service gaps first, then evidence to check, then communities to monitor. Every community gets one named action and one responsible agency, and the order does not depend on any single weight. The app works fully offline on a phone.</w:t>
       </w:r>
@@ -964,6 +980,7 @@
     <w:p>
       <w:pPr>
         <w:pStyle w:val="Heading1"/>
+        <w:jc w:val="both"/>
       </w:pPr>
       <w:bookmarkStart w:id="1" w:name="sec_introduction"/>
       <w:r>
@@ -974,12 +991,16 @@
     <w:p>
       <w:pPr>
         <w:pStyle w:val="Heading2"/>
+        <w:jc w:val="both"/>
       </w:pPr>
       <w:r>
         <w:t>The problem</w:t>
       </w:r>
     </w:p>
     <w:p>
+      <w:pPr>
+        <w:jc w:val="both"/>
+      </w:pPr>
       <w:r>
         <w:t>A nurse at a remote clinic tries to connect a patient with a specialist in Darwin. The video freezes, twice. The government coverage map shows her community as "connected", but the connection is far too slow for a video call, so the patient waits another week for the next visiting doctor. Across the 96 communities in this study, connectivity carries healthcare, education, government services and emergency calls; when it fails, diagnoses are delayed, lessons are missed and people are cut off during floods and cyclones.</w:t>
       </w:r>
@@ -987,12 +1008,16 @@
     <w:p>
       <w:pPr>
         <w:pStyle w:val="Heading2"/>
+        <w:jc w:val="both"/>
       </w:pPr>
       <w:r>
         <w:t>Why the data makes it worse</w:t>
       </w:r>
     </w:p>
     <w:p>
+      <w:pPr>
+        <w:jc w:val="both"/>
+      </w:pPr>
       <w:r>
         <w:t xml:space="preserve">Four bodies publish their own view of mobile coverage: carriers' predicted coverage (reported by the ACCC), the NT Government's community list, the ACMA licence register and </w:t>
       </w:r>
@@ -1008,12 +1033,16 @@
     <w:p>
       <w:pPr>
         <w:pStyle w:val="Heading2"/>
+        <w:jc w:val="both"/>
       </w:pPr>
       <w:r>
         <w:t>What Crosscheck does</w:t>
       </w:r>
     </w:p>
     <w:p>
+      <w:pPr>
+        <w:jc w:val="both"/>
+      </w:pPr>
       <w:r>
         <w:t>Crosscheck puts these sources side by side and asks a more useful question than "is there coverage?": is the best available connection good enough for a telehealth call, an online lesson, a government website or a phone call? It rates how far each claim can be trusted, ranks the communities and names one action and one agency for each. It is built for an NT Government analyst or a field officer, and it runs on a phone without internet.</w:t>
       </w:r>
@@ -1021,6 +1050,7 @@
     <w:p>
       <w:pPr>
         <w:pStyle w:val="Heading1"/>
+        <w:jc w:val="both"/>
       </w:pPr>
       <w:bookmarkStart w:id="2" w:name="sec_methodology"/>
       <w:r>
@@ -1029,6 +1059,9 @@
       <w:bookmarkEnd w:id="2"/>
     </w:p>
     <w:p>
+      <w:pPr>
+        <w:jc w:val="both"/>
+      </w:pPr>
       <w:r>
         <w:t>The Python pipeline in the submission reproduces every step. Thresholds and weights live in plain configuration files, and every figure in this report is read from the pipeline's output tables.</w:t>
       </w:r>
@@ -1036,12 +1069,16 @@
     <w:p>
       <w:pPr>
         <w:pStyle w:val="Heading2"/>
+        <w:jc w:val="both"/>
       </w:pPr>
       <w:r>
         <w:t>Step 1: Bringing the data together</w:t>
       </w:r>
     </w:p>
     <w:p>
+      <w:pPr>
+        <w:jc w:val="both"/>
+      </w:pPr>
       <w:r>
         <w:t>Crosscheck uses five of the eight datasets the organisers listed, and three further public datasets:</w:t>
       </w:r>
@@ -1093,6 +1130,7 @@
           <w:p>
             <w:pPr>
               <w:spacing w:after="0" w:line="240" w:lineRule="auto"/>
+              <w:jc w:val="center"/>
             </w:pPr>
             <w:r>
               <w:rPr>
@@ -1101,7 +1139,6 @@
                 <w:sz w:val="20"/>
                 <w:szCs w:val="20"/>
               </w:rPr>
-              <w:lastRenderedPageBreak/>
               <w:t>Dataset</w:t>
             </w:r>
           </w:p>
@@ -1126,6 +1163,7 @@
           <w:p>
             <w:pPr>
               <w:spacing w:after="0" w:line="240" w:lineRule="auto"/>
+              <w:jc w:val="center"/>
             </w:pPr>
             <w:r>
               <w:rPr>
@@ -1158,6 +1196,7 @@
           <w:p>
             <w:pPr>
               <w:spacing w:after="0" w:line="240" w:lineRule="auto"/>
+              <w:jc w:val="center"/>
             </w:pPr>
             <w:r>
               <w:rPr>
@@ -1194,6 +1233,7 @@
           <w:p>
             <w:pPr>
               <w:spacing w:after="0" w:line="240" w:lineRule="auto"/>
+              <w:jc w:val="both"/>
             </w:pPr>
             <w:r>
               <w:rPr>
@@ -1223,6 +1263,7 @@
           <w:p>
             <w:pPr>
               <w:spacing w:after="0" w:line="240" w:lineRule="auto"/>
+              <w:jc w:val="both"/>
             </w:pPr>
             <w:r>
               <w:rPr>
@@ -1252,6 +1293,7 @@
           <w:p>
             <w:pPr>
               <w:spacing w:after="0" w:line="240" w:lineRule="auto"/>
+              <w:jc w:val="both"/>
             </w:pPr>
             <w:r>
               <w:rPr>
@@ -1286,6 +1328,7 @@
           <w:p>
             <w:pPr>
               <w:spacing w:after="0" w:line="240" w:lineRule="auto"/>
+              <w:jc w:val="both"/>
             </w:pPr>
             <w:r>
               <w:rPr>
@@ -1315,6 +1358,7 @@
           <w:p>
             <w:pPr>
               <w:spacing w:after="0" w:line="240" w:lineRule="auto"/>
+              <w:jc w:val="both"/>
             </w:pPr>
             <w:r>
               <w:rPr>
@@ -1344,6 +1388,7 @@
           <w:p>
             <w:pPr>
               <w:spacing w:after="0" w:line="240" w:lineRule="auto"/>
+              <w:jc w:val="both"/>
             </w:pPr>
             <w:r>
               <w:rPr>
@@ -1407,6 +1452,7 @@
           <w:p>
             <w:pPr>
               <w:spacing w:after="0" w:line="240" w:lineRule="auto"/>
+              <w:jc w:val="both"/>
             </w:pPr>
             <w:r>
               <w:rPr>
@@ -1436,6 +1482,7 @@
           <w:p>
             <w:pPr>
               <w:spacing w:after="0" w:line="240" w:lineRule="auto"/>
+              <w:jc w:val="both"/>
             </w:pPr>
             <w:r>
               <w:rPr>
@@ -1470,6 +1517,7 @@
           <w:p>
             <w:pPr>
               <w:spacing w:after="0" w:line="240" w:lineRule="auto"/>
+              <w:jc w:val="both"/>
             </w:pPr>
             <w:r>
               <w:rPr>
@@ -1499,6 +1547,7 @@
           <w:p>
             <w:pPr>
               <w:spacing w:after="0" w:line="240" w:lineRule="auto"/>
+              <w:jc w:val="both"/>
             </w:pPr>
             <w:r>
               <w:rPr>
@@ -1528,6 +1577,7 @@
           <w:p>
             <w:pPr>
               <w:spacing w:after="0" w:line="240" w:lineRule="auto"/>
+              <w:jc w:val="both"/>
             </w:pPr>
             <w:r>
               <w:rPr>
@@ -1562,6 +1612,7 @@
           <w:p>
             <w:pPr>
               <w:spacing w:after="0" w:line="240" w:lineRule="auto"/>
+              <w:jc w:val="both"/>
             </w:pPr>
             <w:r>
               <w:rPr>
@@ -1591,6 +1642,7 @@
           <w:p>
             <w:pPr>
               <w:spacing w:after="0" w:line="240" w:lineRule="auto"/>
+              <w:jc w:val="both"/>
             </w:pPr>
             <w:r>
               <w:rPr>
@@ -1620,6 +1672,7 @@
           <w:p>
             <w:pPr>
               <w:spacing w:after="0" w:line="240" w:lineRule="auto"/>
+              <w:jc w:val="both"/>
             </w:pPr>
             <w:r>
               <w:rPr>
@@ -1654,6 +1707,7 @@
           <w:p>
             <w:pPr>
               <w:spacing w:after="0" w:line="240" w:lineRule="auto"/>
+              <w:jc w:val="both"/>
             </w:pPr>
             <w:proofErr w:type="spellStart"/>
             <w:r>
@@ -1692,6 +1746,7 @@
           <w:p>
             <w:pPr>
               <w:spacing w:after="0" w:line="240" w:lineRule="auto"/>
+              <w:jc w:val="both"/>
             </w:pPr>
             <w:r>
               <w:rPr>
@@ -1721,6 +1776,7 @@
           <w:p>
             <w:pPr>
               <w:spacing w:after="0" w:line="240" w:lineRule="auto"/>
+              <w:jc w:val="both"/>
             </w:pPr>
             <w:r>
               <w:rPr>
@@ -1755,6 +1811,7 @@
           <w:p>
             <w:pPr>
               <w:spacing w:after="0" w:line="240" w:lineRule="auto"/>
+              <w:jc w:val="both"/>
             </w:pPr>
             <w:r>
               <w:rPr>
@@ -1784,6 +1841,7 @@
           <w:p>
             <w:pPr>
               <w:spacing w:after="0" w:line="240" w:lineRule="auto"/>
+              <w:jc w:val="both"/>
             </w:pPr>
             <w:r>
               <w:rPr>
@@ -1813,6 +1871,7 @@
           <w:p>
             <w:pPr>
               <w:spacing w:after="0" w:line="240" w:lineRule="auto"/>
+              <w:jc w:val="both"/>
             </w:pPr>
             <w:r>
               <w:rPr>
@@ -1847,6 +1906,7 @@
           <w:p>
             <w:pPr>
               <w:spacing w:after="0" w:line="240" w:lineRule="auto"/>
+              <w:jc w:val="both"/>
             </w:pPr>
             <w:r>
               <w:rPr>
@@ -1876,6 +1936,7 @@
           <w:p>
             <w:pPr>
               <w:spacing w:after="0" w:line="240" w:lineRule="auto"/>
+              <w:jc w:val="both"/>
             </w:pPr>
             <w:r>
               <w:rPr>
@@ -1905,6 +1966,7 @@
           <w:p>
             <w:pPr>
               <w:spacing w:after="0" w:line="240" w:lineRule="auto"/>
+              <w:jc w:val="both"/>
             </w:pPr>
             <w:r>
               <w:rPr>
@@ -1920,6 +1982,7 @@
     <w:p>
       <w:pPr>
         <w:spacing w:before="60"/>
+        <w:jc w:val="both"/>
       </w:pPr>
       <w:r>
         <w:rPr>
@@ -1930,6 +1993,9 @@
       </w:r>
     </w:p>
     <w:p>
+      <w:pPr>
+        <w:jc w:val="both"/>
+      </w:pPr>
       <w:r>
         <w:t>Only the National Audit is a measurement; the carrier maps are predictions, and the NT Government list has not changed since 2022.</w:t>
       </w:r>
@@ -1937,12 +2003,16 @@
     <w:p>
       <w:pPr>
         <w:pStyle w:val="Heading2"/>
+        <w:jc w:val="both"/>
       </w:pPr>
       <w:r>
         <w:t>Step 2: Testing whether the connection is good enough</w:t>
       </w:r>
     </w:p>
     <w:p>
+      <w:pPr>
+        <w:jc w:val="both"/>
+      </w:pPr>
       <w:r>
         <w:t>For each community Crosscheck finds the best available path (fixed line, fixed wireless, terrestrial mobile or satellite) and tests it against each service's published requirement:</w:t>
       </w:r>
@@ -1955,6 +2025,7 @@
           <w:numId w:val="3"/>
         </w:numPr>
         <w:spacing w:after="60"/>
+        <w:jc w:val="both"/>
       </w:pPr>
       <w:r>
         <w:rPr>
@@ -2015,6 +2086,7 @@
           <w:numId w:val="3"/>
         </w:numPr>
         <w:spacing w:after="60"/>
+        <w:jc w:val="both"/>
       </w:pPr>
       <w:r>
         <w:rPr>
@@ -2035,6 +2107,7 @@
           <w:numId w:val="3"/>
         </w:numPr>
         <w:spacing w:after="60"/>
+        <w:jc w:val="both"/>
       </w:pPr>
       <w:r>
         <w:rPr>
@@ -2071,6 +2144,7 @@
           <w:numId w:val="3"/>
         </w:numPr>
         <w:spacing w:after="60"/>
+        <w:jc w:val="both"/>
       </w:pPr>
       <w:r>
         <w:rPr>
@@ -2086,12 +2160,16 @@
     <w:p>
       <w:pPr>
         <w:pStyle w:val="Heading2"/>
+        <w:jc w:val="both"/>
       </w:pPr>
       <w:r>
         <w:t>Step 3: Rating how far each coverage claim can be trusted</w:t>
       </w:r>
     </w:p>
     <w:p>
+      <w:pPr>
+        <w:jc w:val="both"/>
+      </w:pPr>
       <w:r>
         <w:t>A small logistic regression model (scikit-learn) ranks how reliable a coverage claim is. It learns from the National Audit's drive tests: 3,919 sample points along audited roads, 111 of which lie where the drive test found no signal inside a carrier's claimed coverage (a 2.8% base rate). Inputs include nearby licensed transmitters and how many sources claim coverage. Validated by holding out whole ABS SA3 regions, with a pass mark fixed before the first fit, the pooled out-of-region AUC is 0.79; two of the five folds held no contradicted samples, so this rests on three. Each community gets a word, not a probability: high, medium or low reliability, or none when no source claims coverage.</w:t>
       </w:r>
@@ -2099,13 +2177,16 @@
     <w:p>
       <w:pPr>
         <w:pStyle w:val="Heading2"/>
-      </w:pPr>
-      <w:r>
-        <w:lastRenderedPageBreak/>
+        <w:jc w:val="both"/>
+      </w:pPr>
+      <w:r>
         <w:t>Step 4: Grouping and ranking communities for action</w:t>
       </w:r>
     </w:p>
     <w:p>
+      <w:pPr>
+        <w:jc w:val="both"/>
+      </w:pPr>
       <w:r>
         <w:t xml:space="preserve">Communities are first grouped by their verdicts: </w:t>
       </w:r>
@@ -2186,6 +2267,7 @@
           <w:p>
             <w:pPr>
               <w:spacing w:after="0" w:line="240" w:lineRule="auto"/>
+              <w:jc w:val="center"/>
             </w:pPr>
             <w:r>
               <w:rPr>
@@ -2255,6 +2337,7 @@
           <w:p>
             <w:pPr>
               <w:spacing w:after="0" w:line="240" w:lineRule="auto"/>
+              <w:jc w:val="both"/>
             </w:pPr>
             <w:r>
               <w:rPr>
@@ -2319,6 +2402,7 @@
           <w:p>
             <w:pPr>
               <w:spacing w:after="0" w:line="240" w:lineRule="auto"/>
+              <w:jc w:val="both"/>
             </w:pPr>
             <w:r>
               <w:rPr>
@@ -2383,6 +2467,7 @@
           <w:p>
             <w:pPr>
               <w:spacing w:after="0" w:line="240" w:lineRule="auto"/>
+              <w:jc w:val="both"/>
             </w:pPr>
             <w:r>
               <w:rPr>
@@ -2447,6 +2532,7 @@
           <w:p>
             <w:pPr>
               <w:spacing w:after="0" w:line="240" w:lineRule="auto"/>
+              <w:jc w:val="both"/>
             </w:pPr>
             <w:r>
               <w:rPr>
@@ -2511,6 +2597,7 @@
           <w:p>
             <w:pPr>
               <w:spacing w:after="0" w:line="240" w:lineRule="auto"/>
+              <w:jc w:val="both"/>
             </w:pPr>
             <w:r>
               <w:rPr>
@@ -2575,6 +2662,7 @@
           <w:p>
             <w:pPr>
               <w:spacing w:after="0" w:line="240" w:lineRule="auto"/>
+              <w:jc w:val="both"/>
             </w:pPr>
             <w:r>
               <w:rPr>
@@ -2639,6 +2727,7 @@
           <w:p>
             <w:pPr>
               <w:spacing w:after="0" w:line="240" w:lineRule="auto"/>
+              <w:jc w:val="both"/>
             </w:pPr>
             <w:r>
               <w:rPr>
@@ -2703,6 +2792,7 @@
           <w:p>
             <w:pPr>
               <w:spacing w:after="0" w:line="240" w:lineRule="auto"/>
+              <w:jc w:val="both"/>
             </w:pPr>
             <w:r>
               <w:rPr>
@@ -2767,6 +2857,7 @@
           <w:p>
             <w:pPr>
               <w:spacing w:after="0" w:line="240" w:lineRule="auto"/>
+              <w:jc w:val="both"/>
             </w:pPr>
             <w:r>
               <w:rPr>
@@ -2812,9 +2903,13 @@
     <w:p>
       <w:pPr>
         <w:spacing w:after="60"/>
-      </w:pPr>
-    </w:p>
-    <w:p>
+        <w:jc w:val="both"/>
+      </w:pPr>
+    </w:p>
+    <w:p>
+      <w:pPr>
+        <w:jc w:val="both"/>
+      </w:pPr>
       <w:r>
         <w:t>The weights are a judgement, so we tested them: moving any single weight to half or one-and-a-half times its value keeps all 10 of the top 10 in place (Spearman's rho at least 0.995). Each community's action comes from fixed rules (Finding 5), not from the weights.</w:t>
       </w:r>
@@ -2822,12 +2917,16 @@
     <w:p>
       <w:pPr>
         <w:pStyle w:val="Heading2"/>
+        <w:jc w:val="both"/>
       </w:pPr>
       <w:r>
         <w:t>Step 5: The offline app</w:t>
       </w:r>
     </w:p>
     <w:p>
+      <w:pPr>
+        <w:jc w:val="both"/>
+      </w:pPr>
       <w:r>
         <w:t>The results ship as a web app of about 1 MB that runs in any phone browser without internet. One phone can pass an updated version to another by showing a loop of QR codes, with no Wi-Fi, data or Bluetooth. "Report here" lets residents save their phone's rough connection estimate and share it by QR code or SMS if they choose. The app computes no verdict and runs no model.</w:t>
       </w:r>
@@ -2835,6 +2934,7 @@
     <w:p>
       <w:pPr>
         <w:pStyle w:val="Heading1"/>
+        <w:jc w:val="both"/>
       </w:pPr>
       <w:bookmarkStart w:id="3" w:name="sec_findings"/>
       <w:r>
@@ -2845,12 +2945,16 @@
     <w:p>
       <w:pPr>
         <w:pStyle w:val="Heading2"/>
+        <w:jc w:val="both"/>
       </w:pPr>
       <w:r>
         <w:t>Finding 1: One in three communities has conflicting coverage data</w:t>
       </w:r>
     </w:p>
     <w:p>
+      <w:pPr>
+        <w:jc w:val="both"/>
+      </w:pPr>
       <w:r>
         <w:t xml:space="preserve">Of the 96 communities, the four published claims all agree on coverage for 54 and on no coverage for 11; for 31 they disagree. The most common disagreement (8 communities) is a licensed site within 5 km that no carrier map, government list or </w:t>
       </w:r>
@@ -2882,6 +2986,7 @@
     <w:p>
       <w:pPr>
         <w:pStyle w:val="Heading2"/>
+        <w:jc w:val="both"/>
       </w:pPr>
       <w:r>
         <w:t>Finding 2: Telehealth video depends on an unmeasured link almost everywhere</w:t>
@@ -2954,8 +3059,10 @@
       </w:r>
     </w:p>
     <w:p>
-      <w:r>
-        <w:lastRenderedPageBreak/>
+      <w:pPr>
+        <w:jc w:val="both"/>
+      </w:pPr>
+      <w:r>
         <w:t xml:space="preserve">"No data" means no health centre or school is recorded there. 95 of 96 communities have only satellite for fixed internet, and its 664.9 </w:t>
       </w:r>
       <w:proofErr w:type="spellStart"/>
@@ -2984,6 +3091,9 @@
       </w:r>
     </w:p>
     <w:p>
+      <w:pPr>
+        <w:jc w:val="both"/>
+      </w:pPr>
       <w:r>
         <w:t>Voice is more urgent. In 17 communities (1,140 people, 8 with a health centre) no public source records a mobile voice or SMS path, so mobile calls neither leave nor reach them. Landlines and satellite phones are not in any source used here.</w:t>
       </w:r>
@@ -2991,12 +3101,16 @@
     <w:p>
       <w:pPr>
         <w:pStyle w:val="Heading2"/>
+        <w:jc w:val="both"/>
       </w:pPr>
       <w:r>
         <w:t>Finding 3: Many coverage claims are not backed by measurement</w:t>
       </w:r>
     </w:p>
     <w:p>
+      <w:pPr>
+        <w:jc w:val="both"/>
+      </w:pPr>
       <w:r>
         <w:t>Reliability ratings across the 96: high 8 communities (about 2,325 people), medium 29 (about 15,598), low 37 (about 17,536) and none 22 (about 1,596). Low ratings share a pattern: several sources say "covered" but few licensed transmitters stand nearby, which suggests predicted coverage has been extended where the signal was never confirmed.</w:t>
       </w:r>
@@ -3004,12 +3118,16 @@
     <w:p>
       <w:pPr>
         <w:pStyle w:val="Heading2"/>
+        <w:jc w:val="both"/>
       </w:pPr>
       <w:r>
         <w:t>Finding 4: The communities most in need of action</w:t>
       </w:r>
     </w:p>
     <w:p>
+      <w:pPr>
+        <w:jc w:val="both"/>
+      </w:pPr>
       <w:r>
         <w:t>The service-gap group comes first, and it is concentrated: 11 of its 20 communities are in East Arnhem and Big Rivers (Figure 2). Its top ten all have a health centre on a satellite-only path where telehealth fails, and eight of them have no recorded mobile voice path either:</w:t>
       </w:r>
@@ -3266,6 +3384,98 @@
           <w:p>
             <w:pPr>
               <w:spacing w:after="0" w:line="240" w:lineRule="auto"/>
+              <w:jc w:val="both"/>
+            </w:pPr>
+            <w:r>
+              <w:rPr>
+                <w:sz w:val="20"/>
+                <w:szCs w:val="20"/>
+              </w:rPr>
+              <w:t>1</w:t>
+            </w:r>
+          </w:p>
+        </w:tc>
+        <w:tc>
+          <w:tcPr>
+            <w:tcW w:w="1750" w:type="dxa"/>
+            <w:tcBorders>
+              <w:top w:val="single" w:sz="4" w:space="0" w:color="808080"/>
+              <w:left w:val="single" w:sz="4" w:space="0" w:color="808080"/>
+              <w:bottom w:val="single" w:sz="4" w:space="0" w:color="808080"/>
+              <w:right w:val="single" w:sz="4" w:space="0" w:color="808080"/>
+            </w:tcBorders>
+            <w:tcMar>
+              <w:top w:w="40" w:type="dxa"/>
+              <w:left w:w="80" w:type="dxa"/>
+              <w:bottom w:w="40" w:type="dxa"/>
+              <w:right w:w="80" w:type="dxa"/>
+            </w:tcMar>
+          </w:tcPr>
+          <w:p>
+            <w:pPr>
+              <w:spacing w:after="0" w:line="240" w:lineRule="auto"/>
+              <w:jc w:val="both"/>
+            </w:pPr>
+            <w:proofErr w:type="spellStart"/>
+            <w:r>
+              <w:rPr>
+                <w:sz w:val="20"/>
+                <w:szCs w:val="20"/>
+              </w:rPr>
+              <w:t>Nitjpurru</w:t>
+            </w:r>
+            <w:proofErr w:type="spellEnd"/>
+          </w:p>
+        </w:tc>
+        <w:tc>
+          <w:tcPr>
+            <w:tcW w:w="1800" w:type="dxa"/>
+            <w:tcBorders>
+              <w:top w:val="single" w:sz="4" w:space="0" w:color="808080"/>
+              <w:left w:val="single" w:sz="4" w:space="0" w:color="808080"/>
+              <w:bottom w:val="single" w:sz="4" w:space="0" w:color="808080"/>
+              <w:right w:val="single" w:sz="4" w:space="0" w:color="808080"/>
+            </w:tcBorders>
+            <w:tcMar>
+              <w:top w:w="40" w:type="dxa"/>
+              <w:left w:w="80" w:type="dxa"/>
+              <w:bottom w:w="40" w:type="dxa"/>
+              <w:right w:w="80" w:type="dxa"/>
+            </w:tcMar>
+          </w:tcPr>
+          <w:p>
+            <w:pPr>
+              <w:spacing w:after="0" w:line="240" w:lineRule="auto"/>
+              <w:jc w:val="both"/>
+            </w:pPr>
+            <w:r>
+              <w:rPr>
+                <w:sz w:val="20"/>
+                <w:szCs w:val="20"/>
+              </w:rPr>
+              <w:t>Big Rivers</w:t>
+            </w:r>
+          </w:p>
+        </w:tc>
+        <w:tc>
+          <w:tcPr>
+            <w:tcW w:w="900" w:type="dxa"/>
+            <w:tcBorders>
+              <w:top w:val="single" w:sz="4" w:space="0" w:color="808080"/>
+              <w:left w:val="single" w:sz="4" w:space="0" w:color="808080"/>
+              <w:bottom w:val="single" w:sz="4" w:space="0" w:color="808080"/>
+              <w:right w:val="single" w:sz="4" w:space="0" w:color="808080"/>
+            </w:tcBorders>
+            <w:tcMar>
+              <w:top w:w="40" w:type="dxa"/>
+              <w:left w:w="80" w:type="dxa"/>
+              <w:bottom w:w="40" w:type="dxa"/>
+              <w:right w:w="80" w:type="dxa"/>
+            </w:tcMar>
+          </w:tcPr>
+          <w:p>
+            <w:pPr>
+              <w:spacing w:after="0" w:line="240" w:lineRule="auto"/>
               <w:jc w:val="center"/>
             </w:pPr>
             <w:r>
@@ -3273,7 +3483,46 @@
                 <w:sz w:val="20"/>
                 <w:szCs w:val="20"/>
               </w:rPr>
-              <w:t>1</w:t>
+              <w:t>0.608</w:t>
+            </w:r>
+          </w:p>
+        </w:tc>
+        <w:tc>
+          <w:tcPr>
+            <w:tcW w:w="2126" w:type="dxa"/>
+            <w:tcBorders>
+              <w:top w:val="single" w:sz="4" w:space="0" w:color="808080"/>
+              <w:left w:val="single" w:sz="4" w:space="0" w:color="808080"/>
+              <w:bottom w:val="single" w:sz="4" w:space="0" w:color="808080"/>
+              <w:right w:val="single" w:sz="4" w:space="0" w:color="808080"/>
+            </w:tcBorders>
+            <w:tcMar>
+              <w:top w:w="40" w:type="dxa"/>
+              <w:left w:w="80" w:type="dxa"/>
+              <w:bottom w:w="40" w:type="dxa"/>
+              <w:right w:w="80" w:type="dxa"/>
+            </w:tcMar>
+          </w:tcPr>
+          <w:p>
+            <w:pPr>
+              <w:spacing w:after="0" w:line="240" w:lineRule="auto"/>
+              <w:jc w:val="both"/>
+            </w:pPr>
+            <w:proofErr w:type="gramStart"/>
+            <w:r>
+              <w:rPr>
+                <w:sz w:val="20"/>
+                <w:szCs w:val="20"/>
+              </w:rPr>
+              <w:t>Low-latency</w:t>
+            </w:r>
+            <w:proofErr w:type="gramEnd"/>
+            <w:r>
+              <w:rPr>
+                <w:sz w:val="20"/>
+                <w:szCs w:val="20"/>
+              </w:rPr>
+              <w:t xml:space="preserve"> backhaul</w:t>
             </w:r>
           </w:p>
         </w:tc>
@@ -3296,138 +3545,7 @@
           <w:p>
             <w:pPr>
               <w:spacing w:after="0" w:line="240" w:lineRule="auto"/>
-              <w:jc w:val="center"/>
-            </w:pPr>
-            <w:proofErr w:type="spellStart"/>
-            <w:r>
-              <w:rPr>
-                <w:sz w:val="20"/>
-                <w:szCs w:val="20"/>
-              </w:rPr>
-              <w:t>Nitjpurru</w:t>
-            </w:r>
-            <w:proofErr w:type="spellEnd"/>
-          </w:p>
-        </w:tc>
-        <w:tc>
-          <w:tcPr>
-            <w:tcW w:w="1800" w:type="dxa"/>
-            <w:tcBorders>
-              <w:top w:val="single" w:sz="4" w:space="0" w:color="808080"/>
-              <w:left w:val="single" w:sz="4" w:space="0" w:color="808080"/>
-              <w:bottom w:val="single" w:sz="4" w:space="0" w:color="808080"/>
-              <w:right w:val="single" w:sz="4" w:space="0" w:color="808080"/>
-            </w:tcBorders>
-            <w:tcMar>
-              <w:top w:w="40" w:type="dxa"/>
-              <w:left w:w="80" w:type="dxa"/>
-              <w:bottom w:w="40" w:type="dxa"/>
-              <w:right w:w="80" w:type="dxa"/>
-            </w:tcMar>
-          </w:tcPr>
-          <w:p>
-            <w:pPr>
-              <w:spacing w:after="0" w:line="240" w:lineRule="auto"/>
-              <w:jc w:val="center"/>
-            </w:pPr>
-            <w:r>
-              <w:rPr>
-                <w:sz w:val="20"/>
-                <w:szCs w:val="20"/>
-              </w:rPr>
-              <w:t>Big Rivers</w:t>
-            </w:r>
-          </w:p>
-        </w:tc>
-        <w:tc>
-          <w:tcPr>
-            <w:tcW w:w="900" w:type="dxa"/>
-            <w:tcBorders>
-              <w:top w:val="single" w:sz="4" w:space="0" w:color="808080"/>
-              <w:left w:val="single" w:sz="4" w:space="0" w:color="808080"/>
-              <w:bottom w:val="single" w:sz="4" w:space="0" w:color="808080"/>
-              <w:right w:val="single" w:sz="4" w:space="0" w:color="808080"/>
-            </w:tcBorders>
-            <w:tcMar>
-              <w:top w:w="40" w:type="dxa"/>
-              <w:left w:w="80" w:type="dxa"/>
-              <w:bottom w:w="40" w:type="dxa"/>
-              <w:right w:w="80" w:type="dxa"/>
-            </w:tcMar>
-          </w:tcPr>
-          <w:p>
-            <w:pPr>
-              <w:spacing w:after="0" w:line="240" w:lineRule="auto"/>
-              <w:jc w:val="center"/>
-            </w:pPr>
-            <w:r>
-              <w:rPr>
-                <w:sz w:val="20"/>
-                <w:szCs w:val="20"/>
-              </w:rPr>
-              <w:t>0.608</w:t>
-            </w:r>
-          </w:p>
-        </w:tc>
-        <w:tc>
-          <w:tcPr>
-            <w:tcW w:w="2126" w:type="dxa"/>
-            <w:tcBorders>
-              <w:top w:val="single" w:sz="4" w:space="0" w:color="808080"/>
-              <w:left w:val="single" w:sz="4" w:space="0" w:color="808080"/>
-              <w:bottom w:val="single" w:sz="4" w:space="0" w:color="808080"/>
-              <w:right w:val="single" w:sz="4" w:space="0" w:color="808080"/>
-            </w:tcBorders>
-            <w:tcMar>
-              <w:top w:w="40" w:type="dxa"/>
-              <w:left w:w="80" w:type="dxa"/>
-              <w:bottom w:w="40" w:type="dxa"/>
-              <w:right w:w="80" w:type="dxa"/>
-            </w:tcMar>
-          </w:tcPr>
-          <w:p>
-            <w:pPr>
-              <w:spacing w:after="0" w:line="240" w:lineRule="auto"/>
-              <w:jc w:val="center"/>
-            </w:pPr>
-            <w:proofErr w:type="gramStart"/>
-            <w:r>
-              <w:rPr>
-                <w:sz w:val="20"/>
-                <w:szCs w:val="20"/>
-              </w:rPr>
-              <w:t>Low-latency</w:t>
-            </w:r>
-            <w:proofErr w:type="gramEnd"/>
-            <w:r>
-              <w:rPr>
-                <w:sz w:val="20"/>
-                <w:szCs w:val="20"/>
-              </w:rPr>
-              <w:t xml:space="preserve"> backhaul</w:t>
-            </w:r>
-          </w:p>
-        </w:tc>
-        <w:tc>
-          <w:tcPr>
-            <w:tcW w:w="1750" w:type="dxa"/>
-            <w:tcBorders>
-              <w:top w:val="single" w:sz="4" w:space="0" w:color="808080"/>
-              <w:left w:val="single" w:sz="4" w:space="0" w:color="808080"/>
-              <w:bottom w:val="single" w:sz="4" w:space="0" w:color="808080"/>
-              <w:right w:val="single" w:sz="4" w:space="0" w:color="808080"/>
-            </w:tcBorders>
-            <w:tcMar>
-              <w:top w:w="40" w:type="dxa"/>
-              <w:left w:w="80" w:type="dxa"/>
-              <w:bottom w:w="40" w:type="dxa"/>
-              <w:right w:w="80" w:type="dxa"/>
-            </w:tcMar>
-          </w:tcPr>
-          <w:p>
-            <w:pPr>
-              <w:spacing w:after="0" w:line="240" w:lineRule="auto"/>
-              <w:jc w:val="center"/>
+              <w:jc w:val="both"/>
             </w:pPr>
             <w:r>
               <w:rPr>
@@ -3471,6 +3589,98 @@
           <w:p>
             <w:pPr>
               <w:spacing w:after="0" w:line="240" w:lineRule="auto"/>
+              <w:jc w:val="both"/>
+            </w:pPr>
+            <w:r>
+              <w:rPr>
+                <w:sz w:val="20"/>
+                <w:szCs w:val="20"/>
+              </w:rPr>
+              <w:t>2</w:t>
+            </w:r>
+          </w:p>
+        </w:tc>
+        <w:tc>
+          <w:tcPr>
+            <w:tcW w:w="1750" w:type="dxa"/>
+            <w:tcBorders>
+              <w:top w:val="single" w:sz="4" w:space="0" w:color="808080"/>
+              <w:left w:val="single" w:sz="4" w:space="0" w:color="808080"/>
+              <w:bottom w:val="single" w:sz="4" w:space="0" w:color="808080"/>
+              <w:right w:val="single" w:sz="4" w:space="0" w:color="808080"/>
+            </w:tcBorders>
+            <w:tcMar>
+              <w:top w:w="40" w:type="dxa"/>
+              <w:left w:w="80" w:type="dxa"/>
+              <w:bottom w:w="40" w:type="dxa"/>
+              <w:right w:w="80" w:type="dxa"/>
+            </w:tcMar>
+          </w:tcPr>
+          <w:p>
+            <w:pPr>
+              <w:spacing w:after="0" w:line="240" w:lineRule="auto"/>
+              <w:jc w:val="both"/>
+            </w:pPr>
+            <w:proofErr w:type="spellStart"/>
+            <w:r>
+              <w:rPr>
+                <w:sz w:val="20"/>
+                <w:szCs w:val="20"/>
+              </w:rPr>
+              <w:t>Amanbidji</w:t>
+            </w:r>
+            <w:proofErr w:type="spellEnd"/>
+          </w:p>
+        </w:tc>
+        <w:tc>
+          <w:tcPr>
+            <w:tcW w:w="1800" w:type="dxa"/>
+            <w:tcBorders>
+              <w:top w:val="single" w:sz="4" w:space="0" w:color="808080"/>
+              <w:left w:val="single" w:sz="4" w:space="0" w:color="808080"/>
+              <w:bottom w:val="single" w:sz="4" w:space="0" w:color="808080"/>
+              <w:right w:val="single" w:sz="4" w:space="0" w:color="808080"/>
+            </w:tcBorders>
+            <w:tcMar>
+              <w:top w:w="40" w:type="dxa"/>
+              <w:left w:w="80" w:type="dxa"/>
+              <w:bottom w:w="40" w:type="dxa"/>
+              <w:right w:w="80" w:type="dxa"/>
+            </w:tcMar>
+          </w:tcPr>
+          <w:p>
+            <w:pPr>
+              <w:spacing w:after="0" w:line="240" w:lineRule="auto"/>
+              <w:jc w:val="both"/>
+            </w:pPr>
+            <w:r>
+              <w:rPr>
+                <w:sz w:val="20"/>
+                <w:szCs w:val="20"/>
+              </w:rPr>
+              <w:t>Big Rivers</w:t>
+            </w:r>
+          </w:p>
+        </w:tc>
+        <w:tc>
+          <w:tcPr>
+            <w:tcW w:w="900" w:type="dxa"/>
+            <w:tcBorders>
+              <w:top w:val="single" w:sz="4" w:space="0" w:color="808080"/>
+              <w:left w:val="single" w:sz="4" w:space="0" w:color="808080"/>
+              <w:bottom w:val="single" w:sz="4" w:space="0" w:color="808080"/>
+              <w:right w:val="single" w:sz="4" w:space="0" w:color="808080"/>
+            </w:tcBorders>
+            <w:tcMar>
+              <w:top w:w="40" w:type="dxa"/>
+              <w:left w:w="80" w:type="dxa"/>
+              <w:bottom w:w="40" w:type="dxa"/>
+              <w:right w:w="80" w:type="dxa"/>
+            </w:tcMar>
+          </w:tcPr>
+          <w:p>
+            <w:pPr>
+              <w:spacing w:after="0" w:line="240" w:lineRule="auto"/>
               <w:jc w:val="center"/>
             </w:pPr>
             <w:r>
@@ -3478,7 +3688,46 @@
                 <w:sz w:val="20"/>
                 <w:szCs w:val="20"/>
               </w:rPr>
-              <w:t>2</w:t>
+              <w:t>0.596</w:t>
+            </w:r>
+          </w:p>
+        </w:tc>
+        <w:tc>
+          <w:tcPr>
+            <w:tcW w:w="2126" w:type="dxa"/>
+            <w:tcBorders>
+              <w:top w:val="single" w:sz="4" w:space="0" w:color="808080"/>
+              <w:left w:val="single" w:sz="4" w:space="0" w:color="808080"/>
+              <w:bottom w:val="single" w:sz="4" w:space="0" w:color="808080"/>
+              <w:right w:val="single" w:sz="4" w:space="0" w:color="808080"/>
+            </w:tcBorders>
+            <w:tcMar>
+              <w:top w:w="40" w:type="dxa"/>
+              <w:left w:w="80" w:type="dxa"/>
+              <w:bottom w:w="40" w:type="dxa"/>
+              <w:right w:w="80" w:type="dxa"/>
+            </w:tcMar>
+          </w:tcPr>
+          <w:p>
+            <w:pPr>
+              <w:spacing w:after="0" w:line="240" w:lineRule="auto"/>
+              <w:jc w:val="both"/>
+            </w:pPr>
+            <w:proofErr w:type="gramStart"/>
+            <w:r>
+              <w:rPr>
+                <w:sz w:val="20"/>
+                <w:szCs w:val="20"/>
+              </w:rPr>
+              <w:t>Low-latency</w:t>
+            </w:r>
+            <w:proofErr w:type="gramEnd"/>
+            <w:r>
+              <w:rPr>
+                <w:sz w:val="20"/>
+                <w:szCs w:val="20"/>
+              </w:rPr>
+              <w:t xml:space="preserve"> backhaul</w:t>
             </w:r>
           </w:p>
         </w:tc>
@@ -3501,138 +3750,7 @@
           <w:p>
             <w:pPr>
               <w:spacing w:after="0" w:line="240" w:lineRule="auto"/>
-              <w:jc w:val="center"/>
-            </w:pPr>
-            <w:proofErr w:type="spellStart"/>
-            <w:r>
-              <w:rPr>
-                <w:sz w:val="20"/>
-                <w:szCs w:val="20"/>
-              </w:rPr>
-              <w:t>Amanbidji</w:t>
-            </w:r>
-            <w:proofErr w:type="spellEnd"/>
-          </w:p>
-        </w:tc>
-        <w:tc>
-          <w:tcPr>
-            <w:tcW w:w="1800" w:type="dxa"/>
-            <w:tcBorders>
-              <w:top w:val="single" w:sz="4" w:space="0" w:color="808080"/>
-              <w:left w:val="single" w:sz="4" w:space="0" w:color="808080"/>
-              <w:bottom w:val="single" w:sz="4" w:space="0" w:color="808080"/>
-              <w:right w:val="single" w:sz="4" w:space="0" w:color="808080"/>
-            </w:tcBorders>
-            <w:tcMar>
-              <w:top w:w="40" w:type="dxa"/>
-              <w:left w:w="80" w:type="dxa"/>
-              <w:bottom w:w="40" w:type="dxa"/>
-              <w:right w:w="80" w:type="dxa"/>
-            </w:tcMar>
-          </w:tcPr>
-          <w:p>
-            <w:pPr>
-              <w:spacing w:after="0" w:line="240" w:lineRule="auto"/>
-              <w:jc w:val="center"/>
-            </w:pPr>
-            <w:r>
-              <w:rPr>
-                <w:sz w:val="20"/>
-                <w:szCs w:val="20"/>
-              </w:rPr>
-              <w:t>Big Rivers</w:t>
-            </w:r>
-          </w:p>
-        </w:tc>
-        <w:tc>
-          <w:tcPr>
-            <w:tcW w:w="900" w:type="dxa"/>
-            <w:tcBorders>
-              <w:top w:val="single" w:sz="4" w:space="0" w:color="808080"/>
-              <w:left w:val="single" w:sz="4" w:space="0" w:color="808080"/>
-              <w:bottom w:val="single" w:sz="4" w:space="0" w:color="808080"/>
-              <w:right w:val="single" w:sz="4" w:space="0" w:color="808080"/>
-            </w:tcBorders>
-            <w:tcMar>
-              <w:top w:w="40" w:type="dxa"/>
-              <w:left w:w="80" w:type="dxa"/>
-              <w:bottom w:w="40" w:type="dxa"/>
-              <w:right w:w="80" w:type="dxa"/>
-            </w:tcMar>
-          </w:tcPr>
-          <w:p>
-            <w:pPr>
-              <w:spacing w:after="0" w:line="240" w:lineRule="auto"/>
-              <w:jc w:val="center"/>
-            </w:pPr>
-            <w:r>
-              <w:rPr>
-                <w:sz w:val="20"/>
-                <w:szCs w:val="20"/>
-              </w:rPr>
-              <w:t>0.596</w:t>
-            </w:r>
-          </w:p>
-        </w:tc>
-        <w:tc>
-          <w:tcPr>
-            <w:tcW w:w="2126" w:type="dxa"/>
-            <w:tcBorders>
-              <w:top w:val="single" w:sz="4" w:space="0" w:color="808080"/>
-              <w:left w:val="single" w:sz="4" w:space="0" w:color="808080"/>
-              <w:bottom w:val="single" w:sz="4" w:space="0" w:color="808080"/>
-              <w:right w:val="single" w:sz="4" w:space="0" w:color="808080"/>
-            </w:tcBorders>
-            <w:tcMar>
-              <w:top w:w="40" w:type="dxa"/>
-              <w:left w:w="80" w:type="dxa"/>
-              <w:bottom w:w="40" w:type="dxa"/>
-              <w:right w:w="80" w:type="dxa"/>
-            </w:tcMar>
-          </w:tcPr>
-          <w:p>
-            <w:pPr>
-              <w:spacing w:after="0" w:line="240" w:lineRule="auto"/>
-              <w:jc w:val="center"/>
-            </w:pPr>
-            <w:proofErr w:type="gramStart"/>
-            <w:r>
-              <w:rPr>
-                <w:sz w:val="20"/>
-                <w:szCs w:val="20"/>
-              </w:rPr>
-              <w:t>Low-latency</w:t>
-            </w:r>
-            <w:proofErr w:type="gramEnd"/>
-            <w:r>
-              <w:rPr>
-                <w:sz w:val="20"/>
-                <w:szCs w:val="20"/>
-              </w:rPr>
-              <w:t xml:space="preserve"> backhaul</w:t>
-            </w:r>
-          </w:p>
-        </w:tc>
-        <w:tc>
-          <w:tcPr>
-            <w:tcW w:w="1750" w:type="dxa"/>
-            <w:tcBorders>
-              <w:top w:val="single" w:sz="4" w:space="0" w:color="808080"/>
-              <w:left w:val="single" w:sz="4" w:space="0" w:color="808080"/>
-              <w:bottom w:val="single" w:sz="4" w:space="0" w:color="808080"/>
-              <w:right w:val="single" w:sz="4" w:space="0" w:color="808080"/>
-            </w:tcBorders>
-            <w:tcMar>
-              <w:top w:w="40" w:type="dxa"/>
-              <w:left w:w="80" w:type="dxa"/>
-              <w:bottom w:w="40" w:type="dxa"/>
-              <w:right w:w="80" w:type="dxa"/>
-            </w:tcMar>
-          </w:tcPr>
-          <w:p>
-            <w:pPr>
-              <w:spacing w:after="0" w:line="240" w:lineRule="auto"/>
-              <w:jc w:val="center"/>
+              <w:jc w:val="both"/>
             </w:pPr>
             <w:r>
               <w:rPr>
@@ -3676,6 +3794,96 @@
           <w:p>
             <w:pPr>
               <w:spacing w:after="0" w:line="240" w:lineRule="auto"/>
+              <w:jc w:val="both"/>
+            </w:pPr>
+            <w:r>
+              <w:rPr>
+                <w:sz w:val="20"/>
+                <w:szCs w:val="20"/>
+              </w:rPr>
+              <w:t>3</w:t>
+            </w:r>
+          </w:p>
+        </w:tc>
+        <w:tc>
+          <w:tcPr>
+            <w:tcW w:w="1750" w:type="dxa"/>
+            <w:tcBorders>
+              <w:top w:val="single" w:sz="4" w:space="0" w:color="808080"/>
+              <w:left w:val="single" w:sz="4" w:space="0" w:color="808080"/>
+              <w:bottom w:val="single" w:sz="4" w:space="0" w:color="808080"/>
+              <w:right w:val="single" w:sz="4" w:space="0" w:color="808080"/>
+            </w:tcBorders>
+            <w:tcMar>
+              <w:top w:w="40" w:type="dxa"/>
+              <w:left w:w="80" w:type="dxa"/>
+              <w:bottom w:w="40" w:type="dxa"/>
+              <w:right w:w="80" w:type="dxa"/>
+            </w:tcMar>
+          </w:tcPr>
+          <w:p>
+            <w:pPr>
+              <w:spacing w:after="0" w:line="240" w:lineRule="auto"/>
+              <w:jc w:val="both"/>
+            </w:pPr>
+            <w:r>
+              <w:rPr>
+                <w:sz w:val="20"/>
+                <w:szCs w:val="20"/>
+              </w:rPr>
+              <w:t>Areyonga</w:t>
+            </w:r>
+          </w:p>
+        </w:tc>
+        <w:tc>
+          <w:tcPr>
+            <w:tcW w:w="1800" w:type="dxa"/>
+            <w:tcBorders>
+              <w:top w:val="single" w:sz="4" w:space="0" w:color="808080"/>
+              <w:left w:val="single" w:sz="4" w:space="0" w:color="808080"/>
+              <w:bottom w:val="single" w:sz="4" w:space="0" w:color="808080"/>
+              <w:right w:val="single" w:sz="4" w:space="0" w:color="808080"/>
+            </w:tcBorders>
+            <w:tcMar>
+              <w:top w:w="40" w:type="dxa"/>
+              <w:left w:w="80" w:type="dxa"/>
+              <w:bottom w:w="40" w:type="dxa"/>
+              <w:right w:w="80" w:type="dxa"/>
+            </w:tcMar>
+          </w:tcPr>
+          <w:p>
+            <w:pPr>
+              <w:spacing w:after="0" w:line="240" w:lineRule="auto"/>
+              <w:jc w:val="both"/>
+            </w:pPr>
+            <w:r>
+              <w:rPr>
+                <w:sz w:val="20"/>
+                <w:szCs w:val="20"/>
+              </w:rPr>
+              <w:t>Central Australia</w:t>
+            </w:r>
+          </w:p>
+        </w:tc>
+        <w:tc>
+          <w:tcPr>
+            <w:tcW w:w="900" w:type="dxa"/>
+            <w:tcBorders>
+              <w:top w:val="single" w:sz="4" w:space="0" w:color="808080"/>
+              <w:left w:val="single" w:sz="4" w:space="0" w:color="808080"/>
+              <w:bottom w:val="single" w:sz="4" w:space="0" w:color="808080"/>
+              <w:right w:val="single" w:sz="4" w:space="0" w:color="808080"/>
+            </w:tcBorders>
+            <w:tcMar>
+              <w:top w:w="40" w:type="dxa"/>
+              <w:left w:w="80" w:type="dxa"/>
+              <w:bottom w:w="40" w:type="dxa"/>
+              <w:right w:w="80" w:type="dxa"/>
+            </w:tcMar>
+          </w:tcPr>
+          <w:p>
+            <w:pPr>
+              <w:spacing w:after="0" w:line="240" w:lineRule="auto"/>
               <w:jc w:val="center"/>
             </w:pPr>
             <w:r>
@@ -3683,7 +3891,46 @@
                 <w:sz w:val="20"/>
                 <w:szCs w:val="20"/>
               </w:rPr>
-              <w:t>3</w:t>
+              <w:t>0.586</w:t>
+            </w:r>
+          </w:p>
+        </w:tc>
+        <w:tc>
+          <w:tcPr>
+            <w:tcW w:w="2126" w:type="dxa"/>
+            <w:tcBorders>
+              <w:top w:val="single" w:sz="4" w:space="0" w:color="808080"/>
+              <w:left w:val="single" w:sz="4" w:space="0" w:color="808080"/>
+              <w:bottom w:val="single" w:sz="4" w:space="0" w:color="808080"/>
+              <w:right w:val="single" w:sz="4" w:space="0" w:color="808080"/>
+            </w:tcBorders>
+            <w:tcMar>
+              <w:top w:w="40" w:type="dxa"/>
+              <w:left w:w="80" w:type="dxa"/>
+              <w:bottom w:w="40" w:type="dxa"/>
+              <w:right w:w="80" w:type="dxa"/>
+            </w:tcMar>
+          </w:tcPr>
+          <w:p>
+            <w:pPr>
+              <w:spacing w:after="0" w:line="240" w:lineRule="auto"/>
+              <w:jc w:val="both"/>
+            </w:pPr>
+            <w:proofErr w:type="gramStart"/>
+            <w:r>
+              <w:rPr>
+                <w:sz w:val="20"/>
+                <w:szCs w:val="20"/>
+              </w:rPr>
+              <w:t>Low-latency</w:t>
+            </w:r>
+            <w:proofErr w:type="gramEnd"/>
+            <w:r>
+              <w:rPr>
+                <w:sz w:val="20"/>
+                <w:szCs w:val="20"/>
+              </w:rPr>
+              <w:t xml:space="preserve"> backhaul</w:t>
             </w:r>
           </w:p>
         </w:tc>
@@ -3706,136 +3953,7 @@
           <w:p>
             <w:pPr>
               <w:spacing w:after="0" w:line="240" w:lineRule="auto"/>
-              <w:jc w:val="center"/>
-            </w:pPr>
-            <w:r>
-              <w:rPr>
-                <w:sz w:val="20"/>
-                <w:szCs w:val="20"/>
-              </w:rPr>
-              <w:t>Areyonga</w:t>
-            </w:r>
-          </w:p>
-        </w:tc>
-        <w:tc>
-          <w:tcPr>
-            <w:tcW w:w="1800" w:type="dxa"/>
-            <w:tcBorders>
-              <w:top w:val="single" w:sz="4" w:space="0" w:color="808080"/>
-              <w:left w:val="single" w:sz="4" w:space="0" w:color="808080"/>
-              <w:bottom w:val="single" w:sz="4" w:space="0" w:color="808080"/>
-              <w:right w:val="single" w:sz="4" w:space="0" w:color="808080"/>
-            </w:tcBorders>
-            <w:tcMar>
-              <w:top w:w="40" w:type="dxa"/>
-              <w:left w:w="80" w:type="dxa"/>
-              <w:bottom w:w="40" w:type="dxa"/>
-              <w:right w:w="80" w:type="dxa"/>
-            </w:tcMar>
-          </w:tcPr>
-          <w:p>
-            <w:pPr>
-              <w:spacing w:after="0" w:line="240" w:lineRule="auto"/>
-              <w:jc w:val="center"/>
-            </w:pPr>
-            <w:r>
-              <w:rPr>
-                <w:sz w:val="20"/>
-                <w:szCs w:val="20"/>
-              </w:rPr>
-              <w:t>Central Australia</w:t>
-            </w:r>
-          </w:p>
-        </w:tc>
-        <w:tc>
-          <w:tcPr>
-            <w:tcW w:w="900" w:type="dxa"/>
-            <w:tcBorders>
-              <w:top w:val="single" w:sz="4" w:space="0" w:color="808080"/>
-              <w:left w:val="single" w:sz="4" w:space="0" w:color="808080"/>
-              <w:bottom w:val="single" w:sz="4" w:space="0" w:color="808080"/>
-              <w:right w:val="single" w:sz="4" w:space="0" w:color="808080"/>
-            </w:tcBorders>
-            <w:tcMar>
-              <w:top w:w="40" w:type="dxa"/>
-              <w:left w:w="80" w:type="dxa"/>
-              <w:bottom w:w="40" w:type="dxa"/>
-              <w:right w:w="80" w:type="dxa"/>
-            </w:tcMar>
-          </w:tcPr>
-          <w:p>
-            <w:pPr>
-              <w:spacing w:after="0" w:line="240" w:lineRule="auto"/>
-              <w:jc w:val="center"/>
-            </w:pPr>
-            <w:r>
-              <w:rPr>
-                <w:sz w:val="20"/>
-                <w:szCs w:val="20"/>
-              </w:rPr>
-              <w:t>0.586</w:t>
-            </w:r>
-          </w:p>
-        </w:tc>
-        <w:tc>
-          <w:tcPr>
-            <w:tcW w:w="2126" w:type="dxa"/>
-            <w:tcBorders>
-              <w:top w:val="single" w:sz="4" w:space="0" w:color="808080"/>
-              <w:left w:val="single" w:sz="4" w:space="0" w:color="808080"/>
-              <w:bottom w:val="single" w:sz="4" w:space="0" w:color="808080"/>
-              <w:right w:val="single" w:sz="4" w:space="0" w:color="808080"/>
-            </w:tcBorders>
-            <w:tcMar>
-              <w:top w:w="40" w:type="dxa"/>
-              <w:left w:w="80" w:type="dxa"/>
-              <w:bottom w:w="40" w:type="dxa"/>
-              <w:right w:w="80" w:type="dxa"/>
-            </w:tcMar>
-          </w:tcPr>
-          <w:p>
-            <w:pPr>
-              <w:spacing w:after="0" w:line="240" w:lineRule="auto"/>
-              <w:jc w:val="center"/>
-            </w:pPr>
-            <w:proofErr w:type="gramStart"/>
-            <w:r>
-              <w:rPr>
-                <w:sz w:val="20"/>
-                <w:szCs w:val="20"/>
-              </w:rPr>
-              <w:t>Low-latency</w:t>
-            </w:r>
-            <w:proofErr w:type="gramEnd"/>
-            <w:r>
-              <w:rPr>
-                <w:sz w:val="20"/>
-                <w:szCs w:val="20"/>
-              </w:rPr>
-              <w:t xml:space="preserve"> backhaul</w:t>
-            </w:r>
-          </w:p>
-        </w:tc>
-        <w:tc>
-          <w:tcPr>
-            <w:tcW w:w="1750" w:type="dxa"/>
-            <w:tcBorders>
-              <w:top w:val="single" w:sz="4" w:space="0" w:color="808080"/>
-              <w:left w:val="single" w:sz="4" w:space="0" w:color="808080"/>
-              <w:bottom w:val="single" w:sz="4" w:space="0" w:color="808080"/>
-              <w:right w:val="single" w:sz="4" w:space="0" w:color="808080"/>
-            </w:tcBorders>
-            <w:tcMar>
-              <w:top w:w="40" w:type="dxa"/>
-              <w:left w:w="80" w:type="dxa"/>
-              <w:bottom w:w="40" w:type="dxa"/>
-              <w:right w:w="80" w:type="dxa"/>
-            </w:tcMar>
-          </w:tcPr>
-          <w:p>
-            <w:pPr>
-              <w:spacing w:after="0" w:line="240" w:lineRule="auto"/>
-              <w:jc w:val="center"/>
+              <w:jc w:val="both"/>
             </w:pPr>
             <w:r>
               <w:rPr>
@@ -3879,6 +3997,98 @@
           <w:p>
             <w:pPr>
               <w:spacing w:after="0" w:line="240" w:lineRule="auto"/>
+              <w:jc w:val="both"/>
+            </w:pPr>
+            <w:r>
+              <w:rPr>
+                <w:sz w:val="20"/>
+                <w:szCs w:val="20"/>
+              </w:rPr>
+              <w:t>4</w:t>
+            </w:r>
+          </w:p>
+        </w:tc>
+        <w:tc>
+          <w:tcPr>
+            <w:tcW w:w="1750" w:type="dxa"/>
+            <w:tcBorders>
+              <w:top w:val="single" w:sz="4" w:space="0" w:color="808080"/>
+              <w:left w:val="single" w:sz="4" w:space="0" w:color="808080"/>
+              <w:bottom w:val="single" w:sz="4" w:space="0" w:color="808080"/>
+              <w:right w:val="single" w:sz="4" w:space="0" w:color="808080"/>
+            </w:tcBorders>
+            <w:tcMar>
+              <w:top w:w="40" w:type="dxa"/>
+              <w:left w:w="80" w:type="dxa"/>
+              <w:bottom w:w="40" w:type="dxa"/>
+              <w:right w:w="80" w:type="dxa"/>
+            </w:tcMar>
+          </w:tcPr>
+          <w:p>
+            <w:pPr>
+              <w:spacing w:after="0" w:line="240" w:lineRule="auto"/>
+              <w:jc w:val="both"/>
+            </w:pPr>
+            <w:proofErr w:type="spellStart"/>
+            <w:r>
+              <w:rPr>
+                <w:sz w:val="20"/>
+                <w:szCs w:val="20"/>
+              </w:rPr>
+              <w:t>Rittarangu</w:t>
+            </w:r>
+            <w:proofErr w:type="spellEnd"/>
+          </w:p>
+        </w:tc>
+        <w:tc>
+          <w:tcPr>
+            <w:tcW w:w="1800" w:type="dxa"/>
+            <w:tcBorders>
+              <w:top w:val="single" w:sz="4" w:space="0" w:color="808080"/>
+              <w:left w:val="single" w:sz="4" w:space="0" w:color="808080"/>
+              <w:bottom w:val="single" w:sz="4" w:space="0" w:color="808080"/>
+              <w:right w:val="single" w:sz="4" w:space="0" w:color="808080"/>
+            </w:tcBorders>
+            <w:tcMar>
+              <w:top w:w="40" w:type="dxa"/>
+              <w:left w:w="80" w:type="dxa"/>
+              <w:bottom w:w="40" w:type="dxa"/>
+              <w:right w:w="80" w:type="dxa"/>
+            </w:tcMar>
+          </w:tcPr>
+          <w:p>
+            <w:pPr>
+              <w:spacing w:after="0" w:line="240" w:lineRule="auto"/>
+              <w:jc w:val="both"/>
+            </w:pPr>
+            <w:r>
+              <w:rPr>
+                <w:sz w:val="20"/>
+                <w:szCs w:val="20"/>
+              </w:rPr>
+              <w:t>Big Rivers</w:t>
+            </w:r>
+          </w:p>
+        </w:tc>
+        <w:tc>
+          <w:tcPr>
+            <w:tcW w:w="900" w:type="dxa"/>
+            <w:tcBorders>
+              <w:top w:val="single" w:sz="4" w:space="0" w:color="808080"/>
+              <w:left w:val="single" w:sz="4" w:space="0" w:color="808080"/>
+              <w:bottom w:val="single" w:sz="4" w:space="0" w:color="808080"/>
+              <w:right w:val="single" w:sz="4" w:space="0" w:color="808080"/>
+            </w:tcBorders>
+            <w:tcMar>
+              <w:top w:w="40" w:type="dxa"/>
+              <w:left w:w="80" w:type="dxa"/>
+              <w:bottom w:w="40" w:type="dxa"/>
+              <w:right w:w="80" w:type="dxa"/>
+            </w:tcMar>
+          </w:tcPr>
+          <w:p>
+            <w:pPr>
+              <w:spacing w:after="0" w:line="240" w:lineRule="auto"/>
               <w:jc w:val="center"/>
             </w:pPr>
             <w:r>
@@ -3886,7 +4096,46 @@
                 <w:sz w:val="20"/>
                 <w:szCs w:val="20"/>
               </w:rPr>
-              <w:t>4</w:t>
+              <w:t>0.526</w:t>
+            </w:r>
+          </w:p>
+        </w:tc>
+        <w:tc>
+          <w:tcPr>
+            <w:tcW w:w="2126" w:type="dxa"/>
+            <w:tcBorders>
+              <w:top w:val="single" w:sz="4" w:space="0" w:color="808080"/>
+              <w:left w:val="single" w:sz="4" w:space="0" w:color="808080"/>
+              <w:bottom w:val="single" w:sz="4" w:space="0" w:color="808080"/>
+              <w:right w:val="single" w:sz="4" w:space="0" w:color="808080"/>
+            </w:tcBorders>
+            <w:tcMar>
+              <w:top w:w="40" w:type="dxa"/>
+              <w:left w:w="80" w:type="dxa"/>
+              <w:bottom w:w="40" w:type="dxa"/>
+              <w:right w:w="80" w:type="dxa"/>
+            </w:tcMar>
+          </w:tcPr>
+          <w:p>
+            <w:pPr>
+              <w:spacing w:after="0" w:line="240" w:lineRule="auto"/>
+              <w:jc w:val="both"/>
+            </w:pPr>
+            <w:proofErr w:type="gramStart"/>
+            <w:r>
+              <w:rPr>
+                <w:sz w:val="20"/>
+                <w:szCs w:val="20"/>
+              </w:rPr>
+              <w:t>Low-latency</w:t>
+            </w:r>
+            <w:proofErr w:type="gramEnd"/>
+            <w:r>
+              <w:rPr>
+                <w:sz w:val="20"/>
+                <w:szCs w:val="20"/>
+              </w:rPr>
+              <w:t xml:space="preserve"> backhaul</w:t>
             </w:r>
           </w:p>
         </w:tc>
@@ -3909,138 +4158,7 @@
           <w:p>
             <w:pPr>
               <w:spacing w:after="0" w:line="240" w:lineRule="auto"/>
-              <w:jc w:val="center"/>
-            </w:pPr>
-            <w:proofErr w:type="spellStart"/>
-            <w:r>
-              <w:rPr>
-                <w:sz w:val="20"/>
-                <w:szCs w:val="20"/>
-              </w:rPr>
-              <w:t>Rittarangu</w:t>
-            </w:r>
-            <w:proofErr w:type="spellEnd"/>
-          </w:p>
-        </w:tc>
-        <w:tc>
-          <w:tcPr>
-            <w:tcW w:w="1800" w:type="dxa"/>
-            <w:tcBorders>
-              <w:top w:val="single" w:sz="4" w:space="0" w:color="808080"/>
-              <w:left w:val="single" w:sz="4" w:space="0" w:color="808080"/>
-              <w:bottom w:val="single" w:sz="4" w:space="0" w:color="808080"/>
-              <w:right w:val="single" w:sz="4" w:space="0" w:color="808080"/>
-            </w:tcBorders>
-            <w:tcMar>
-              <w:top w:w="40" w:type="dxa"/>
-              <w:left w:w="80" w:type="dxa"/>
-              <w:bottom w:w="40" w:type="dxa"/>
-              <w:right w:w="80" w:type="dxa"/>
-            </w:tcMar>
-          </w:tcPr>
-          <w:p>
-            <w:pPr>
-              <w:spacing w:after="0" w:line="240" w:lineRule="auto"/>
-              <w:jc w:val="center"/>
-            </w:pPr>
-            <w:r>
-              <w:rPr>
-                <w:sz w:val="20"/>
-                <w:szCs w:val="20"/>
-              </w:rPr>
-              <w:t>Big Rivers</w:t>
-            </w:r>
-          </w:p>
-        </w:tc>
-        <w:tc>
-          <w:tcPr>
-            <w:tcW w:w="900" w:type="dxa"/>
-            <w:tcBorders>
-              <w:top w:val="single" w:sz="4" w:space="0" w:color="808080"/>
-              <w:left w:val="single" w:sz="4" w:space="0" w:color="808080"/>
-              <w:bottom w:val="single" w:sz="4" w:space="0" w:color="808080"/>
-              <w:right w:val="single" w:sz="4" w:space="0" w:color="808080"/>
-            </w:tcBorders>
-            <w:tcMar>
-              <w:top w:w="40" w:type="dxa"/>
-              <w:left w:w="80" w:type="dxa"/>
-              <w:bottom w:w="40" w:type="dxa"/>
-              <w:right w:w="80" w:type="dxa"/>
-            </w:tcMar>
-          </w:tcPr>
-          <w:p>
-            <w:pPr>
-              <w:spacing w:after="0" w:line="240" w:lineRule="auto"/>
-              <w:jc w:val="center"/>
-            </w:pPr>
-            <w:r>
-              <w:rPr>
-                <w:sz w:val="20"/>
-                <w:szCs w:val="20"/>
-              </w:rPr>
-              <w:t>0.526</w:t>
-            </w:r>
-          </w:p>
-        </w:tc>
-        <w:tc>
-          <w:tcPr>
-            <w:tcW w:w="2126" w:type="dxa"/>
-            <w:tcBorders>
-              <w:top w:val="single" w:sz="4" w:space="0" w:color="808080"/>
-              <w:left w:val="single" w:sz="4" w:space="0" w:color="808080"/>
-              <w:bottom w:val="single" w:sz="4" w:space="0" w:color="808080"/>
-              <w:right w:val="single" w:sz="4" w:space="0" w:color="808080"/>
-            </w:tcBorders>
-            <w:tcMar>
-              <w:top w:w="40" w:type="dxa"/>
-              <w:left w:w="80" w:type="dxa"/>
-              <w:bottom w:w="40" w:type="dxa"/>
-              <w:right w:w="80" w:type="dxa"/>
-            </w:tcMar>
-          </w:tcPr>
-          <w:p>
-            <w:pPr>
-              <w:spacing w:after="0" w:line="240" w:lineRule="auto"/>
-              <w:jc w:val="center"/>
-            </w:pPr>
-            <w:proofErr w:type="gramStart"/>
-            <w:r>
-              <w:rPr>
-                <w:sz w:val="20"/>
-                <w:szCs w:val="20"/>
-              </w:rPr>
-              <w:t>Low-latency</w:t>
-            </w:r>
-            <w:proofErr w:type="gramEnd"/>
-            <w:r>
-              <w:rPr>
-                <w:sz w:val="20"/>
-                <w:szCs w:val="20"/>
-              </w:rPr>
-              <w:t xml:space="preserve"> backhaul</w:t>
-            </w:r>
-          </w:p>
-        </w:tc>
-        <w:tc>
-          <w:tcPr>
-            <w:tcW w:w="1750" w:type="dxa"/>
-            <w:tcBorders>
-              <w:top w:val="single" w:sz="4" w:space="0" w:color="808080"/>
-              <w:left w:val="single" w:sz="4" w:space="0" w:color="808080"/>
-              <w:bottom w:val="single" w:sz="4" w:space="0" w:color="808080"/>
-              <w:right w:val="single" w:sz="4" w:space="0" w:color="808080"/>
-            </w:tcBorders>
-            <w:tcMar>
-              <w:top w:w="40" w:type="dxa"/>
-              <w:left w:w="80" w:type="dxa"/>
-              <w:bottom w:w="40" w:type="dxa"/>
-              <w:right w:w="80" w:type="dxa"/>
-            </w:tcMar>
-          </w:tcPr>
-          <w:p>
-            <w:pPr>
-              <w:spacing w:after="0" w:line="240" w:lineRule="auto"/>
-              <w:jc w:val="center"/>
+              <w:jc w:val="both"/>
             </w:pPr>
             <w:r>
               <w:rPr>
@@ -4084,6 +4202,98 @@
           <w:p>
             <w:pPr>
               <w:spacing w:after="0" w:line="240" w:lineRule="auto"/>
+              <w:jc w:val="both"/>
+            </w:pPr>
+            <w:r>
+              <w:rPr>
+                <w:sz w:val="20"/>
+                <w:szCs w:val="20"/>
+              </w:rPr>
+              <w:t>5</w:t>
+            </w:r>
+          </w:p>
+        </w:tc>
+        <w:tc>
+          <w:tcPr>
+            <w:tcW w:w="1750" w:type="dxa"/>
+            <w:tcBorders>
+              <w:top w:val="single" w:sz="4" w:space="0" w:color="808080"/>
+              <w:left w:val="single" w:sz="4" w:space="0" w:color="808080"/>
+              <w:bottom w:val="single" w:sz="4" w:space="0" w:color="808080"/>
+              <w:right w:val="single" w:sz="4" w:space="0" w:color="808080"/>
+            </w:tcBorders>
+            <w:tcMar>
+              <w:top w:w="40" w:type="dxa"/>
+              <w:left w:w="80" w:type="dxa"/>
+              <w:bottom w:w="40" w:type="dxa"/>
+              <w:right w:w="80" w:type="dxa"/>
+            </w:tcMar>
+          </w:tcPr>
+          <w:p>
+            <w:pPr>
+              <w:spacing w:after="0" w:line="240" w:lineRule="auto"/>
+              <w:jc w:val="both"/>
+            </w:pPr>
+            <w:proofErr w:type="spellStart"/>
+            <w:r>
+              <w:rPr>
+                <w:sz w:val="20"/>
+                <w:szCs w:val="20"/>
+              </w:rPr>
+              <w:t>Dhalinybuy</w:t>
+            </w:r>
+            <w:proofErr w:type="spellEnd"/>
+          </w:p>
+        </w:tc>
+        <w:tc>
+          <w:tcPr>
+            <w:tcW w:w="1800" w:type="dxa"/>
+            <w:tcBorders>
+              <w:top w:val="single" w:sz="4" w:space="0" w:color="808080"/>
+              <w:left w:val="single" w:sz="4" w:space="0" w:color="808080"/>
+              <w:bottom w:val="single" w:sz="4" w:space="0" w:color="808080"/>
+              <w:right w:val="single" w:sz="4" w:space="0" w:color="808080"/>
+            </w:tcBorders>
+            <w:tcMar>
+              <w:top w:w="40" w:type="dxa"/>
+              <w:left w:w="80" w:type="dxa"/>
+              <w:bottom w:w="40" w:type="dxa"/>
+              <w:right w:w="80" w:type="dxa"/>
+            </w:tcMar>
+          </w:tcPr>
+          <w:p>
+            <w:pPr>
+              <w:spacing w:after="0" w:line="240" w:lineRule="auto"/>
+              <w:jc w:val="both"/>
+            </w:pPr>
+            <w:r>
+              <w:rPr>
+                <w:sz w:val="20"/>
+                <w:szCs w:val="20"/>
+              </w:rPr>
+              <w:t>East Arnhem</w:t>
+            </w:r>
+          </w:p>
+        </w:tc>
+        <w:tc>
+          <w:tcPr>
+            <w:tcW w:w="900" w:type="dxa"/>
+            <w:tcBorders>
+              <w:top w:val="single" w:sz="4" w:space="0" w:color="808080"/>
+              <w:left w:val="single" w:sz="4" w:space="0" w:color="808080"/>
+              <w:bottom w:val="single" w:sz="4" w:space="0" w:color="808080"/>
+              <w:right w:val="single" w:sz="4" w:space="0" w:color="808080"/>
+            </w:tcBorders>
+            <w:tcMar>
+              <w:top w:w="40" w:type="dxa"/>
+              <w:left w:w="80" w:type="dxa"/>
+              <w:bottom w:w="40" w:type="dxa"/>
+              <w:right w:w="80" w:type="dxa"/>
+            </w:tcMar>
+          </w:tcPr>
+          <w:p>
+            <w:pPr>
+              <w:spacing w:after="0" w:line="240" w:lineRule="auto"/>
               <w:jc w:val="center"/>
             </w:pPr>
             <w:r>
@@ -4091,7 +4301,46 @@
                 <w:sz w:val="20"/>
                 <w:szCs w:val="20"/>
               </w:rPr>
-              <w:t>5</w:t>
+              <w:t>0.525</w:t>
+            </w:r>
+          </w:p>
+        </w:tc>
+        <w:tc>
+          <w:tcPr>
+            <w:tcW w:w="2126" w:type="dxa"/>
+            <w:tcBorders>
+              <w:top w:val="single" w:sz="4" w:space="0" w:color="808080"/>
+              <w:left w:val="single" w:sz="4" w:space="0" w:color="808080"/>
+              <w:bottom w:val="single" w:sz="4" w:space="0" w:color="808080"/>
+              <w:right w:val="single" w:sz="4" w:space="0" w:color="808080"/>
+            </w:tcBorders>
+            <w:tcMar>
+              <w:top w:w="40" w:type="dxa"/>
+              <w:left w:w="80" w:type="dxa"/>
+              <w:bottom w:w="40" w:type="dxa"/>
+              <w:right w:w="80" w:type="dxa"/>
+            </w:tcMar>
+          </w:tcPr>
+          <w:p>
+            <w:pPr>
+              <w:spacing w:after="0" w:line="240" w:lineRule="auto"/>
+              <w:jc w:val="both"/>
+            </w:pPr>
+            <w:proofErr w:type="gramStart"/>
+            <w:r>
+              <w:rPr>
+                <w:sz w:val="20"/>
+                <w:szCs w:val="20"/>
+              </w:rPr>
+              <w:t>Low-latency</w:t>
+            </w:r>
+            <w:proofErr w:type="gramEnd"/>
+            <w:r>
+              <w:rPr>
+                <w:sz w:val="20"/>
+                <w:szCs w:val="20"/>
+              </w:rPr>
+              <w:t xml:space="preserve"> backhaul</w:t>
             </w:r>
           </w:p>
         </w:tc>
@@ -4114,138 +4363,7 @@
           <w:p>
             <w:pPr>
               <w:spacing w:after="0" w:line="240" w:lineRule="auto"/>
-              <w:jc w:val="center"/>
-            </w:pPr>
-            <w:proofErr w:type="spellStart"/>
-            <w:r>
-              <w:rPr>
-                <w:sz w:val="20"/>
-                <w:szCs w:val="20"/>
-              </w:rPr>
-              <w:t>Dhalinybuy</w:t>
-            </w:r>
-            <w:proofErr w:type="spellEnd"/>
-          </w:p>
-        </w:tc>
-        <w:tc>
-          <w:tcPr>
-            <w:tcW w:w="1800" w:type="dxa"/>
-            <w:tcBorders>
-              <w:top w:val="single" w:sz="4" w:space="0" w:color="808080"/>
-              <w:left w:val="single" w:sz="4" w:space="0" w:color="808080"/>
-              <w:bottom w:val="single" w:sz="4" w:space="0" w:color="808080"/>
-              <w:right w:val="single" w:sz="4" w:space="0" w:color="808080"/>
-            </w:tcBorders>
-            <w:tcMar>
-              <w:top w:w="40" w:type="dxa"/>
-              <w:left w:w="80" w:type="dxa"/>
-              <w:bottom w:w="40" w:type="dxa"/>
-              <w:right w:w="80" w:type="dxa"/>
-            </w:tcMar>
-          </w:tcPr>
-          <w:p>
-            <w:pPr>
-              <w:spacing w:after="0" w:line="240" w:lineRule="auto"/>
-              <w:jc w:val="center"/>
-            </w:pPr>
-            <w:r>
-              <w:rPr>
-                <w:sz w:val="20"/>
-                <w:szCs w:val="20"/>
-              </w:rPr>
-              <w:t>East Arnhem</w:t>
-            </w:r>
-          </w:p>
-        </w:tc>
-        <w:tc>
-          <w:tcPr>
-            <w:tcW w:w="900" w:type="dxa"/>
-            <w:tcBorders>
-              <w:top w:val="single" w:sz="4" w:space="0" w:color="808080"/>
-              <w:left w:val="single" w:sz="4" w:space="0" w:color="808080"/>
-              <w:bottom w:val="single" w:sz="4" w:space="0" w:color="808080"/>
-              <w:right w:val="single" w:sz="4" w:space="0" w:color="808080"/>
-            </w:tcBorders>
-            <w:tcMar>
-              <w:top w:w="40" w:type="dxa"/>
-              <w:left w:w="80" w:type="dxa"/>
-              <w:bottom w:w="40" w:type="dxa"/>
-              <w:right w:w="80" w:type="dxa"/>
-            </w:tcMar>
-          </w:tcPr>
-          <w:p>
-            <w:pPr>
-              <w:spacing w:after="0" w:line="240" w:lineRule="auto"/>
-              <w:jc w:val="center"/>
-            </w:pPr>
-            <w:r>
-              <w:rPr>
-                <w:sz w:val="20"/>
-                <w:szCs w:val="20"/>
-              </w:rPr>
-              <w:t>0.525</w:t>
-            </w:r>
-          </w:p>
-        </w:tc>
-        <w:tc>
-          <w:tcPr>
-            <w:tcW w:w="2126" w:type="dxa"/>
-            <w:tcBorders>
-              <w:top w:val="single" w:sz="4" w:space="0" w:color="808080"/>
-              <w:left w:val="single" w:sz="4" w:space="0" w:color="808080"/>
-              <w:bottom w:val="single" w:sz="4" w:space="0" w:color="808080"/>
-              <w:right w:val="single" w:sz="4" w:space="0" w:color="808080"/>
-            </w:tcBorders>
-            <w:tcMar>
-              <w:top w:w="40" w:type="dxa"/>
-              <w:left w:w="80" w:type="dxa"/>
-              <w:bottom w:w="40" w:type="dxa"/>
-              <w:right w:w="80" w:type="dxa"/>
-            </w:tcMar>
-          </w:tcPr>
-          <w:p>
-            <w:pPr>
-              <w:spacing w:after="0" w:line="240" w:lineRule="auto"/>
-              <w:jc w:val="center"/>
-            </w:pPr>
-            <w:proofErr w:type="gramStart"/>
-            <w:r>
-              <w:rPr>
-                <w:sz w:val="20"/>
-                <w:szCs w:val="20"/>
-              </w:rPr>
-              <w:t>Low-latency</w:t>
-            </w:r>
-            <w:proofErr w:type="gramEnd"/>
-            <w:r>
-              <w:rPr>
-                <w:sz w:val="20"/>
-                <w:szCs w:val="20"/>
-              </w:rPr>
-              <w:t xml:space="preserve"> backhaul</w:t>
-            </w:r>
-          </w:p>
-        </w:tc>
-        <w:tc>
-          <w:tcPr>
-            <w:tcW w:w="1750" w:type="dxa"/>
-            <w:tcBorders>
-              <w:top w:val="single" w:sz="4" w:space="0" w:color="808080"/>
-              <w:left w:val="single" w:sz="4" w:space="0" w:color="808080"/>
-              <w:bottom w:val="single" w:sz="4" w:space="0" w:color="808080"/>
-              <w:right w:val="single" w:sz="4" w:space="0" w:color="808080"/>
-            </w:tcBorders>
-            <w:tcMar>
-              <w:top w:w="40" w:type="dxa"/>
-              <w:left w:w="80" w:type="dxa"/>
-              <w:bottom w:w="40" w:type="dxa"/>
-              <w:right w:w="80" w:type="dxa"/>
-            </w:tcMar>
-          </w:tcPr>
-          <w:p>
-            <w:pPr>
-              <w:spacing w:after="0" w:line="240" w:lineRule="auto"/>
-              <w:jc w:val="center"/>
+              <w:jc w:val="both"/>
             </w:pPr>
             <w:r>
               <w:rPr>
@@ -4289,6 +4407,105 @@
           <w:p>
             <w:pPr>
               <w:spacing w:after="0" w:line="240" w:lineRule="auto"/>
+              <w:jc w:val="both"/>
+            </w:pPr>
+            <w:r>
+              <w:rPr>
+                <w:sz w:val="20"/>
+                <w:szCs w:val="20"/>
+              </w:rPr>
+              <w:t>6</w:t>
+            </w:r>
+          </w:p>
+        </w:tc>
+        <w:tc>
+          <w:tcPr>
+            <w:tcW w:w="1750" w:type="dxa"/>
+            <w:tcBorders>
+              <w:top w:val="single" w:sz="4" w:space="0" w:color="808080"/>
+              <w:left w:val="single" w:sz="4" w:space="0" w:color="808080"/>
+              <w:bottom w:val="single" w:sz="4" w:space="0" w:color="808080"/>
+              <w:right w:val="single" w:sz="4" w:space="0" w:color="808080"/>
+            </w:tcBorders>
+            <w:tcMar>
+              <w:top w:w="40" w:type="dxa"/>
+              <w:left w:w="80" w:type="dxa"/>
+              <w:bottom w:w="40" w:type="dxa"/>
+              <w:right w:w="80" w:type="dxa"/>
+            </w:tcMar>
+          </w:tcPr>
+          <w:p>
+            <w:pPr>
+              <w:spacing w:after="0" w:line="240" w:lineRule="auto"/>
+              <w:jc w:val="both"/>
+            </w:pPr>
+            <w:r>
+              <w:rPr>
+                <w:sz w:val="20"/>
+                <w:szCs w:val="20"/>
+              </w:rPr>
+              <w:t xml:space="preserve">Gan </w:t>
+            </w:r>
+            <w:proofErr w:type="spellStart"/>
+            <w:r>
+              <w:rPr>
+                <w:sz w:val="20"/>
+                <w:szCs w:val="20"/>
+              </w:rPr>
+              <w:t>Gan</w:t>
+            </w:r>
+            <w:proofErr w:type="spellEnd"/>
+          </w:p>
+        </w:tc>
+        <w:tc>
+          <w:tcPr>
+            <w:tcW w:w="1800" w:type="dxa"/>
+            <w:tcBorders>
+              <w:top w:val="single" w:sz="4" w:space="0" w:color="808080"/>
+              <w:left w:val="single" w:sz="4" w:space="0" w:color="808080"/>
+              <w:bottom w:val="single" w:sz="4" w:space="0" w:color="808080"/>
+              <w:right w:val="single" w:sz="4" w:space="0" w:color="808080"/>
+            </w:tcBorders>
+            <w:tcMar>
+              <w:top w:w="40" w:type="dxa"/>
+              <w:left w:w="80" w:type="dxa"/>
+              <w:bottom w:w="40" w:type="dxa"/>
+              <w:right w:w="80" w:type="dxa"/>
+            </w:tcMar>
+          </w:tcPr>
+          <w:p>
+            <w:pPr>
+              <w:spacing w:after="0" w:line="240" w:lineRule="auto"/>
+              <w:jc w:val="both"/>
+            </w:pPr>
+            <w:r>
+              <w:rPr>
+                <w:sz w:val="20"/>
+                <w:szCs w:val="20"/>
+              </w:rPr>
+              <w:t>East Arnhem</w:t>
+            </w:r>
+          </w:p>
+        </w:tc>
+        <w:tc>
+          <w:tcPr>
+            <w:tcW w:w="900" w:type="dxa"/>
+            <w:tcBorders>
+              <w:top w:val="single" w:sz="4" w:space="0" w:color="808080"/>
+              <w:left w:val="single" w:sz="4" w:space="0" w:color="808080"/>
+              <w:bottom w:val="single" w:sz="4" w:space="0" w:color="808080"/>
+              <w:right w:val="single" w:sz="4" w:space="0" w:color="808080"/>
+            </w:tcBorders>
+            <w:tcMar>
+              <w:top w:w="40" w:type="dxa"/>
+              <w:left w:w="80" w:type="dxa"/>
+              <w:bottom w:w="40" w:type="dxa"/>
+              <w:right w:w="80" w:type="dxa"/>
+            </w:tcMar>
+          </w:tcPr>
+          <w:p>
+            <w:pPr>
+              <w:spacing w:after="0" w:line="240" w:lineRule="auto"/>
               <w:jc w:val="center"/>
             </w:pPr>
             <w:r>
@@ -4296,7 +4513,46 @@
                 <w:sz w:val="20"/>
                 <w:szCs w:val="20"/>
               </w:rPr>
-              <w:t>6</w:t>
+              <w:t>0.523</w:t>
+            </w:r>
+          </w:p>
+        </w:tc>
+        <w:tc>
+          <w:tcPr>
+            <w:tcW w:w="2126" w:type="dxa"/>
+            <w:tcBorders>
+              <w:top w:val="single" w:sz="4" w:space="0" w:color="808080"/>
+              <w:left w:val="single" w:sz="4" w:space="0" w:color="808080"/>
+              <w:bottom w:val="single" w:sz="4" w:space="0" w:color="808080"/>
+              <w:right w:val="single" w:sz="4" w:space="0" w:color="808080"/>
+            </w:tcBorders>
+            <w:tcMar>
+              <w:top w:w="40" w:type="dxa"/>
+              <w:left w:w="80" w:type="dxa"/>
+              <w:bottom w:w="40" w:type="dxa"/>
+              <w:right w:w="80" w:type="dxa"/>
+            </w:tcMar>
+          </w:tcPr>
+          <w:p>
+            <w:pPr>
+              <w:spacing w:after="0" w:line="240" w:lineRule="auto"/>
+              <w:jc w:val="both"/>
+            </w:pPr>
+            <w:proofErr w:type="gramStart"/>
+            <w:r>
+              <w:rPr>
+                <w:sz w:val="20"/>
+                <w:szCs w:val="20"/>
+              </w:rPr>
+              <w:t>Low-latency</w:t>
+            </w:r>
+            <w:proofErr w:type="gramEnd"/>
+            <w:r>
+              <w:rPr>
+                <w:sz w:val="20"/>
+                <w:szCs w:val="20"/>
+              </w:rPr>
+              <w:t xml:space="preserve"> backhaul</w:t>
             </w:r>
           </w:p>
         </w:tc>
@@ -4319,145 +4575,7 @@
           <w:p>
             <w:pPr>
               <w:spacing w:after="0" w:line="240" w:lineRule="auto"/>
-              <w:jc w:val="center"/>
-            </w:pPr>
-            <w:r>
-              <w:rPr>
-                <w:sz w:val="20"/>
-                <w:szCs w:val="20"/>
-              </w:rPr>
-              <w:t xml:space="preserve">Gan </w:t>
-            </w:r>
-            <w:proofErr w:type="spellStart"/>
-            <w:r>
-              <w:rPr>
-                <w:sz w:val="20"/>
-                <w:szCs w:val="20"/>
-              </w:rPr>
-              <w:t>Gan</w:t>
-            </w:r>
-            <w:proofErr w:type="spellEnd"/>
-          </w:p>
-        </w:tc>
-        <w:tc>
-          <w:tcPr>
-            <w:tcW w:w="1800" w:type="dxa"/>
-            <w:tcBorders>
-              <w:top w:val="single" w:sz="4" w:space="0" w:color="808080"/>
-              <w:left w:val="single" w:sz="4" w:space="0" w:color="808080"/>
-              <w:bottom w:val="single" w:sz="4" w:space="0" w:color="808080"/>
-              <w:right w:val="single" w:sz="4" w:space="0" w:color="808080"/>
-            </w:tcBorders>
-            <w:tcMar>
-              <w:top w:w="40" w:type="dxa"/>
-              <w:left w:w="80" w:type="dxa"/>
-              <w:bottom w:w="40" w:type="dxa"/>
-              <w:right w:w="80" w:type="dxa"/>
-            </w:tcMar>
-          </w:tcPr>
-          <w:p>
-            <w:pPr>
-              <w:spacing w:after="0" w:line="240" w:lineRule="auto"/>
-              <w:jc w:val="center"/>
-            </w:pPr>
-            <w:r>
-              <w:rPr>
-                <w:sz w:val="20"/>
-                <w:szCs w:val="20"/>
-              </w:rPr>
-              <w:t>East Arnhem</w:t>
-            </w:r>
-          </w:p>
-        </w:tc>
-        <w:tc>
-          <w:tcPr>
-            <w:tcW w:w="900" w:type="dxa"/>
-            <w:tcBorders>
-              <w:top w:val="single" w:sz="4" w:space="0" w:color="808080"/>
-              <w:left w:val="single" w:sz="4" w:space="0" w:color="808080"/>
-              <w:bottom w:val="single" w:sz="4" w:space="0" w:color="808080"/>
-              <w:right w:val="single" w:sz="4" w:space="0" w:color="808080"/>
-            </w:tcBorders>
-            <w:tcMar>
-              <w:top w:w="40" w:type="dxa"/>
-              <w:left w:w="80" w:type="dxa"/>
-              <w:bottom w:w="40" w:type="dxa"/>
-              <w:right w:w="80" w:type="dxa"/>
-            </w:tcMar>
-          </w:tcPr>
-          <w:p>
-            <w:pPr>
-              <w:spacing w:after="0" w:line="240" w:lineRule="auto"/>
-              <w:jc w:val="center"/>
-            </w:pPr>
-            <w:r>
-              <w:rPr>
-                <w:sz w:val="20"/>
-                <w:szCs w:val="20"/>
-              </w:rPr>
-              <w:t>0.523</w:t>
-            </w:r>
-          </w:p>
-        </w:tc>
-        <w:tc>
-          <w:tcPr>
-            <w:tcW w:w="2126" w:type="dxa"/>
-            <w:tcBorders>
-              <w:top w:val="single" w:sz="4" w:space="0" w:color="808080"/>
-              <w:left w:val="single" w:sz="4" w:space="0" w:color="808080"/>
-              <w:bottom w:val="single" w:sz="4" w:space="0" w:color="808080"/>
-              <w:right w:val="single" w:sz="4" w:space="0" w:color="808080"/>
-            </w:tcBorders>
-            <w:tcMar>
-              <w:top w:w="40" w:type="dxa"/>
-              <w:left w:w="80" w:type="dxa"/>
-              <w:bottom w:w="40" w:type="dxa"/>
-              <w:right w:w="80" w:type="dxa"/>
-            </w:tcMar>
-          </w:tcPr>
-          <w:p>
-            <w:pPr>
-              <w:spacing w:after="0" w:line="240" w:lineRule="auto"/>
-              <w:jc w:val="center"/>
-            </w:pPr>
-            <w:proofErr w:type="gramStart"/>
-            <w:r>
-              <w:rPr>
-                <w:sz w:val="20"/>
-                <w:szCs w:val="20"/>
-              </w:rPr>
-              <w:t>Low-latency</w:t>
-            </w:r>
-            <w:proofErr w:type="gramEnd"/>
-            <w:r>
-              <w:rPr>
-                <w:sz w:val="20"/>
-                <w:szCs w:val="20"/>
-              </w:rPr>
-              <w:t xml:space="preserve"> backhaul</w:t>
-            </w:r>
-          </w:p>
-        </w:tc>
-        <w:tc>
-          <w:tcPr>
-            <w:tcW w:w="1750" w:type="dxa"/>
-            <w:tcBorders>
-              <w:top w:val="single" w:sz="4" w:space="0" w:color="808080"/>
-              <w:left w:val="single" w:sz="4" w:space="0" w:color="808080"/>
-              <w:bottom w:val="single" w:sz="4" w:space="0" w:color="808080"/>
-              <w:right w:val="single" w:sz="4" w:space="0" w:color="808080"/>
-            </w:tcBorders>
-            <w:tcMar>
-              <w:top w:w="40" w:type="dxa"/>
-              <w:left w:w="80" w:type="dxa"/>
-              <w:bottom w:w="40" w:type="dxa"/>
-              <w:right w:w="80" w:type="dxa"/>
-            </w:tcMar>
-          </w:tcPr>
-          <w:p>
-            <w:pPr>
-              <w:spacing w:after="0" w:line="240" w:lineRule="auto"/>
-              <w:jc w:val="center"/>
+              <w:jc w:val="both"/>
             </w:pPr>
             <w:r>
               <w:rPr>
@@ -4501,6 +4619,98 @@
           <w:p>
             <w:pPr>
               <w:spacing w:after="0" w:line="240" w:lineRule="auto"/>
+              <w:jc w:val="both"/>
+            </w:pPr>
+            <w:r>
+              <w:rPr>
+                <w:sz w:val="20"/>
+                <w:szCs w:val="20"/>
+              </w:rPr>
+              <w:t>7</w:t>
+            </w:r>
+          </w:p>
+        </w:tc>
+        <w:tc>
+          <w:tcPr>
+            <w:tcW w:w="1750" w:type="dxa"/>
+            <w:tcBorders>
+              <w:top w:val="single" w:sz="4" w:space="0" w:color="808080"/>
+              <w:left w:val="single" w:sz="4" w:space="0" w:color="808080"/>
+              <w:bottom w:val="single" w:sz="4" w:space="0" w:color="808080"/>
+              <w:right w:val="single" w:sz="4" w:space="0" w:color="808080"/>
+            </w:tcBorders>
+            <w:tcMar>
+              <w:top w:w="40" w:type="dxa"/>
+              <w:left w:w="80" w:type="dxa"/>
+              <w:bottom w:w="40" w:type="dxa"/>
+              <w:right w:w="80" w:type="dxa"/>
+            </w:tcMar>
+          </w:tcPr>
+          <w:p>
+            <w:pPr>
+              <w:spacing w:after="0" w:line="240" w:lineRule="auto"/>
+              <w:jc w:val="both"/>
+            </w:pPr>
+            <w:proofErr w:type="spellStart"/>
+            <w:r>
+              <w:rPr>
+                <w:sz w:val="20"/>
+                <w:szCs w:val="20"/>
+              </w:rPr>
+              <w:t>Woodycupaldiya</w:t>
+            </w:r>
+            <w:proofErr w:type="spellEnd"/>
+          </w:p>
+        </w:tc>
+        <w:tc>
+          <w:tcPr>
+            <w:tcW w:w="1800" w:type="dxa"/>
+            <w:tcBorders>
+              <w:top w:val="single" w:sz="4" w:space="0" w:color="808080"/>
+              <w:left w:val="single" w:sz="4" w:space="0" w:color="808080"/>
+              <w:bottom w:val="single" w:sz="4" w:space="0" w:color="808080"/>
+              <w:right w:val="single" w:sz="4" w:space="0" w:color="808080"/>
+            </w:tcBorders>
+            <w:tcMar>
+              <w:top w:w="40" w:type="dxa"/>
+              <w:left w:w="80" w:type="dxa"/>
+              <w:bottom w:w="40" w:type="dxa"/>
+              <w:right w:w="80" w:type="dxa"/>
+            </w:tcMar>
+          </w:tcPr>
+          <w:p>
+            <w:pPr>
+              <w:spacing w:after="0" w:line="240" w:lineRule="auto"/>
+              <w:jc w:val="both"/>
+            </w:pPr>
+            <w:r>
+              <w:rPr>
+                <w:sz w:val="20"/>
+                <w:szCs w:val="20"/>
+              </w:rPr>
+              <w:t>Top End</w:t>
+            </w:r>
+          </w:p>
+        </w:tc>
+        <w:tc>
+          <w:tcPr>
+            <w:tcW w:w="900" w:type="dxa"/>
+            <w:tcBorders>
+              <w:top w:val="single" w:sz="4" w:space="0" w:color="808080"/>
+              <w:left w:val="single" w:sz="4" w:space="0" w:color="808080"/>
+              <w:bottom w:val="single" w:sz="4" w:space="0" w:color="808080"/>
+              <w:right w:val="single" w:sz="4" w:space="0" w:color="808080"/>
+            </w:tcBorders>
+            <w:tcMar>
+              <w:top w:w="40" w:type="dxa"/>
+              <w:left w:w="80" w:type="dxa"/>
+              <w:bottom w:w="40" w:type="dxa"/>
+              <w:right w:w="80" w:type="dxa"/>
+            </w:tcMar>
+          </w:tcPr>
+          <w:p>
+            <w:pPr>
+              <w:spacing w:after="0" w:line="240" w:lineRule="auto"/>
               <w:jc w:val="center"/>
             </w:pPr>
             <w:r>
@@ -4508,7 +4718,46 @@
                 <w:sz w:val="20"/>
                 <w:szCs w:val="20"/>
               </w:rPr>
-              <w:t>7</w:t>
+              <w:t>0.502</w:t>
+            </w:r>
+          </w:p>
+        </w:tc>
+        <w:tc>
+          <w:tcPr>
+            <w:tcW w:w="2126" w:type="dxa"/>
+            <w:tcBorders>
+              <w:top w:val="single" w:sz="4" w:space="0" w:color="808080"/>
+              <w:left w:val="single" w:sz="4" w:space="0" w:color="808080"/>
+              <w:bottom w:val="single" w:sz="4" w:space="0" w:color="808080"/>
+              <w:right w:val="single" w:sz="4" w:space="0" w:color="808080"/>
+            </w:tcBorders>
+            <w:tcMar>
+              <w:top w:w="40" w:type="dxa"/>
+              <w:left w:w="80" w:type="dxa"/>
+              <w:bottom w:w="40" w:type="dxa"/>
+              <w:right w:w="80" w:type="dxa"/>
+            </w:tcMar>
+          </w:tcPr>
+          <w:p>
+            <w:pPr>
+              <w:spacing w:after="0" w:line="240" w:lineRule="auto"/>
+              <w:jc w:val="both"/>
+            </w:pPr>
+            <w:proofErr w:type="gramStart"/>
+            <w:r>
+              <w:rPr>
+                <w:sz w:val="20"/>
+                <w:szCs w:val="20"/>
+              </w:rPr>
+              <w:t>Low-latency</w:t>
+            </w:r>
+            <w:proofErr w:type="gramEnd"/>
+            <w:r>
+              <w:rPr>
+                <w:sz w:val="20"/>
+                <w:szCs w:val="20"/>
+              </w:rPr>
+              <w:t xml:space="preserve"> backhaul</w:t>
             </w:r>
           </w:p>
         </w:tc>
@@ -4531,138 +4780,7 @@
           <w:p>
             <w:pPr>
               <w:spacing w:after="0" w:line="240" w:lineRule="auto"/>
-              <w:jc w:val="center"/>
-            </w:pPr>
-            <w:proofErr w:type="spellStart"/>
-            <w:r>
-              <w:rPr>
-                <w:sz w:val="20"/>
-                <w:szCs w:val="20"/>
-              </w:rPr>
-              <w:t>Woodycupaldiya</w:t>
-            </w:r>
-            <w:proofErr w:type="spellEnd"/>
-          </w:p>
-        </w:tc>
-        <w:tc>
-          <w:tcPr>
-            <w:tcW w:w="1800" w:type="dxa"/>
-            <w:tcBorders>
-              <w:top w:val="single" w:sz="4" w:space="0" w:color="808080"/>
-              <w:left w:val="single" w:sz="4" w:space="0" w:color="808080"/>
-              <w:bottom w:val="single" w:sz="4" w:space="0" w:color="808080"/>
-              <w:right w:val="single" w:sz="4" w:space="0" w:color="808080"/>
-            </w:tcBorders>
-            <w:tcMar>
-              <w:top w:w="40" w:type="dxa"/>
-              <w:left w:w="80" w:type="dxa"/>
-              <w:bottom w:w="40" w:type="dxa"/>
-              <w:right w:w="80" w:type="dxa"/>
-            </w:tcMar>
-          </w:tcPr>
-          <w:p>
-            <w:pPr>
-              <w:spacing w:after="0" w:line="240" w:lineRule="auto"/>
-              <w:jc w:val="center"/>
-            </w:pPr>
-            <w:r>
-              <w:rPr>
-                <w:sz w:val="20"/>
-                <w:szCs w:val="20"/>
-              </w:rPr>
-              <w:t>Top End</w:t>
-            </w:r>
-          </w:p>
-        </w:tc>
-        <w:tc>
-          <w:tcPr>
-            <w:tcW w:w="900" w:type="dxa"/>
-            <w:tcBorders>
-              <w:top w:val="single" w:sz="4" w:space="0" w:color="808080"/>
-              <w:left w:val="single" w:sz="4" w:space="0" w:color="808080"/>
-              <w:bottom w:val="single" w:sz="4" w:space="0" w:color="808080"/>
-              <w:right w:val="single" w:sz="4" w:space="0" w:color="808080"/>
-            </w:tcBorders>
-            <w:tcMar>
-              <w:top w:w="40" w:type="dxa"/>
-              <w:left w:w="80" w:type="dxa"/>
-              <w:bottom w:w="40" w:type="dxa"/>
-              <w:right w:w="80" w:type="dxa"/>
-            </w:tcMar>
-          </w:tcPr>
-          <w:p>
-            <w:pPr>
-              <w:spacing w:after="0" w:line="240" w:lineRule="auto"/>
-              <w:jc w:val="center"/>
-            </w:pPr>
-            <w:r>
-              <w:rPr>
-                <w:sz w:val="20"/>
-                <w:szCs w:val="20"/>
-              </w:rPr>
-              <w:t>0.502</w:t>
-            </w:r>
-          </w:p>
-        </w:tc>
-        <w:tc>
-          <w:tcPr>
-            <w:tcW w:w="2126" w:type="dxa"/>
-            <w:tcBorders>
-              <w:top w:val="single" w:sz="4" w:space="0" w:color="808080"/>
-              <w:left w:val="single" w:sz="4" w:space="0" w:color="808080"/>
-              <w:bottom w:val="single" w:sz="4" w:space="0" w:color="808080"/>
-              <w:right w:val="single" w:sz="4" w:space="0" w:color="808080"/>
-            </w:tcBorders>
-            <w:tcMar>
-              <w:top w:w="40" w:type="dxa"/>
-              <w:left w:w="80" w:type="dxa"/>
-              <w:bottom w:w="40" w:type="dxa"/>
-              <w:right w:w="80" w:type="dxa"/>
-            </w:tcMar>
-          </w:tcPr>
-          <w:p>
-            <w:pPr>
-              <w:spacing w:after="0" w:line="240" w:lineRule="auto"/>
-              <w:jc w:val="center"/>
-            </w:pPr>
-            <w:proofErr w:type="gramStart"/>
-            <w:r>
-              <w:rPr>
-                <w:sz w:val="20"/>
-                <w:szCs w:val="20"/>
-              </w:rPr>
-              <w:t>Low-latency</w:t>
-            </w:r>
-            <w:proofErr w:type="gramEnd"/>
-            <w:r>
-              <w:rPr>
-                <w:sz w:val="20"/>
-                <w:szCs w:val="20"/>
-              </w:rPr>
-              <w:t xml:space="preserve"> backhaul</w:t>
-            </w:r>
-          </w:p>
-        </w:tc>
-        <w:tc>
-          <w:tcPr>
-            <w:tcW w:w="1750" w:type="dxa"/>
-            <w:tcBorders>
-              <w:top w:val="single" w:sz="4" w:space="0" w:color="808080"/>
-              <w:left w:val="single" w:sz="4" w:space="0" w:color="808080"/>
-              <w:bottom w:val="single" w:sz="4" w:space="0" w:color="808080"/>
-              <w:right w:val="single" w:sz="4" w:space="0" w:color="808080"/>
-            </w:tcBorders>
-            <w:tcMar>
-              <w:top w:w="40" w:type="dxa"/>
-              <w:left w:w="80" w:type="dxa"/>
-              <w:bottom w:w="40" w:type="dxa"/>
-              <w:right w:w="80" w:type="dxa"/>
-            </w:tcMar>
-          </w:tcPr>
-          <w:p>
-            <w:pPr>
-              <w:spacing w:after="0" w:line="240" w:lineRule="auto"/>
-              <w:jc w:val="center"/>
+              <w:jc w:val="both"/>
             </w:pPr>
             <w:r>
               <w:rPr>
@@ -4706,6 +4824,98 @@
           <w:p>
             <w:pPr>
               <w:spacing w:after="0" w:line="240" w:lineRule="auto"/>
+              <w:jc w:val="both"/>
+            </w:pPr>
+            <w:r>
+              <w:rPr>
+                <w:sz w:val="20"/>
+                <w:szCs w:val="20"/>
+              </w:rPr>
+              <w:t>8</w:t>
+            </w:r>
+          </w:p>
+        </w:tc>
+        <w:tc>
+          <w:tcPr>
+            <w:tcW w:w="1750" w:type="dxa"/>
+            <w:tcBorders>
+              <w:top w:val="single" w:sz="4" w:space="0" w:color="808080"/>
+              <w:left w:val="single" w:sz="4" w:space="0" w:color="808080"/>
+              <w:bottom w:val="single" w:sz="4" w:space="0" w:color="808080"/>
+              <w:right w:val="single" w:sz="4" w:space="0" w:color="808080"/>
+            </w:tcBorders>
+            <w:tcMar>
+              <w:top w:w="40" w:type="dxa"/>
+              <w:left w:w="80" w:type="dxa"/>
+              <w:bottom w:w="40" w:type="dxa"/>
+              <w:right w:w="80" w:type="dxa"/>
+            </w:tcMar>
+          </w:tcPr>
+          <w:p>
+            <w:pPr>
+              <w:spacing w:after="0" w:line="240" w:lineRule="auto"/>
+              <w:jc w:val="both"/>
+            </w:pPr>
+            <w:proofErr w:type="spellStart"/>
+            <w:r>
+              <w:rPr>
+                <w:sz w:val="20"/>
+                <w:szCs w:val="20"/>
+              </w:rPr>
+              <w:t>Gurrumuru</w:t>
+            </w:r>
+            <w:proofErr w:type="spellEnd"/>
+          </w:p>
+        </w:tc>
+        <w:tc>
+          <w:tcPr>
+            <w:tcW w:w="1800" w:type="dxa"/>
+            <w:tcBorders>
+              <w:top w:val="single" w:sz="4" w:space="0" w:color="808080"/>
+              <w:left w:val="single" w:sz="4" w:space="0" w:color="808080"/>
+              <w:bottom w:val="single" w:sz="4" w:space="0" w:color="808080"/>
+              <w:right w:val="single" w:sz="4" w:space="0" w:color="808080"/>
+            </w:tcBorders>
+            <w:tcMar>
+              <w:top w:w="40" w:type="dxa"/>
+              <w:left w:w="80" w:type="dxa"/>
+              <w:bottom w:w="40" w:type="dxa"/>
+              <w:right w:w="80" w:type="dxa"/>
+            </w:tcMar>
+          </w:tcPr>
+          <w:p>
+            <w:pPr>
+              <w:spacing w:after="0" w:line="240" w:lineRule="auto"/>
+              <w:jc w:val="both"/>
+            </w:pPr>
+            <w:r>
+              <w:rPr>
+                <w:sz w:val="20"/>
+                <w:szCs w:val="20"/>
+              </w:rPr>
+              <w:t>East Arnhem</w:t>
+            </w:r>
+          </w:p>
+        </w:tc>
+        <w:tc>
+          <w:tcPr>
+            <w:tcW w:w="900" w:type="dxa"/>
+            <w:tcBorders>
+              <w:top w:val="single" w:sz="4" w:space="0" w:color="808080"/>
+              <w:left w:val="single" w:sz="4" w:space="0" w:color="808080"/>
+              <w:bottom w:val="single" w:sz="4" w:space="0" w:color="808080"/>
+              <w:right w:val="single" w:sz="4" w:space="0" w:color="808080"/>
+            </w:tcBorders>
+            <w:tcMar>
+              <w:top w:w="40" w:type="dxa"/>
+              <w:left w:w="80" w:type="dxa"/>
+              <w:bottom w:w="40" w:type="dxa"/>
+              <w:right w:w="80" w:type="dxa"/>
+            </w:tcMar>
+          </w:tcPr>
+          <w:p>
+            <w:pPr>
+              <w:spacing w:after="0" w:line="240" w:lineRule="auto"/>
               <w:jc w:val="center"/>
             </w:pPr>
             <w:r>
@@ -4713,7 +4923,46 @@
                 <w:sz w:val="20"/>
                 <w:szCs w:val="20"/>
               </w:rPr>
-              <w:t>8</w:t>
+              <w:t>0.500</w:t>
+            </w:r>
+          </w:p>
+        </w:tc>
+        <w:tc>
+          <w:tcPr>
+            <w:tcW w:w="2126" w:type="dxa"/>
+            <w:tcBorders>
+              <w:top w:val="single" w:sz="4" w:space="0" w:color="808080"/>
+              <w:left w:val="single" w:sz="4" w:space="0" w:color="808080"/>
+              <w:bottom w:val="single" w:sz="4" w:space="0" w:color="808080"/>
+              <w:right w:val="single" w:sz="4" w:space="0" w:color="808080"/>
+            </w:tcBorders>
+            <w:tcMar>
+              <w:top w:w="40" w:type="dxa"/>
+              <w:left w:w="80" w:type="dxa"/>
+              <w:bottom w:w="40" w:type="dxa"/>
+              <w:right w:w="80" w:type="dxa"/>
+            </w:tcMar>
+          </w:tcPr>
+          <w:p>
+            <w:pPr>
+              <w:spacing w:after="0" w:line="240" w:lineRule="auto"/>
+              <w:jc w:val="both"/>
+            </w:pPr>
+            <w:proofErr w:type="gramStart"/>
+            <w:r>
+              <w:rPr>
+                <w:sz w:val="20"/>
+                <w:szCs w:val="20"/>
+              </w:rPr>
+              <w:t>Low-latency</w:t>
+            </w:r>
+            <w:proofErr w:type="gramEnd"/>
+            <w:r>
+              <w:rPr>
+                <w:sz w:val="20"/>
+                <w:szCs w:val="20"/>
+              </w:rPr>
+              <w:t xml:space="preserve"> backhaul</w:t>
             </w:r>
           </w:p>
         </w:tc>
@@ -4736,138 +4985,7 @@
           <w:p>
             <w:pPr>
               <w:spacing w:after="0" w:line="240" w:lineRule="auto"/>
-              <w:jc w:val="center"/>
-            </w:pPr>
-            <w:proofErr w:type="spellStart"/>
-            <w:r>
-              <w:rPr>
-                <w:sz w:val="20"/>
-                <w:szCs w:val="20"/>
-              </w:rPr>
-              <w:t>Gurrumuru</w:t>
-            </w:r>
-            <w:proofErr w:type="spellEnd"/>
-          </w:p>
-        </w:tc>
-        <w:tc>
-          <w:tcPr>
-            <w:tcW w:w="1800" w:type="dxa"/>
-            <w:tcBorders>
-              <w:top w:val="single" w:sz="4" w:space="0" w:color="808080"/>
-              <w:left w:val="single" w:sz="4" w:space="0" w:color="808080"/>
-              <w:bottom w:val="single" w:sz="4" w:space="0" w:color="808080"/>
-              <w:right w:val="single" w:sz="4" w:space="0" w:color="808080"/>
-            </w:tcBorders>
-            <w:tcMar>
-              <w:top w:w="40" w:type="dxa"/>
-              <w:left w:w="80" w:type="dxa"/>
-              <w:bottom w:w="40" w:type="dxa"/>
-              <w:right w:w="80" w:type="dxa"/>
-            </w:tcMar>
-          </w:tcPr>
-          <w:p>
-            <w:pPr>
-              <w:spacing w:after="0" w:line="240" w:lineRule="auto"/>
-              <w:jc w:val="center"/>
-            </w:pPr>
-            <w:r>
-              <w:rPr>
-                <w:sz w:val="20"/>
-                <w:szCs w:val="20"/>
-              </w:rPr>
-              <w:t>East Arnhem</w:t>
-            </w:r>
-          </w:p>
-        </w:tc>
-        <w:tc>
-          <w:tcPr>
-            <w:tcW w:w="900" w:type="dxa"/>
-            <w:tcBorders>
-              <w:top w:val="single" w:sz="4" w:space="0" w:color="808080"/>
-              <w:left w:val="single" w:sz="4" w:space="0" w:color="808080"/>
-              <w:bottom w:val="single" w:sz="4" w:space="0" w:color="808080"/>
-              <w:right w:val="single" w:sz="4" w:space="0" w:color="808080"/>
-            </w:tcBorders>
-            <w:tcMar>
-              <w:top w:w="40" w:type="dxa"/>
-              <w:left w:w="80" w:type="dxa"/>
-              <w:bottom w:w="40" w:type="dxa"/>
-              <w:right w:w="80" w:type="dxa"/>
-            </w:tcMar>
-          </w:tcPr>
-          <w:p>
-            <w:pPr>
-              <w:spacing w:after="0" w:line="240" w:lineRule="auto"/>
-              <w:jc w:val="center"/>
-            </w:pPr>
-            <w:r>
-              <w:rPr>
-                <w:sz w:val="20"/>
-                <w:szCs w:val="20"/>
-              </w:rPr>
-              <w:t>0.500</w:t>
-            </w:r>
-          </w:p>
-        </w:tc>
-        <w:tc>
-          <w:tcPr>
-            <w:tcW w:w="2126" w:type="dxa"/>
-            <w:tcBorders>
-              <w:top w:val="single" w:sz="4" w:space="0" w:color="808080"/>
-              <w:left w:val="single" w:sz="4" w:space="0" w:color="808080"/>
-              <w:bottom w:val="single" w:sz="4" w:space="0" w:color="808080"/>
-              <w:right w:val="single" w:sz="4" w:space="0" w:color="808080"/>
-            </w:tcBorders>
-            <w:tcMar>
-              <w:top w:w="40" w:type="dxa"/>
-              <w:left w:w="80" w:type="dxa"/>
-              <w:bottom w:w="40" w:type="dxa"/>
-              <w:right w:w="80" w:type="dxa"/>
-            </w:tcMar>
-          </w:tcPr>
-          <w:p>
-            <w:pPr>
-              <w:spacing w:after="0" w:line="240" w:lineRule="auto"/>
-              <w:jc w:val="center"/>
-            </w:pPr>
-            <w:proofErr w:type="gramStart"/>
-            <w:r>
-              <w:rPr>
-                <w:sz w:val="20"/>
-                <w:szCs w:val="20"/>
-              </w:rPr>
-              <w:t>Low-latency</w:t>
-            </w:r>
-            <w:proofErr w:type="gramEnd"/>
-            <w:r>
-              <w:rPr>
-                <w:sz w:val="20"/>
-                <w:szCs w:val="20"/>
-              </w:rPr>
-              <w:t xml:space="preserve"> backhaul</w:t>
-            </w:r>
-          </w:p>
-        </w:tc>
-        <w:tc>
-          <w:tcPr>
-            <w:tcW w:w="1750" w:type="dxa"/>
-            <w:tcBorders>
-              <w:top w:val="single" w:sz="4" w:space="0" w:color="808080"/>
-              <w:left w:val="single" w:sz="4" w:space="0" w:color="808080"/>
-              <w:bottom w:val="single" w:sz="4" w:space="0" w:color="808080"/>
-              <w:right w:val="single" w:sz="4" w:space="0" w:color="808080"/>
-            </w:tcBorders>
-            <w:tcMar>
-              <w:top w:w="40" w:type="dxa"/>
-              <w:left w:w="80" w:type="dxa"/>
-              <w:bottom w:w="40" w:type="dxa"/>
-              <w:right w:w="80" w:type="dxa"/>
-            </w:tcMar>
-          </w:tcPr>
-          <w:p>
-            <w:pPr>
-              <w:spacing w:after="0" w:line="240" w:lineRule="auto"/>
-              <w:jc w:val="center"/>
+              <w:jc w:val="both"/>
             </w:pPr>
             <w:r>
               <w:rPr>
@@ -4911,6 +5029,98 @@
           <w:p>
             <w:pPr>
               <w:spacing w:after="0" w:line="240" w:lineRule="auto"/>
+              <w:jc w:val="both"/>
+            </w:pPr>
+            <w:r>
+              <w:rPr>
+                <w:sz w:val="20"/>
+                <w:szCs w:val="20"/>
+              </w:rPr>
+              <w:t>9</w:t>
+            </w:r>
+          </w:p>
+        </w:tc>
+        <w:tc>
+          <w:tcPr>
+            <w:tcW w:w="1750" w:type="dxa"/>
+            <w:tcBorders>
+              <w:top w:val="single" w:sz="4" w:space="0" w:color="808080"/>
+              <w:left w:val="single" w:sz="4" w:space="0" w:color="808080"/>
+              <w:bottom w:val="single" w:sz="4" w:space="0" w:color="808080"/>
+              <w:right w:val="single" w:sz="4" w:space="0" w:color="808080"/>
+            </w:tcBorders>
+            <w:tcMar>
+              <w:top w:w="40" w:type="dxa"/>
+              <w:left w:w="80" w:type="dxa"/>
+              <w:bottom w:w="40" w:type="dxa"/>
+              <w:right w:w="80" w:type="dxa"/>
+            </w:tcMar>
+          </w:tcPr>
+          <w:p>
+            <w:pPr>
+              <w:spacing w:after="0" w:line="240" w:lineRule="auto"/>
+              <w:jc w:val="both"/>
+            </w:pPr>
+            <w:proofErr w:type="spellStart"/>
+            <w:r>
+              <w:rPr>
+                <w:sz w:val="20"/>
+                <w:szCs w:val="20"/>
+              </w:rPr>
+              <w:t>Baniyala</w:t>
+            </w:r>
+            <w:proofErr w:type="spellEnd"/>
+          </w:p>
+        </w:tc>
+        <w:tc>
+          <w:tcPr>
+            <w:tcW w:w="1800" w:type="dxa"/>
+            <w:tcBorders>
+              <w:top w:val="single" w:sz="4" w:space="0" w:color="808080"/>
+              <w:left w:val="single" w:sz="4" w:space="0" w:color="808080"/>
+              <w:bottom w:val="single" w:sz="4" w:space="0" w:color="808080"/>
+              <w:right w:val="single" w:sz="4" w:space="0" w:color="808080"/>
+            </w:tcBorders>
+            <w:tcMar>
+              <w:top w:w="40" w:type="dxa"/>
+              <w:left w:w="80" w:type="dxa"/>
+              <w:bottom w:w="40" w:type="dxa"/>
+              <w:right w:w="80" w:type="dxa"/>
+            </w:tcMar>
+          </w:tcPr>
+          <w:p>
+            <w:pPr>
+              <w:spacing w:after="0" w:line="240" w:lineRule="auto"/>
+              <w:jc w:val="both"/>
+            </w:pPr>
+            <w:r>
+              <w:rPr>
+                <w:sz w:val="20"/>
+                <w:szCs w:val="20"/>
+              </w:rPr>
+              <w:t>East Arnhem</w:t>
+            </w:r>
+          </w:p>
+        </w:tc>
+        <w:tc>
+          <w:tcPr>
+            <w:tcW w:w="900" w:type="dxa"/>
+            <w:tcBorders>
+              <w:top w:val="single" w:sz="4" w:space="0" w:color="808080"/>
+              <w:left w:val="single" w:sz="4" w:space="0" w:color="808080"/>
+              <w:bottom w:val="single" w:sz="4" w:space="0" w:color="808080"/>
+              <w:right w:val="single" w:sz="4" w:space="0" w:color="808080"/>
+            </w:tcBorders>
+            <w:tcMar>
+              <w:top w:w="40" w:type="dxa"/>
+              <w:left w:w="80" w:type="dxa"/>
+              <w:bottom w:w="40" w:type="dxa"/>
+              <w:right w:w="80" w:type="dxa"/>
+            </w:tcMar>
+          </w:tcPr>
+          <w:p>
+            <w:pPr>
+              <w:spacing w:after="0" w:line="240" w:lineRule="auto"/>
               <w:jc w:val="center"/>
             </w:pPr>
             <w:r>
@@ -4918,7 +5128,46 @@
                 <w:sz w:val="20"/>
                 <w:szCs w:val="20"/>
               </w:rPr>
-              <w:t>9</w:t>
+              <w:t>0.489</w:t>
+            </w:r>
+          </w:p>
+        </w:tc>
+        <w:tc>
+          <w:tcPr>
+            <w:tcW w:w="2126" w:type="dxa"/>
+            <w:tcBorders>
+              <w:top w:val="single" w:sz="4" w:space="0" w:color="808080"/>
+              <w:left w:val="single" w:sz="4" w:space="0" w:color="808080"/>
+              <w:bottom w:val="single" w:sz="4" w:space="0" w:color="808080"/>
+              <w:right w:val="single" w:sz="4" w:space="0" w:color="808080"/>
+            </w:tcBorders>
+            <w:tcMar>
+              <w:top w:w="40" w:type="dxa"/>
+              <w:left w:w="80" w:type="dxa"/>
+              <w:bottom w:w="40" w:type="dxa"/>
+              <w:right w:w="80" w:type="dxa"/>
+            </w:tcMar>
+          </w:tcPr>
+          <w:p>
+            <w:pPr>
+              <w:spacing w:after="0" w:line="240" w:lineRule="auto"/>
+              <w:jc w:val="both"/>
+            </w:pPr>
+            <w:proofErr w:type="gramStart"/>
+            <w:r>
+              <w:rPr>
+                <w:sz w:val="20"/>
+                <w:szCs w:val="20"/>
+              </w:rPr>
+              <w:t>Low-latency</w:t>
+            </w:r>
+            <w:proofErr w:type="gramEnd"/>
+            <w:r>
+              <w:rPr>
+                <w:sz w:val="20"/>
+                <w:szCs w:val="20"/>
+              </w:rPr>
+              <w:t xml:space="preserve"> backhaul</w:t>
             </w:r>
           </w:p>
         </w:tc>
@@ -4941,138 +5190,7 @@
           <w:p>
             <w:pPr>
               <w:spacing w:after="0" w:line="240" w:lineRule="auto"/>
-              <w:jc w:val="center"/>
-            </w:pPr>
-            <w:proofErr w:type="spellStart"/>
-            <w:r>
-              <w:rPr>
-                <w:sz w:val="20"/>
-                <w:szCs w:val="20"/>
-              </w:rPr>
-              <w:t>Baniyala</w:t>
-            </w:r>
-            <w:proofErr w:type="spellEnd"/>
-          </w:p>
-        </w:tc>
-        <w:tc>
-          <w:tcPr>
-            <w:tcW w:w="1800" w:type="dxa"/>
-            <w:tcBorders>
-              <w:top w:val="single" w:sz="4" w:space="0" w:color="808080"/>
-              <w:left w:val="single" w:sz="4" w:space="0" w:color="808080"/>
-              <w:bottom w:val="single" w:sz="4" w:space="0" w:color="808080"/>
-              <w:right w:val="single" w:sz="4" w:space="0" w:color="808080"/>
-            </w:tcBorders>
-            <w:tcMar>
-              <w:top w:w="40" w:type="dxa"/>
-              <w:left w:w="80" w:type="dxa"/>
-              <w:bottom w:w="40" w:type="dxa"/>
-              <w:right w:w="80" w:type="dxa"/>
-            </w:tcMar>
-          </w:tcPr>
-          <w:p>
-            <w:pPr>
-              <w:spacing w:after="0" w:line="240" w:lineRule="auto"/>
-              <w:jc w:val="center"/>
-            </w:pPr>
-            <w:r>
-              <w:rPr>
-                <w:sz w:val="20"/>
-                <w:szCs w:val="20"/>
-              </w:rPr>
-              <w:t>East Arnhem</w:t>
-            </w:r>
-          </w:p>
-        </w:tc>
-        <w:tc>
-          <w:tcPr>
-            <w:tcW w:w="900" w:type="dxa"/>
-            <w:tcBorders>
-              <w:top w:val="single" w:sz="4" w:space="0" w:color="808080"/>
-              <w:left w:val="single" w:sz="4" w:space="0" w:color="808080"/>
-              <w:bottom w:val="single" w:sz="4" w:space="0" w:color="808080"/>
-              <w:right w:val="single" w:sz="4" w:space="0" w:color="808080"/>
-            </w:tcBorders>
-            <w:tcMar>
-              <w:top w:w="40" w:type="dxa"/>
-              <w:left w:w="80" w:type="dxa"/>
-              <w:bottom w:w="40" w:type="dxa"/>
-              <w:right w:w="80" w:type="dxa"/>
-            </w:tcMar>
-          </w:tcPr>
-          <w:p>
-            <w:pPr>
-              <w:spacing w:after="0" w:line="240" w:lineRule="auto"/>
-              <w:jc w:val="center"/>
-            </w:pPr>
-            <w:r>
-              <w:rPr>
-                <w:sz w:val="20"/>
-                <w:szCs w:val="20"/>
-              </w:rPr>
-              <w:t>0.489</w:t>
-            </w:r>
-          </w:p>
-        </w:tc>
-        <w:tc>
-          <w:tcPr>
-            <w:tcW w:w="2126" w:type="dxa"/>
-            <w:tcBorders>
-              <w:top w:val="single" w:sz="4" w:space="0" w:color="808080"/>
-              <w:left w:val="single" w:sz="4" w:space="0" w:color="808080"/>
-              <w:bottom w:val="single" w:sz="4" w:space="0" w:color="808080"/>
-              <w:right w:val="single" w:sz="4" w:space="0" w:color="808080"/>
-            </w:tcBorders>
-            <w:tcMar>
-              <w:top w:w="40" w:type="dxa"/>
-              <w:left w:w="80" w:type="dxa"/>
-              <w:bottom w:w="40" w:type="dxa"/>
-              <w:right w:w="80" w:type="dxa"/>
-            </w:tcMar>
-          </w:tcPr>
-          <w:p>
-            <w:pPr>
-              <w:spacing w:after="0" w:line="240" w:lineRule="auto"/>
-              <w:jc w:val="center"/>
-            </w:pPr>
-            <w:proofErr w:type="gramStart"/>
-            <w:r>
-              <w:rPr>
-                <w:sz w:val="20"/>
-                <w:szCs w:val="20"/>
-              </w:rPr>
-              <w:t>Low-latency</w:t>
-            </w:r>
-            <w:proofErr w:type="gramEnd"/>
-            <w:r>
-              <w:rPr>
-                <w:sz w:val="20"/>
-                <w:szCs w:val="20"/>
-              </w:rPr>
-              <w:t xml:space="preserve"> backhaul</w:t>
-            </w:r>
-          </w:p>
-        </w:tc>
-        <w:tc>
-          <w:tcPr>
-            <w:tcW w:w="1750" w:type="dxa"/>
-            <w:tcBorders>
-              <w:top w:val="single" w:sz="4" w:space="0" w:color="808080"/>
-              <w:left w:val="single" w:sz="4" w:space="0" w:color="808080"/>
-              <w:bottom w:val="single" w:sz="4" w:space="0" w:color="808080"/>
-              <w:right w:val="single" w:sz="4" w:space="0" w:color="808080"/>
-            </w:tcBorders>
-            <w:tcMar>
-              <w:top w:w="40" w:type="dxa"/>
-              <w:left w:w="80" w:type="dxa"/>
-              <w:bottom w:w="40" w:type="dxa"/>
-              <w:right w:w="80" w:type="dxa"/>
-            </w:tcMar>
-          </w:tcPr>
-          <w:p>
-            <w:pPr>
-              <w:spacing w:after="0" w:line="240" w:lineRule="auto"/>
-              <w:jc w:val="center"/>
+              <w:jc w:val="both"/>
             </w:pPr>
             <w:r>
               <w:rPr>
@@ -5116,6 +5234,98 @@
           <w:p>
             <w:pPr>
               <w:spacing w:after="0" w:line="240" w:lineRule="auto"/>
+              <w:jc w:val="both"/>
+            </w:pPr>
+            <w:r>
+              <w:rPr>
+                <w:sz w:val="20"/>
+                <w:szCs w:val="20"/>
+              </w:rPr>
+              <w:t>10</w:t>
+            </w:r>
+          </w:p>
+        </w:tc>
+        <w:tc>
+          <w:tcPr>
+            <w:tcW w:w="1750" w:type="dxa"/>
+            <w:tcBorders>
+              <w:top w:val="single" w:sz="4" w:space="0" w:color="808080"/>
+              <w:left w:val="single" w:sz="4" w:space="0" w:color="808080"/>
+              <w:bottom w:val="single" w:sz="4" w:space="0" w:color="808080"/>
+              <w:right w:val="single" w:sz="4" w:space="0" w:color="808080"/>
+            </w:tcBorders>
+            <w:tcMar>
+              <w:top w:w="40" w:type="dxa"/>
+              <w:left w:w="80" w:type="dxa"/>
+              <w:bottom w:w="40" w:type="dxa"/>
+              <w:right w:w="80" w:type="dxa"/>
+            </w:tcMar>
+          </w:tcPr>
+          <w:p>
+            <w:pPr>
+              <w:spacing w:after="0" w:line="240" w:lineRule="auto"/>
+              <w:jc w:val="both"/>
+            </w:pPr>
+            <w:proofErr w:type="spellStart"/>
+            <w:r>
+              <w:rPr>
+                <w:sz w:val="20"/>
+                <w:szCs w:val="20"/>
+              </w:rPr>
+              <w:t>Orrtipa-Thurra</w:t>
+            </w:r>
+            <w:proofErr w:type="spellEnd"/>
+          </w:p>
+        </w:tc>
+        <w:tc>
+          <w:tcPr>
+            <w:tcW w:w="1800" w:type="dxa"/>
+            <w:tcBorders>
+              <w:top w:val="single" w:sz="4" w:space="0" w:color="808080"/>
+              <w:left w:val="single" w:sz="4" w:space="0" w:color="808080"/>
+              <w:bottom w:val="single" w:sz="4" w:space="0" w:color="808080"/>
+              <w:right w:val="single" w:sz="4" w:space="0" w:color="808080"/>
+            </w:tcBorders>
+            <w:tcMar>
+              <w:top w:w="40" w:type="dxa"/>
+              <w:left w:w="80" w:type="dxa"/>
+              <w:bottom w:w="40" w:type="dxa"/>
+              <w:right w:w="80" w:type="dxa"/>
+            </w:tcMar>
+          </w:tcPr>
+          <w:p>
+            <w:pPr>
+              <w:spacing w:after="0" w:line="240" w:lineRule="auto"/>
+              <w:jc w:val="both"/>
+            </w:pPr>
+            <w:r>
+              <w:rPr>
+                <w:sz w:val="20"/>
+                <w:szCs w:val="20"/>
+              </w:rPr>
+              <w:t>Central Australia</w:t>
+            </w:r>
+          </w:p>
+        </w:tc>
+        <w:tc>
+          <w:tcPr>
+            <w:tcW w:w="900" w:type="dxa"/>
+            <w:tcBorders>
+              <w:top w:val="single" w:sz="4" w:space="0" w:color="808080"/>
+              <w:left w:val="single" w:sz="4" w:space="0" w:color="808080"/>
+              <w:bottom w:val="single" w:sz="4" w:space="0" w:color="808080"/>
+              <w:right w:val="single" w:sz="4" w:space="0" w:color="808080"/>
+            </w:tcBorders>
+            <w:tcMar>
+              <w:top w:w="40" w:type="dxa"/>
+              <w:left w:w="80" w:type="dxa"/>
+              <w:bottom w:w="40" w:type="dxa"/>
+              <w:right w:w="80" w:type="dxa"/>
+            </w:tcMar>
+          </w:tcPr>
+          <w:p>
+            <w:pPr>
+              <w:spacing w:after="0" w:line="240" w:lineRule="auto"/>
               <w:jc w:val="center"/>
             </w:pPr>
             <w:r>
@@ -5123,7 +5333,46 @@
                 <w:sz w:val="20"/>
                 <w:szCs w:val="20"/>
               </w:rPr>
-              <w:t>10</w:t>
+              <w:t>0.483</w:t>
+            </w:r>
+          </w:p>
+        </w:tc>
+        <w:tc>
+          <w:tcPr>
+            <w:tcW w:w="2126" w:type="dxa"/>
+            <w:tcBorders>
+              <w:top w:val="single" w:sz="4" w:space="0" w:color="808080"/>
+              <w:left w:val="single" w:sz="4" w:space="0" w:color="808080"/>
+              <w:bottom w:val="single" w:sz="4" w:space="0" w:color="808080"/>
+              <w:right w:val="single" w:sz="4" w:space="0" w:color="808080"/>
+            </w:tcBorders>
+            <w:tcMar>
+              <w:top w:w="40" w:type="dxa"/>
+              <w:left w:w="80" w:type="dxa"/>
+              <w:bottom w:w="40" w:type="dxa"/>
+              <w:right w:w="80" w:type="dxa"/>
+            </w:tcMar>
+          </w:tcPr>
+          <w:p>
+            <w:pPr>
+              <w:spacing w:after="0" w:line="240" w:lineRule="auto"/>
+              <w:jc w:val="both"/>
+            </w:pPr>
+            <w:proofErr w:type="gramStart"/>
+            <w:r>
+              <w:rPr>
+                <w:sz w:val="20"/>
+                <w:szCs w:val="20"/>
+              </w:rPr>
+              <w:t>Low-latency</w:t>
+            </w:r>
+            <w:proofErr w:type="gramEnd"/>
+            <w:r>
+              <w:rPr>
+                <w:sz w:val="20"/>
+                <w:szCs w:val="20"/>
+              </w:rPr>
+              <w:t xml:space="preserve"> backhaul</w:t>
             </w:r>
           </w:p>
         </w:tc>
@@ -5146,138 +5395,7 @@
           <w:p>
             <w:pPr>
               <w:spacing w:after="0" w:line="240" w:lineRule="auto"/>
-              <w:jc w:val="center"/>
-            </w:pPr>
-            <w:proofErr w:type="spellStart"/>
-            <w:r>
-              <w:rPr>
-                <w:sz w:val="20"/>
-                <w:szCs w:val="20"/>
-              </w:rPr>
-              <w:t>Orrtipa-Thurra</w:t>
-            </w:r>
-            <w:proofErr w:type="spellEnd"/>
-          </w:p>
-        </w:tc>
-        <w:tc>
-          <w:tcPr>
-            <w:tcW w:w="1800" w:type="dxa"/>
-            <w:tcBorders>
-              <w:top w:val="single" w:sz="4" w:space="0" w:color="808080"/>
-              <w:left w:val="single" w:sz="4" w:space="0" w:color="808080"/>
-              <w:bottom w:val="single" w:sz="4" w:space="0" w:color="808080"/>
-              <w:right w:val="single" w:sz="4" w:space="0" w:color="808080"/>
-            </w:tcBorders>
-            <w:tcMar>
-              <w:top w:w="40" w:type="dxa"/>
-              <w:left w:w="80" w:type="dxa"/>
-              <w:bottom w:w="40" w:type="dxa"/>
-              <w:right w:w="80" w:type="dxa"/>
-            </w:tcMar>
-          </w:tcPr>
-          <w:p>
-            <w:pPr>
-              <w:spacing w:after="0" w:line="240" w:lineRule="auto"/>
-              <w:jc w:val="center"/>
-            </w:pPr>
-            <w:r>
-              <w:rPr>
-                <w:sz w:val="20"/>
-                <w:szCs w:val="20"/>
-              </w:rPr>
-              <w:t>Central Australia</w:t>
-            </w:r>
-          </w:p>
-        </w:tc>
-        <w:tc>
-          <w:tcPr>
-            <w:tcW w:w="900" w:type="dxa"/>
-            <w:tcBorders>
-              <w:top w:val="single" w:sz="4" w:space="0" w:color="808080"/>
-              <w:left w:val="single" w:sz="4" w:space="0" w:color="808080"/>
-              <w:bottom w:val="single" w:sz="4" w:space="0" w:color="808080"/>
-              <w:right w:val="single" w:sz="4" w:space="0" w:color="808080"/>
-            </w:tcBorders>
-            <w:tcMar>
-              <w:top w:w="40" w:type="dxa"/>
-              <w:left w:w="80" w:type="dxa"/>
-              <w:bottom w:w="40" w:type="dxa"/>
-              <w:right w:w="80" w:type="dxa"/>
-            </w:tcMar>
-          </w:tcPr>
-          <w:p>
-            <w:pPr>
-              <w:spacing w:after="0" w:line="240" w:lineRule="auto"/>
-              <w:jc w:val="center"/>
-            </w:pPr>
-            <w:r>
-              <w:rPr>
-                <w:sz w:val="20"/>
-                <w:szCs w:val="20"/>
-              </w:rPr>
-              <w:t>0.483</w:t>
-            </w:r>
-          </w:p>
-        </w:tc>
-        <w:tc>
-          <w:tcPr>
-            <w:tcW w:w="2126" w:type="dxa"/>
-            <w:tcBorders>
-              <w:top w:val="single" w:sz="4" w:space="0" w:color="808080"/>
-              <w:left w:val="single" w:sz="4" w:space="0" w:color="808080"/>
-              <w:bottom w:val="single" w:sz="4" w:space="0" w:color="808080"/>
-              <w:right w:val="single" w:sz="4" w:space="0" w:color="808080"/>
-            </w:tcBorders>
-            <w:tcMar>
-              <w:top w:w="40" w:type="dxa"/>
-              <w:left w:w="80" w:type="dxa"/>
-              <w:bottom w:w="40" w:type="dxa"/>
-              <w:right w:w="80" w:type="dxa"/>
-            </w:tcMar>
-          </w:tcPr>
-          <w:p>
-            <w:pPr>
-              <w:spacing w:after="0" w:line="240" w:lineRule="auto"/>
-              <w:jc w:val="center"/>
-            </w:pPr>
-            <w:proofErr w:type="gramStart"/>
-            <w:r>
-              <w:rPr>
-                <w:sz w:val="20"/>
-                <w:szCs w:val="20"/>
-              </w:rPr>
-              <w:t>Low-latency</w:t>
-            </w:r>
-            <w:proofErr w:type="gramEnd"/>
-            <w:r>
-              <w:rPr>
-                <w:sz w:val="20"/>
-                <w:szCs w:val="20"/>
-              </w:rPr>
-              <w:t xml:space="preserve"> backhaul</w:t>
-            </w:r>
-          </w:p>
-        </w:tc>
-        <w:tc>
-          <w:tcPr>
-            <w:tcW w:w="1750" w:type="dxa"/>
-            <w:tcBorders>
-              <w:top w:val="single" w:sz="4" w:space="0" w:color="808080"/>
-              <w:left w:val="single" w:sz="4" w:space="0" w:color="808080"/>
-              <w:bottom w:val="single" w:sz="4" w:space="0" w:color="808080"/>
-              <w:right w:val="single" w:sz="4" w:space="0" w:color="808080"/>
-            </w:tcBorders>
-            <w:tcMar>
-              <w:top w:w="40" w:type="dxa"/>
-              <w:left w:w="80" w:type="dxa"/>
-              <w:bottom w:w="40" w:type="dxa"/>
-              <w:right w:w="80" w:type="dxa"/>
-            </w:tcMar>
-          </w:tcPr>
-          <w:p>
-            <w:pPr>
-              <w:spacing w:after="0" w:line="240" w:lineRule="auto"/>
-              <w:jc w:val="center"/>
+              <w:jc w:val="both"/>
             </w:pPr>
             <w:r>
               <w:rPr>
@@ -5302,9 +5420,13 @@
     <w:p>
       <w:pPr>
         <w:spacing w:after="60"/>
-      </w:pPr>
-    </w:p>
-    <w:p>
+        <w:jc w:val="both"/>
+      </w:pPr>
+    </w:p>
+    <w:p>
+      <w:pPr>
+        <w:jc w:val="both"/>
+      </w:pPr>
       <w:r>
         <w:t xml:space="preserve">The evidence-check group follows, led by larger communities whose link is unverified or fragile rather than missing: </w:t>
       </w:r>
@@ -5328,6 +5450,7 @@
     <w:p>
       <w:pPr>
         <w:pStyle w:val="Heading2"/>
+        <w:jc w:val="both"/>
       </w:pPr>
       <w:r>
         <w:t>Finding 5: Eight actions cover all 96 communities</w:t>
@@ -5517,6 +5640,36 @@
           <w:p>
             <w:pPr>
               <w:spacing w:after="0" w:line="240" w:lineRule="auto"/>
+              <w:jc w:val="both"/>
+            </w:pPr>
+            <w:r>
+              <w:rPr>
+                <w:sz w:val="20"/>
+                <w:szCs w:val="20"/>
+              </w:rPr>
+              <w:t>Measure the link here</w:t>
+            </w:r>
+          </w:p>
+        </w:tc>
+        <w:tc>
+          <w:tcPr>
+            <w:tcW w:w="1700" w:type="dxa"/>
+            <w:tcBorders>
+              <w:top w:val="single" w:sz="4" w:space="0" w:color="808080"/>
+              <w:left w:val="single" w:sz="4" w:space="0" w:color="808080"/>
+              <w:bottom w:val="single" w:sz="4" w:space="0" w:color="808080"/>
+              <w:right w:val="single" w:sz="4" w:space="0" w:color="808080"/>
+            </w:tcBorders>
+            <w:tcMar>
+              <w:top w:w="40" w:type="dxa"/>
+              <w:left w:w="80" w:type="dxa"/>
+              <w:bottom w:w="40" w:type="dxa"/>
+              <w:right w:w="80" w:type="dxa"/>
+            </w:tcMar>
+          </w:tcPr>
+          <w:p>
+            <w:pPr>
+              <w:spacing w:after="0" w:line="240" w:lineRule="auto"/>
               <w:jc w:val="center"/>
             </w:pPr>
             <w:r>
@@ -5524,13 +5677,13 @@
                 <w:sz w:val="20"/>
                 <w:szCs w:val="20"/>
               </w:rPr>
-              <w:t>Measure the link here</w:t>
-            </w:r>
-          </w:p>
-        </w:tc>
-        <w:tc>
-          <w:tcPr>
-            <w:tcW w:w="1700" w:type="dxa"/>
+              <w:t>31</w:t>
+            </w:r>
+          </w:p>
+        </w:tc>
+        <w:tc>
+          <w:tcPr>
+            <w:tcW w:w="2000" w:type="dxa"/>
             <w:tcBorders>
               <w:top w:val="single" w:sz="4" w:space="0" w:color="808080"/>
               <w:left w:val="single" w:sz="4" w:space="0" w:color="808080"/>
@@ -5577,37 +5730,7 @@
           <w:p>
             <w:pPr>
               <w:spacing w:after="0" w:line="240" w:lineRule="auto"/>
-              <w:jc w:val="center"/>
-            </w:pPr>
-            <w:r>
-              <w:rPr>
-                <w:sz w:val="20"/>
-                <w:szCs w:val="20"/>
-              </w:rPr>
-              <w:t>31</w:t>
-            </w:r>
-          </w:p>
-        </w:tc>
-        <w:tc>
-          <w:tcPr>
-            <w:tcW w:w="2000" w:type="dxa"/>
-            <w:tcBorders>
-              <w:top w:val="single" w:sz="4" w:space="0" w:color="808080"/>
-              <w:left w:val="single" w:sz="4" w:space="0" w:color="808080"/>
-              <w:bottom w:val="single" w:sz="4" w:space="0" w:color="808080"/>
-              <w:right w:val="single" w:sz="4" w:space="0" w:color="808080"/>
-            </w:tcBorders>
-            <w:tcMar>
-              <w:top w:w="40" w:type="dxa"/>
-              <w:left w:w="80" w:type="dxa"/>
-              <w:bottom w:w="40" w:type="dxa"/>
-              <w:right w:w="80" w:type="dxa"/>
-            </w:tcMar>
-          </w:tcPr>
-          <w:p>
-            <w:pPr>
-              <w:spacing w:after="0" w:line="240" w:lineRule="auto"/>
-              <w:jc w:val="center"/>
+              <w:jc w:val="both"/>
             </w:pPr>
             <w:r>
               <w:rPr>
@@ -5642,6 +5765,36 @@
           <w:p>
             <w:pPr>
               <w:spacing w:after="0" w:line="240" w:lineRule="auto"/>
+              <w:jc w:val="both"/>
+            </w:pPr>
+            <w:r>
+              <w:rPr>
+                <w:sz w:val="20"/>
+                <w:szCs w:val="20"/>
+              </w:rPr>
+              <w:t>Backup power</w:t>
+            </w:r>
+          </w:p>
+        </w:tc>
+        <w:tc>
+          <w:tcPr>
+            <w:tcW w:w="1700" w:type="dxa"/>
+            <w:tcBorders>
+              <w:top w:val="single" w:sz="4" w:space="0" w:color="808080"/>
+              <w:left w:val="single" w:sz="4" w:space="0" w:color="808080"/>
+              <w:bottom w:val="single" w:sz="4" w:space="0" w:color="808080"/>
+              <w:right w:val="single" w:sz="4" w:space="0" w:color="808080"/>
+            </w:tcBorders>
+            <w:tcMar>
+              <w:top w:w="40" w:type="dxa"/>
+              <w:left w:w="80" w:type="dxa"/>
+              <w:bottom w:w="40" w:type="dxa"/>
+              <w:right w:w="80" w:type="dxa"/>
+            </w:tcMar>
+          </w:tcPr>
+          <w:p>
+            <w:pPr>
+              <w:spacing w:after="0" w:line="240" w:lineRule="auto"/>
               <w:jc w:val="center"/>
             </w:pPr>
             <w:r>
@@ -5649,13 +5802,13 @@
                 <w:sz w:val="20"/>
                 <w:szCs w:val="20"/>
               </w:rPr>
-              <w:t>Backup power</w:t>
-            </w:r>
-          </w:p>
-        </w:tc>
-        <w:tc>
-          <w:tcPr>
-            <w:tcW w:w="1700" w:type="dxa"/>
+              <w:t>15</w:t>
+            </w:r>
+          </w:p>
+        </w:tc>
+        <w:tc>
+          <w:tcPr>
+            <w:tcW w:w="2000" w:type="dxa"/>
             <w:tcBorders>
               <w:top w:val="single" w:sz="4" w:space="0" w:color="808080"/>
               <w:left w:val="single" w:sz="4" w:space="0" w:color="808080"/>
@@ -5702,37 +5855,7 @@
           <w:p>
             <w:pPr>
               <w:spacing w:after="0" w:line="240" w:lineRule="auto"/>
-              <w:jc w:val="center"/>
-            </w:pPr>
-            <w:r>
-              <w:rPr>
-                <w:sz w:val="20"/>
-                <w:szCs w:val="20"/>
-              </w:rPr>
-              <w:t>15</w:t>
-            </w:r>
-          </w:p>
-        </w:tc>
-        <w:tc>
-          <w:tcPr>
-            <w:tcW w:w="2000" w:type="dxa"/>
-            <w:tcBorders>
-              <w:top w:val="single" w:sz="4" w:space="0" w:color="808080"/>
-              <w:left w:val="single" w:sz="4" w:space="0" w:color="808080"/>
-              <w:bottom w:val="single" w:sz="4" w:space="0" w:color="808080"/>
-              <w:right w:val="single" w:sz="4" w:space="0" w:color="808080"/>
-            </w:tcBorders>
-            <w:tcMar>
-              <w:top w:w="40" w:type="dxa"/>
-              <w:left w:w="80" w:type="dxa"/>
-              <w:bottom w:w="40" w:type="dxa"/>
-              <w:right w:w="80" w:type="dxa"/>
-            </w:tcMar>
-          </w:tcPr>
-          <w:p>
-            <w:pPr>
-              <w:spacing w:after="0" w:line="240" w:lineRule="auto"/>
-              <w:jc w:val="center"/>
+              <w:jc w:val="both"/>
             </w:pPr>
             <w:r>
               <w:rPr>
@@ -5767,6 +5890,36 @@
           <w:p>
             <w:pPr>
               <w:spacing w:after="0" w:line="240" w:lineRule="auto"/>
+              <w:jc w:val="both"/>
+            </w:pPr>
+            <w:r>
+              <w:rPr>
+                <w:sz w:val="20"/>
+                <w:szCs w:val="20"/>
+              </w:rPr>
+              <w:t>Refresh the coverage list</w:t>
+            </w:r>
+          </w:p>
+        </w:tc>
+        <w:tc>
+          <w:tcPr>
+            <w:tcW w:w="1700" w:type="dxa"/>
+            <w:tcBorders>
+              <w:top w:val="single" w:sz="4" w:space="0" w:color="808080"/>
+              <w:left w:val="single" w:sz="4" w:space="0" w:color="808080"/>
+              <w:bottom w:val="single" w:sz="4" w:space="0" w:color="808080"/>
+              <w:right w:val="single" w:sz="4" w:space="0" w:color="808080"/>
+            </w:tcBorders>
+            <w:tcMar>
+              <w:top w:w="40" w:type="dxa"/>
+              <w:left w:w="80" w:type="dxa"/>
+              <w:bottom w:w="40" w:type="dxa"/>
+              <w:right w:w="80" w:type="dxa"/>
+            </w:tcMar>
+          </w:tcPr>
+          <w:p>
+            <w:pPr>
+              <w:spacing w:after="0" w:line="240" w:lineRule="auto"/>
               <w:jc w:val="center"/>
             </w:pPr>
             <w:r>
@@ -5774,13 +5927,13 @@
                 <w:sz w:val="20"/>
                 <w:szCs w:val="20"/>
               </w:rPr>
-              <w:t>Refresh the coverage list</w:t>
-            </w:r>
-          </w:p>
-        </w:tc>
-        <w:tc>
-          <w:tcPr>
-            <w:tcW w:w="1700" w:type="dxa"/>
+              <w:t>14</w:t>
+            </w:r>
+          </w:p>
+        </w:tc>
+        <w:tc>
+          <w:tcPr>
+            <w:tcW w:w="2000" w:type="dxa"/>
             <w:tcBorders>
               <w:top w:val="single" w:sz="4" w:space="0" w:color="808080"/>
               <w:left w:val="single" w:sz="4" w:space="0" w:color="808080"/>
@@ -5804,7 +5957,7 @@
                 <w:sz w:val="20"/>
                 <w:szCs w:val="20"/>
               </w:rPr>
-              <w:t>14</w:t>
+              <w:t>8</w:t>
             </w:r>
           </w:p>
         </w:tc>
@@ -5827,37 +5980,7 @@
           <w:p>
             <w:pPr>
               <w:spacing w:after="0" w:line="240" w:lineRule="auto"/>
-              <w:jc w:val="center"/>
-            </w:pPr>
-            <w:r>
-              <w:rPr>
-                <w:sz w:val="20"/>
-                <w:szCs w:val="20"/>
-              </w:rPr>
-              <w:t>8</w:t>
-            </w:r>
-          </w:p>
-        </w:tc>
-        <w:tc>
-          <w:tcPr>
-            <w:tcW w:w="2000" w:type="dxa"/>
-            <w:tcBorders>
-              <w:top w:val="single" w:sz="4" w:space="0" w:color="808080"/>
-              <w:left w:val="single" w:sz="4" w:space="0" w:color="808080"/>
-              <w:bottom w:val="single" w:sz="4" w:space="0" w:color="808080"/>
-              <w:right w:val="single" w:sz="4" w:space="0" w:color="808080"/>
-            </w:tcBorders>
-            <w:tcMar>
-              <w:top w:w="40" w:type="dxa"/>
-              <w:left w:w="80" w:type="dxa"/>
-              <w:bottom w:w="40" w:type="dxa"/>
-              <w:right w:w="80" w:type="dxa"/>
-            </w:tcMar>
-          </w:tcPr>
-          <w:p>
-            <w:pPr>
-              <w:spacing w:after="0" w:line="240" w:lineRule="auto"/>
-              <w:jc w:val="center"/>
+              <w:jc w:val="both"/>
             </w:pPr>
             <w:r>
               <w:rPr>
@@ -5892,29 +6015,59 @@
           <w:p>
             <w:pPr>
               <w:spacing w:after="0" w:line="240" w:lineRule="auto"/>
+              <w:jc w:val="both"/>
+            </w:pPr>
+            <w:proofErr w:type="gramStart"/>
+            <w:r>
+              <w:rPr>
+                <w:sz w:val="20"/>
+                <w:szCs w:val="20"/>
+              </w:rPr>
+              <w:t>Low-latency</w:t>
+            </w:r>
+            <w:proofErr w:type="gramEnd"/>
+            <w:r>
+              <w:rPr>
+                <w:sz w:val="20"/>
+                <w:szCs w:val="20"/>
+              </w:rPr>
+              <w:t xml:space="preserve"> backhaul</w:t>
+            </w:r>
+          </w:p>
+        </w:tc>
+        <w:tc>
+          <w:tcPr>
+            <w:tcW w:w="1700" w:type="dxa"/>
+            <w:tcBorders>
+              <w:top w:val="single" w:sz="4" w:space="0" w:color="808080"/>
+              <w:left w:val="single" w:sz="4" w:space="0" w:color="808080"/>
+              <w:bottom w:val="single" w:sz="4" w:space="0" w:color="808080"/>
+              <w:right w:val="single" w:sz="4" w:space="0" w:color="808080"/>
+            </w:tcBorders>
+            <w:tcMar>
+              <w:top w:w="40" w:type="dxa"/>
+              <w:left w:w="80" w:type="dxa"/>
+              <w:bottom w:w="40" w:type="dxa"/>
+              <w:right w:w="80" w:type="dxa"/>
+            </w:tcMar>
+          </w:tcPr>
+          <w:p>
+            <w:pPr>
+              <w:spacing w:after="0" w:line="240" w:lineRule="auto"/>
               <w:jc w:val="center"/>
             </w:pPr>
-            <w:proofErr w:type="gramStart"/>
-            <w:r>
-              <w:rPr>
-                <w:sz w:val="20"/>
-                <w:szCs w:val="20"/>
-              </w:rPr>
-              <w:t>Low-latency</w:t>
-            </w:r>
-            <w:proofErr w:type="gramEnd"/>
-            <w:r>
-              <w:rPr>
-                <w:sz w:val="20"/>
-                <w:szCs w:val="20"/>
-              </w:rPr>
-              <w:t xml:space="preserve"> backhaul</w:t>
-            </w:r>
-          </w:p>
-        </w:tc>
-        <w:tc>
-          <w:tcPr>
-            <w:tcW w:w="1700" w:type="dxa"/>
+            <w:r>
+              <w:rPr>
+                <w:sz w:val="20"/>
+                <w:szCs w:val="20"/>
+              </w:rPr>
+              <w:t>12</w:t>
+            </w:r>
+          </w:p>
+        </w:tc>
+        <w:tc>
+          <w:tcPr>
+            <w:tcW w:w="2000" w:type="dxa"/>
             <w:tcBorders>
               <w:top w:val="single" w:sz="4" w:space="0" w:color="808080"/>
               <w:left w:val="single" w:sz="4" w:space="0" w:color="808080"/>
@@ -5961,37 +6114,7 @@
           <w:p>
             <w:pPr>
               <w:spacing w:after="0" w:line="240" w:lineRule="auto"/>
-              <w:jc w:val="center"/>
-            </w:pPr>
-            <w:r>
-              <w:rPr>
-                <w:sz w:val="20"/>
-                <w:szCs w:val="20"/>
-              </w:rPr>
-              <w:t>12</w:t>
-            </w:r>
-          </w:p>
-        </w:tc>
-        <w:tc>
-          <w:tcPr>
-            <w:tcW w:w="2000" w:type="dxa"/>
-            <w:tcBorders>
-              <w:top w:val="single" w:sz="4" w:space="0" w:color="808080"/>
-              <w:left w:val="single" w:sz="4" w:space="0" w:color="808080"/>
-              <w:bottom w:val="single" w:sz="4" w:space="0" w:color="808080"/>
-              <w:right w:val="single" w:sz="4" w:space="0" w:color="808080"/>
-            </w:tcBorders>
-            <w:tcMar>
-              <w:top w:w="40" w:type="dxa"/>
-              <w:left w:w="80" w:type="dxa"/>
-              <w:bottom w:w="40" w:type="dxa"/>
-              <w:right w:w="80" w:type="dxa"/>
-            </w:tcMar>
-          </w:tcPr>
-          <w:p>
-            <w:pPr>
-              <w:spacing w:after="0" w:line="240" w:lineRule="auto"/>
-              <w:jc w:val="center"/>
+              <w:jc w:val="both"/>
             </w:pPr>
             <w:r>
               <w:rPr>
@@ -6035,6 +6158,36 @@
           <w:p>
             <w:pPr>
               <w:spacing w:after="0" w:line="240" w:lineRule="auto"/>
+              <w:jc w:val="both"/>
+            </w:pPr>
+            <w:r>
+              <w:rPr>
+                <w:sz w:val="20"/>
+                <w:szCs w:val="20"/>
+              </w:rPr>
+              <w:t>Monitor</w:t>
+            </w:r>
+          </w:p>
+        </w:tc>
+        <w:tc>
+          <w:tcPr>
+            <w:tcW w:w="1700" w:type="dxa"/>
+            <w:tcBorders>
+              <w:top w:val="single" w:sz="4" w:space="0" w:color="808080"/>
+              <w:left w:val="single" w:sz="4" w:space="0" w:color="808080"/>
+              <w:bottom w:val="single" w:sz="4" w:space="0" w:color="808080"/>
+              <w:right w:val="single" w:sz="4" w:space="0" w:color="808080"/>
+            </w:tcBorders>
+            <w:tcMar>
+              <w:top w:w="40" w:type="dxa"/>
+              <w:left w:w="80" w:type="dxa"/>
+              <w:bottom w:w="40" w:type="dxa"/>
+              <w:right w:w="80" w:type="dxa"/>
+            </w:tcMar>
+          </w:tcPr>
+          <w:p>
+            <w:pPr>
+              <w:spacing w:after="0" w:line="240" w:lineRule="auto"/>
               <w:jc w:val="center"/>
             </w:pPr>
             <w:r>
@@ -6042,13 +6195,13 @@
                 <w:sz w:val="20"/>
                 <w:szCs w:val="20"/>
               </w:rPr>
-              <w:t>Monitor</w:t>
-            </w:r>
-          </w:p>
-        </w:tc>
-        <w:tc>
-          <w:tcPr>
-            <w:tcW w:w="1700" w:type="dxa"/>
+              <w:t>12</w:t>
+            </w:r>
+          </w:p>
+        </w:tc>
+        <w:tc>
+          <w:tcPr>
+            <w:tcW w:w="2000" w:type="dxa"/>
             <w:tcBorders>
               <w:top w:val="single" w:sz="4" w:space="0" w:color="808080"/>
               <w:left w:val="single" w:sz="4" w:space="0" w:color="808080"/>
@@ -6072,7 +6225,7 @@
                 <w:sz w:val="20"/>
                 <w:szCs w:val="20"/>
               </w:rPr>
-              <w:t>12</w:t>
+              <w:t>1</w:t>
             </w:r>
           </w:p>
         </w:tc>
@@ -6095,37 +6248,7 @@
           <w:p>
             <w:pPr>
               <w:spacing w:after="0" w:line="240" w:lineRule="auto"/>
-              <w:jc w:val="center"/>
-            </w:pPr>
-            <w:r>
-              <w:rPr>
-                <w:sz w:val="20"/>
-                <w:szCs w:val="20"/>
-              </w:rPr>
-              <w:t>1</w:t>
-            </w:r>
-          </w:p>
-        </w:tc>
-        <w:tc>
-          <w:tcPr>
-            <w:tcW w:w="2000" w:type="dxa"/>
-            <w:tcBorders>
-              <w:top w:val="single" w:sz="4" w:space="0" w:color="808080"/>
-              <w:left w:val="single" w:sz="4" w:space="0" w:color="808080"/>
-              <w:bottom w:val="single" w:sz="4" w:space="0" w:color="808080"/>
-              <w:right w:val="single" w:sz="4" w:space="0" w:color="808080"/>
-            </w:tcBorders>
-            <w:tcMar>
-              <w:top w:w="40" w:type="dxa"/>
-              <w:left w:w="80" w:type="dxa"/>
-              <w:bottom w:w="40" w:type="dxa"/>
-              <w:right w:w="80" w:type="dxa"/>
-            </w:tcMar>
-          </w:tcPr>
-          <w:p>
-            <w:pPr>
-              <w:spacing w:after="0" w:line="240" w:lineRule="auto"/>
-              <w:jc w:val="center"/>
+              <w:jc w:val="both"/>
             </w:pPr>
             <w:r>
               <w:rPr>
@@ -6160,6 +6283,36 @@
           <w:p>
             <w:pPr>
               <w:spacing w:after="0" w:line="240" w:lineRule="auto"/>
+              <w:jc w:val="both"/>
+            </w:pPr>
+            <w:r>
+              <w:rPr>
+                <w:sz w:val="20"/>
+                <w:szCs w:val="20"/>
+              </w:rPr>
+              <w:t>Verify and publish the licensed site</w:t>
+            </w:r>
+          </w:p>
+        </w:tc>
+        <w:tc>
+          <w:tcPr>
+            <w:tcW w:w="1700" w:type="dxa"/>
+            <w:tcBorders>
+              <w:top w:val="single" w:sz="4" w:space="0" w:color="808080"/>
+              <w:left w:val="single" w:sz="4" w:space="0" w:color="808080"/>
+              <w:bottom w:val="single" w:sz="4" w:space="0" w:color="808080"/>
+              <w:right w:val="single" w:sz="4" w:space="0" w:color="808080"/>
+            </w:tcBorders>
+            <w:tcMar>
+              <w:top w:w="40" w:type="dxa"/>
+              <w:left w:w="80" w:type="dxa"/>
+              <w:bottom w:w="40" w:type="dxa"/>
+              <w:right w:w="80" w:type="dxa"/>
+            </w:tcMar>
+          </w:tcPr>
+          <w:p>
+            <w:pPr>
+              <w:spacing w:after="0" w:line="240" w:lineRule="auto"/>
               <w:jc w:val="center"/>
             </w:pPr>
             <w:r>
@@ -6167,13 +6320,13 @@
                 <w:sz w:val="20"/>
                 <w:szCs w:val="20"/>
               </w:rPr>
-              <w:t>Verify and publish the licensed site</w:t>
-            </w:r>
-          </w:p>
-        </w:tc>
-        <w:tc>
-          <w:tcPr>
-            <w:tcW w:w="1700" w:type="dxa"/>
+              <w:t>5</w:t>
+            </w:r>
+          </w:p>
+        </w:tc>
+        <w:tc>
+          <w:tcPr>
+            <w:tcW w:w="2000" w:type="dxa"/>
             <w:tcBorders>
               <w:top w:val="single" w:sz="4" w:space="0" w:color="808080"/>
               <w:left w:val="single" w:sz="4" w:space="0" w:color="808080"/>
@@ -6197,7 +6350,7 @@
                 <w:sz w:val="20"/>
                 <w:szCs w:val="20"/>
               </w:rPr>
-              <w:t>5</w:t>
+              <w:t>0</w:t>
             </w:r>
           </w:p>
         </w:tc>
@@ -6220,37 +6373,7 @@
           <w:p>
             <w:pPr>
               <w:spacing w:after="0" w:line="240" w:lineRule="auto"/>
-              <w:jc w:val="center"/>
-            </w:pPr>
-            <w:r>
-              <w:rPr>
-                <w:sz w:val="20"/>
-                <w:szCs w:val="20"/>
-              </w:rPr>
-              <w:t>0</w:t>
-            </w:r>
-          </w:p>
-        </w:tc>
-        <w:tc>
-          <w:tcPr>
-            <w:tcW w:w="2000" w:type="dxa"/>
-            <w:tcBorders>
-              <w:top w:val="single" w:sz="4" w:space="0" w:color="808080"/>
-              <w:left w:val="single" w:sz="4" w:space="0" w:color="808080"/>
-              <w:bottom w:val="single" w:sz="4" w:space="0" w:color="808080"/>
-              <w:right w:val="single" w:sz="4" w:space="0" w:color="808080"/>
-            </w:tcBorders>
-            <w:tcMar>
-              <w:top w:w="40" w:type="dxa"/>
-              <w:left w:w="80" w:type="dxa"/>
-              <w:bottom w:w="40" w:type="dxa"/>
-              <w:right w:w="80" w:type="dxa"/>
-            </w:tcMar>
-          </w:tcPr>
-          <w:p>
-            <w:pPr>
-              <w:spacing w:after="0" w:line="240" w:lineRule="auto"/>
-              <w:jc w:val="center"/>
+              <w:jc w:val="both"/>
             </w:pPr>
             <w:r>
               <w:rPr>
@@ -6285,6 +6408,36 @@
           <w:p>
             <w:pPr>
               <w:spacing w:after="0" w:line="240" w:lineRule="auto"/>
+              <w:jc w:val="both"/>
+            </w:pPr>
+            <w:r>
+              <w:rPr>
+                <w:sz w:val="20"/>
+                <w:szCs w:val="20"/>
+              </w:rPr>
+              <w:t>Mobile site (MBSP nomination)</w:t>
+            </w:r>
+          </w:p>
+        </w:tc>
+        <w:tc>
+          <w:tcPr>
+            <w:tcW w:w="1700" w:type="dxa"/>
+            <w:tcBorders>
+              <w:top w:val="single" w:sz="4" w:space="0" w:color="808080"/>
+              <w:left w:val="single" w:sz="4" w:space="0" w:color="808080"/>
+              <w:bottom w:val="single" w:sz="4" w:space="0" w:color="808080"/>
+              <w:right w:val="single" w:sz="4" w:space="0" w:color="808080"/>
+            </w:tcBorders>
+            <w:tcMar>
+              <w:top w:w="40" w:type="dxa"/>
+              <w:left w:w="80" w:type="dxa"/>
+              <w:bottom w:w="40" w:type="dxa"/>
+              <w:right w:w="80" w:type="dxa"/>
+            </w:tcMar>
+          </w:tcPr>
+          <w:p>
+            <w:pPr>
+              <w:spacing w:after="0" w:line="240" w:lineRule="auto"/>
               <w:jc w:val="center"/>
             </w:pPr>
             <w:r>
@@ -6292,13 +6445,13 @@
                 <w:sz w:val="20"/>
                 <w:szCs w:val="20"/>
               </w:rPr>
-              <w:t>Mobile site (MBSP nomination)</w:t>
-            </w:r>
-          </w:p>
-        </w:tc>
-        <w:tc>
-          <w:tcPr>
-            <w:tcW w:w="1700" w:type="dxa"/>
+              <w:t>4</w:t>
+            </w:r>
+          </w:p>
+        </w:tc>
+        <w:tc>
+          <w:tcPr>
+            <w:tcW w:w="2000" w:type="dxa"/>
             <w:tcBorders>
               <w:top w:val="single" w:sz="4" w:space="0" w:color="808080"/>
               <w:left w:val="single" w:sz="4" w:space="0" w:color="808080"/>
@@ -6322,7 +6475,7 @@
                 <w:sz w:val="20"/>
                 <w:szCs w:val="20"/>
               </w:rPr>
-              <w:t>4</w:t>
+              <w:t>0</w:t>
             </w:r>
           </w:p>
         </w:tc>
@@ -6345,37 +6498,7 @@
           <w:p>
             <w:pPr>
               <w:spacing w:after="0" w:line="240" w:lineRule="auto"/>
-              <w:jc w:val="center"/>
-            </w:pPr>
-            <w:r>
-              <w:rPr>
-                <w:sz w:val="20"/>
-                <w:szCs w:val="20"/>
-              </w:rPr>
-              <w:t>0</w:t>
-            </w:r>
-          </w:p>
-        </w:tc>
-        <w:tc>
-          <w:tcPr>
-            <w:tcW w:w="2000" w:type="dxa"/>
-            <w:tcBorders>
-              <w:top w:val="single" w:sz="4" w:space="0" w:color="808080"/>
-              <w:left w:val="single" w:sz="4" w:space="0" w:color="808080"/>
-              <w:bottom w:val="single" w:sz="4" w:space="0" w:color="808080"/>
-              <w:right w:val="single" w:sz="4" w:space="0" w:color="808080"/>
-            </w:tcBorders>
-            <w:tcMar>
-              <w:top w:w="40" w:type="dxa"/>
-              <w:left w:w="80" w:type="dxa"/>
-              <w:bottom w:w="40" w:type="dxa"/>
-              <w:right w:w="80" w:type="dxa"/>
-            </w:tcMar>
-          </w:tcPr>
-          <w:p>
-            <w:pPr>
-              <w:spacing w:after="0" w:line="240" w:lineRule="auto"/>
-              <w:jc w:val="center"/>
+              <w:jc w:val="both"/>
             </w:pPr>
             <w:r>
               <w:rPr>
@@ -6410,6 +6533,36 @@
           <w:p>
             <w:pPr>
               <w:spacing w:after="0" w:line="240" w:lineRule="auto"/>
+              <w:jc w:val="both"/>
+            </w:pPr>
+            <w:r>
+              <w:rPr>
+                <w:sz w:val="20"/>
+                <w:szCs w:val="20"/>
+              </w:rPr>
+              <w:t>Verify on the ground</w:t>
+            </w:r>
+          </w:p>
+        </w:tc>
+        <w:tc>
+          <w:tcPr>
+            <w:tcW w:w="1700" w:type="dxa"/>
+            <w:tcBorders>
+              <w:top w:val="single" w:sz="4" w:space="0" w:color="808080"/>
+              <w:left w:val="single" w:sz="4" w:space="0" w:color="808080"/>
+              <w:bottom w:val="single" w:sz="4" w:space="0" w:color="808080"/>
+              <w:right w:val="single" w:sz="4" w:space="0" w:color="808080"/>
+            </w:tcBorders>
+            <w:tcMar>
+              <w:top w:w="40" w:type="dxa"/>
+              <w:left w:w="80" w:type="dxa"/>
+              <w:bottom w:w="40" w:type="dxa"/>
+              <w:right w:w="80" w:type="dxa"/>
+            </w:tcMar>
+          </w:tcPr>
+          <w:p>
+            <w:pPr>
+              <w:spacing w:after="0" w:line="240" w:lineRule="auto"/>
               <w:jc w:val="center"/>
             </w:pPr>
             <w:r>
@@ -6417,13 +6570,13 @@
                 <w:sz w:val="20"/>
                 <w:szCs w:val="20"/>
               </w:rPr>
-              <w:t>Verify on the ground</w:t>
-            </w:r>
-          </w:p>
-        </w:tc>
-        <w:tc>
-          <w:tcPr>
-            <w:tcW w:w="1700" w:type="dxa"/>
+              <w:t>3</w:t>
+            </w:r>
+          </w:p>
+        </w:tc>
+        <w:tc>
+          <w:tcPr>
+            <w:tcW w:w="2000" w:type="dxa"/>
             <w:tcBorders>
               <w:top w:val="single" w:sz="4" w:space="0" w:color="808080"/>
               <w:left w:val="single" w:sz="4" w:space="0" w:color="808080"/>
@@ -6470,37 +6623,7 @@
           <w:p>
             <w:pPr>
               <w:spacing w:after="0" w:line="240" w:lineRule="auto"/>
-              <w:jc w:val="center"/>
-            </w:pPr>
-            <w:r>
-              <w:rPr>
-                <w:sz w:val="20"/>
-                <w:szCs w:val="20"/>
-              </w:rPr>
-              <w:t>3</w:t>
-            </w:r>
-          </w:p>
-        </w:tc>
-        <w:tc>
-          <w:tcPr>
-            <w:tcW w:w="2000" w:type="dxa"/>
-            <w:tcBorders>
-              <w:top w:val="single" w:sz="4" w:space="0" w:color="808080"/>
-              <w:left w:val="single" w:sz="4" w:space="0" w:color="808080"/>
-              <w:bottom w:val="single" w:sz="4" w:space="0" w:color="808080"/>
-              <w:right w:val="single" w:sz="4" w:space="0" w:color="808080"/>
-            </w:tcBorders>
-            <w:tcMar>
-              <w:top w:w="40" w:type="dxa"/>
-              <w:left w:w="80" w:type="dxa"/>
-              <w:bottom w:w="40" w:type="dxa"/>
-              <w:right w:w="80" w:type="dxa"/>
-            </w:tcMar>
-          </w:tcPr>
-          <w:p>
-            <w:pPr>
-              <w:spacing w:after="0" w:line="240" w:lineRule="auto"/>
-              <w:jc w:val="center"/>
+              <w:jc w:val="both"/>
             </w:pPr>
             <w:r>
               <w:rPr>
@@ -6524,7 +6647,6 @@
         <w:rPr>
           <w:noProof/>
         </w:rPr>
-        <w:lastRenderedPageBreak/>
         <w:drawing>
           <wp:inline distT="0" distB="0" distL="0" distR="0" wp14:anchorId="4D9BAB99" wp14:editId="6812DF27">
             <wp:extent cx="4495800" cy="3857625"/>
@@ -6581,6 +6703,9 @@
       </w:r>
     </w:p>
     <w:p>
+      <w:pPr>
+        <w:jc w:val="both"/>
+      </w:pPr>
       <w:r>
         <w:t>The most common action, "measure the link here", covers 31 health-centre communities whose non-satellite link has never had its performance published. It needs no construction, only a measurement at the clinic, and no well-founded investment decision can be made without it.</w:t>
       </w:r>
@@ -6588,6 +6713,7 @@
     <w:p>
       <w:pPr>
         <w:pStyle w:val="Heading1"/>
+        <w:jc w:val="both"/>
       </w:pPr>
       <w:bookmarkStart w:id="4" w:name="sec_discussion"/>
       <w:r>
@@ -6598,12 +6724,16 @@
     <w:p>
       <w:pPr>
         <w:pStyle w:val="Heading2"/>
+        <w:jc w:val="both"/>
       </w:pPr>
       <w:r>
         <w:t>Respecting First Nations data rights</w:t>
       </w:r>
     </w:p>
     <w:p>
+      <w:pPr>
+        <w:jc w:val="both"/>
+      </w:pPr>
       <w:r>
         <w:t xml:space="preserve">Almost all 96 communities are First Nations communities. Following the CARE Principles for Indigenous Data Governance (Collective benefit, Authority to control, Responsibility, Ethics), </w:t>
       </w:r>
@@ -6627,12 +6757,16 @@
     <w:p>
       <w:pPr>
         <w:pStyle w:val="Heading2"/>
+        <w:jc w:val="both"/>
       </w:pPr>
       <w:r>
         <w:t>Avoiding the "deficit map"</w:t>
       </w:r>
     </w:p>
     <w:p>
+      <w:pPr>
+        <w:jc w:val="both"/>
+      </w:pPr>
       <w:r>
         <w:t>A map of red dots ("telehealth fails", "no voice") can make disadvantage look like a trait of the community rather than a failure of infrastructure. Crosscheck gives every community a named action and a named agency, so the problem belongs to an organisation that can fix it, and "Report here" makes residents contributors rather than subjects.</w:t>
       </w:r>
@@ -6640,12 +6774,16 @@
     <w:p>
       <w:pPr>
         <w:pStyle w:val="Heading2"/>
+        <w:jc w:val="both"/>
       </w:pPr>
       <w:r>
         <w:t>What the verdicts and the model can and cannot tell us</w:t>
       </w:r>
     </w:p>
     <w:p>
+      <w:pPr>
+        <w:jc w:val="both"/>
+      </w:pPr>
       <w:r>
         <w:t>A "fails" verdict is inferred from published inputs, not observed on site: 95 of 96 verdicts rest on one measured satellite latency figure, and a clinic may use a government link no public dataset records. A reliability word is a rank, not a probability, and outside the three drive-tested communities it is an extrapolation. The right response to a low rating is to measure. The app states these limits next to every verdict.</w:t>
       </w:r>
@@ -6653,13 +6791,16 @@
     <w:p>
       <w:pPr>
         <w:pStyle w:val="Heading2"/>
-      </w:pPr>
-      <w:r>
-        <w:lastRenderedPageBreak/>
+        <w:jc w:val="both"/>
+      </w:pPr>
+      <w:r>
         <w:t>Protecting community privacy</w:t>
       </w:r>
     </w:p>
     <w:p>
+      <w:pPr>
+        <w:jc w:val="both"/>
+      </w:pPr>
       <w:r>
         <w:t>Crosscheck collects no personal information. Population is never shown for communities under 100 people (29 communities). A "Report here" location, if included, is rounded to about 1 km and never leaves the phone unless the user shares it.</w:t>
       </w:r>
@@ -6667,6 +6808,7 @@
     <w:p>
       <w:pPr>
         <w:pStyle w:val="Heading1"/>
+        <w:jc w:val="both"/>
       </w:pPr>
       <w:bookmarkStart w:id="5" w:name="sec_recommendations"/>
       <w:r>
@@ -6677,6 +6819,7 @@
     <w:p>
       <w:pPr>
         <w:pStyle w:val="Heading2"/>
+        <w:jc w:val="both"/>
       </w:pPr>
       <w:r>
         <w:t>For the NT Government (DCDD)</w:t>
@@ -6690,6 +6833,7 @@
           <w:numId w:val="3"/>
         </w:numPr>
         <w:spacing w:after="60"/>
+        <w:jc w:val="both"/>
       </w:pPr>
       <w:r>
         <w:t xml:space="preserve">Visit </w:t>
@@ -6727,6 +6871,7 @@
           <w:numId w:val="3"/>
         </w:numPr>
         <w:spacing w:after="60"/>
+        <w:jc w:val="both"/>
       </w:pPr>
       <w:r>
         <w:t>Measure the links at the 31 "measure the link here" communities, all of which have a health centre.</w:t>
@@ -6740,6 +6885,7 @@
           <w:numId w:val="3"/>
         </w:numPr>
         <w:spacing w:after="60"/>
+        <w:jc w:val="both"/>
       </w:pPr>
       <w:r>
         <w:t>Use the service-gap group for the next Mobile Black Spot Program round; four communities with no voice path and no nearby site are ready for nomination.</w:t>
@@ -6753,6 +6899,7 @@
           <w:numId w:val="3"/>
         </w:numPr>
         <w:spacing w:after="60"/>
+        <w:jc w:val="both"/>
       </w:pPr>
       <w:r>
         <w:t>Update the NT Government coverage list, unchanged since July 2022, which misses predicted coverage in 14 communities.</w:t>
@@ -6761,6 +6908,7 @@
     <w:p>
       <w:pPr>
         <w:pStyle w:val="Heading2"/>
+        <w:jc w:val="both"/>
       </w:pPr>
       <w:r>
         <w:t>For mobile carriers (Telstra, Optus, TPG)</w:t>
@@ -6774,6 +6922,7 @@
           <w:numId w:val="3"/>
         </w:numPr>
         <w:spacing w:after="60"/>
+        <w:jc w:val="both"/>
       </w:pPr>
       <w:r>
         <w:t>At the 15 "backup power" communities the mobile site depends on microwave backhaul (NT Government 2019 list), which fails when a relay loses power. Backup power is cheaper than a new tower and protects about 9,950 people and 15 health centres.</w:t>
@@ -6787,6 +6936,7 @@
           <w:numId w:val="3"/>
         </w:numPr>
         <w:spacing w:after="60"/>
+        <w:jc w:val="both"/>
       </w:pPr>
       <w:r>
         <w:t>Confirm and publish whether the licensed sites near five communities are active.</w:t>
@@ -6795,6 +6945,7 @@
     <w:p>
       <w:pPr>
         <w:pStyle w:val="Heading2"/>
+        <w:jc w:val="both"/>
       </w:pPr>
       <w:r>
         <w:t xml:space="preserve">For </w:t>
@@ -6816,6 +6967,7 @@
           <w:numId w:val="3"/>
         </w:numPr>
         <w:spacing w:after="60"/>
+        <w:jc w:val="both"/>
       </w:pPr>
       <w:r>
         <w:t xml:space="preserve">The 12 health centres on satellite-only paths cannot run telehealth on Sky Muster's 664.9 </w:t>
@@ -6840,6 +6992,7 @@
     <w:p>
       <w:pPr>
         <w:pStyle w:val="Heading2"/>
+        <w:jc w:val="both"/>
       </w:pPr>
       <w:r>
         <w:t>For data publishers</w:t>
@@ -6853,6 +7006,7 @@
           <w:numId w:val="3"/>
         </w:numPr>
         <w:spacing w:after="60"/>
+        <w:jc w:val="both"/>
       </w:pPr>
       <w:r>
         <w:t>Publish measured latency and throughput per community, not only predicted footprints; one set of clinic measurements would replace most of this report's stated assumptions.</w:t>
@@ -6861,65 +7015,76 @@
     <w:p>
       <w:pPr>
         <w:spacing w:after="60"/>
+        <w:jc w:val="both"/>
       </w:pPr>
     </w:p>
     <w:p>
       <w:pPr>
         <w:spacing w:after="60"/>
+        <w:jc w:val="both"/>
       </w:pPr>
     </w:p>
     <w:p>
       <w:pPr>
         <w:spacing w:after="60"/>
+        <w:jc w:val="both"/>
       </w:pPr>
     </w:p>
     <w:p>
       <w:pPr>
         <w:spacing w:after="60"/>
+        <w:jc w:val="both"/>
       </w:pPr>
     </w:p>
     <w:p>
       <w:pPr>
         <w:spacing w:after="60"/>
+        <w:jc w:val="both"/>
       </w:pPr>
     </w:p>
     <w:p>
       <w:pPr>
         <w:spacing w:after="60"/>
+        <w:jc w:val="both"/>
       </w:pPr>
     </w:p>
     <w:p>
       <w:pPr>
         <w:spacing w:after="60"/>
+        <w:jc w:val="both"/>
       </w:pPr>
     </w:p>
     <w:p>
       <w:pPr>
         <w:spacing w:after="60"/>
+        <w:jc w:val="both"/>
       </w:pPr>
     </w:p>
     <w:p>
       <w:pPr>
         <w:spacing w:after="60"/>
+        <w:jc w:val="both"/>
       </w:pPr>
     </w:p>
     <w:p>
       <w:pPr>
         <w:spacing w:after="60"/>
+        <w:jc w:val="both"/>
       </w:pPr>
     </w:p>
     <w:p>
       <w:pPr>
         <w:spacing w:after="60"/>
+        <w:jc w:val="both"/>
       </w:pPr>
     </w:p>
     <w:p>
       <w:pPr>
         <w:pStyle w:val="Heading1"/>
+        <w:jc w:val="both"/>
       </w:pPr>
       <w:bookmarkStart w:id="6" w:name="sec_references"/>
       <w:r>
-        <w:lastRenderedPageBreak/>
         <w:t>References</w:t>
       </w:r>
       <w:bookmarkEnd w:id="6"/>
@@ -6928,6 +7093,7 @@
       <w:pPr>
         <w:spacing w:after="100"/>
         <w:ind w:left="567" w:hanging="567"/>
+        <w:jc w:val="both"/>
       </w:pPr>
       <w:r>
         <w:rPr>
@@ -6951,6 +7117,7 @@
       <w:pPr>
         <w:spacing w:after="100"/>
         <w:ind w:left="567" w:hanging="567"/>
+        <w:jc w:val="both"/>
       </w:pPr>
       <w:r>
         <w:rPr>
@@ -6974,6 +7141,7 @@
       <w:pPr>
         <w:spacing w:after="100"/>
         <w:ind w:left="567" w:hanging="567"/>
+        <w:jc w:val="both"/>
       </w:pPr>
       <w:r>
         <w:rPr>
@@ -6997,6 +7165,7 @@
       <w:pPr>
         <w:spacing w:after="100"/>
         <w:ind w:left="567" w:hanging="567"/>
+        <w:jc w:val="both"/>
       </w:pPr>
       <w:r>
         <w:rPr>
@@ -7020,6 +7189,7 @@
       <w:pPr>
         <w:spacing w:after="100"/>
         <w:ind w:left="567" w:hanging="567"/>
+        <w:jc w:val="both"/>
       </w:pPr>
       <w:proofErr w:type="spellStart"/>
       <w:r>
@@ -7052,6 +7222,7 @@
       <w:pPr>
         <w:spacing w:after="100"/>
         <w:ind w:left="567" w:hanging="567"/>
+        <w:jc w:val="both"/>
       </w:pPr>
       <w:r>
         <w:rPr>
@@ -7091,6 +7262,7 @@
       <w:pPr>
         <w:spacing w:after="100"/>
         <w:ind w:left="567" w:hanging="567"/>
+        <w:jc w:val="both"/>
       </w:pPr>
       <w:r>
         <w:rPr>
@@ -7114,6 +7286,7 @@
       <w:pPr>
         <w:spacing w:after="100"/>
         <w:ind w:left="567" w:hanging="567"/>
+        <w:jc w:val="both"/>
       </w:pPr>
       <w:r>
         <w:rPr>
@@ -7137,6 +7310,7 @@
       <w:pPr>
         <w:spacing w:after="100"/>
         <w:ind w:left="567" w:hanging="567"/>
+        <w:jc w:val="both"/>
       </w:pPr>
       <w:proofErr w:type="spellStart"/>
       <w:r>
@@ -7169,6 +7343,7 @@
       <w:pPr>
         <w:spacing w:after="100"/>
         <w:ind w:left="567" w:hanging="567"/>
+        <w:jc w:val="both"/>
       </w:pPr>
       <w:r>
         <w:rPr>
@@ -7192,6 +7367,7 @@
       <w:pPr>
         <w:spacing w:after="100"/>
         <w:ind w:left="567" w:hanging="567"/>
+        <w:jc w:val="both"/>
       </w:pPr>
       <w:proofErr w:type="spellStart"/>
       <w:r>
@@ -7240,6 +7416,7 @@
       <w:pPr>
         <w:spacing w:after="100"/>
         <w:ind w:left="567" w:hanging="567"/>
+        <w:jc w:val="both"/>
       </w:pPr>
       <w:proofErr w:type="spellStart"/>
       <w:r>
@@ -7272,6 +7449,7 @@
       <w:pPr>
         <w:spacing w:after="100"/>
         <w:ind w:left="567" w:hanging="567"/>
+        <w:jc w:val="both"/>
       </w:pPr>
       <w:r>
         <w:rPr>
@@ -7295,6 +7473,7 @@
       <w:pPr>
         <w:spacing w:after="100"/>
         <w:ind w:left="567" w:hanging="567"/>
+        <w:jc w:val="both"/>
       </w:pPr>
       <w:r>
         <w:rPr>
@@ -7323,6 +7502,7 @@
     <w:p>
       <w:pPr>
         <w:pStyle w:val="Heading1"/>
+        <w:jc w:val="both"/>
       </w:pPr>
       <w:bookmarkStart w:id="7" w:name="sec_appendix"/>
       <w:r>
@@ -7333,12 +7513,16 @@
     <w:p>
       <w:pPr>
         <w:pStyle w:val="Heading2"/>
+        <w:jc w:val="both"/>
       </w:pPr>
       <w:r>
         <w:t>AI usage declaration</w:t>
       </w:r>
     </w:p>
     <w:p>
+      <w:pPr>
+        <w:jc w:val="both"/>
+      </w:pPr>
       <w:r>
         <w:t>Claude (Anthropic) and Codex (OpenAI) were used as coding assistants to build the data pipeline and the offline application; scikit-learn was used for the reliability model in Step 3. All verdicts and priority scores come from a deterministic, rule-based pipeline, no AI model runs inside the shipped app, and AI was not used to generate or alter any underlying data, measurements or figures.</w:t>
       </w:r>
@@ -7346,12 +7530,16 @@
     <w:p>
       <w:pPr>
         <w:pStyle w:val="Heading2"/>
+        <w:jc w:val="both"/>
       </w:pPr>
       <w:r>
         <w:t>Source code</w:t>
       </w:r>
     </w:p>
     <w:p>
+      <w:pPr>
+        <w:jc w:val="both"/>
+      </w:pPr>
       <w:r>
         <w:t xml:space="preserve">The full Python source and a README with reproduction instructions are in the submitted zip file and at </w:t>
       </w:r>
@@ -7370,13 +7558,16 @@
     <w:p>
       <w:pPr>
         <w:pStyle w:val="Heading2"/>
-      </w:pPr>
-      <w:r>
-        <w:lastRenderedPageBreak/>
+        <w:jc w:val="both"/>
+      </w:pPr>
+      <w:r>
         <w:t>Dataset links</w:t>
       </w:r>
     </w:p>
     <w:p>
+      <w:pPr>
+        <w:jc w:val="both"/>
+      </w:pPr>
       <w:r>
         <w:t xml:space="preserve">Every dataset is listed with its URL and licence in the References; fetch dates, sizes and attribution lines are in </w:t>
       </w:r>
@@ -7393,12 +7584,8 @@
       </w:r>
     </w:p>
     <w:sectPr>
-      <w:headerReference w:type="even" r:id="rId23"/>
-      <w:headerReference w:type="default" r:id="rId24"/>
-      <w:footerReference w:type="even" r:id="rId25"/>
-      <w:footerReference w:type="default" r:id="rId26"/>
-      <w:headerReference w:type="first" r:id="rId27"/>
-      <w:footerReference w:type="first" r:id="rId28"/>
+      <w:headerReference w:type="default" r:id="rId23"/>
+      <w:footerReference w:type="default" r:id="rId24"/>
       <w:pgSz w:w="11906" w:h="16838"/>
       <w:pgMar w:top="1440" w:right="1440" w:bottom="1440" w:left="1440" w:header="709" w:footer="709" w:gutter="0"/>
       <w:pgNumType w:start="1"/>
@@ -7438,16 +7625,6 @@
 <w:ftr xmlns:wpc="http://schemas.microsoft.com/office/word/2010/wordprocessingCanvas" xmlns:cx="http://schemas.microsoft.com/office/drawing/2014/chartex" xmlns:cx1="http://schemas.microsoft.com/office/drawing/2015/9/8/chartex" xmlns:cx2="http://schemas.microsoft.com/office/drawing/2015/10/21/chartex" xmlns:cx3="http://schemas.microsoft.com/office/drawing/2016/5/9/chartex" xmlns:cx4="http://schemas.microsoft.com/office/drawing/2016/5/10/chartex" xmlns:cx5="http://schemas.microsoft.com/office/drawing/2016/5/11/chartex" xmlns:cx6="http://schemas.microsoft.com/office/drawing/2016/5/12/chartex" xmlns:cx7="http://schemas.microsoft.com/office/drawing/2016/5/13/chartex" xmlns:cx8="http://schemas.microsoft.com/office/drawing/2016/5/14/chartex" xmlns:mc="http://schemas.openxmlformats.org/markup-compatibility/2006" xmlns:aink="http://schemas.microsoft.com/office/drawing/2016/ink" xmlns:am3d="http://schemas.microsoft.com/office/drawing/2017/model3d" xmlns:o="urn:schemas-microsoft-com:office:office" xmlns:oel="http://schemas.microsoft.com/office/2019/extlst" xmlns:r="http://schemas.openxmlformats.org/officeDocument/2006/relationships" xmlns:m="http://schemas.openxmlformats.org/officeDocument/2006/math" xmlns:v="urn:schemas-microsoft-com:vml" xmlns:wp14="http://schemas.microsoft.com/office/word/2010/wordprocessingDrawing" xmlns:wp="http://schemas.openxmlformats.org/drawingml/2006/wordprocessingDrawing" xmlns:w10="urn:schemas-microsoft-com:office:word" xmlns:w="http://schemas.openxmlformats.org/wordprocessingml/2006/main" xmlns:w14="http://schemas.microsoft.com/office/word/2010/wordml" xmlns:w15="http://schemas.microsoft.com/office/word/2012/wordml" xmlns:w16cex="http://schemas.microsoft.com/office/word/2018/wordml/cex" xmlns:w16cid="http://schemas.microsoft.com/office/word/2016/wordml/cid" xmlns:w16="http://schemas.microsoft.com/office/word/2018/wordml" xmlns:w16du="http://schemas.microsoft.com/office/word/2023/wordml/word16du" xmlns:w16sdtdh="http://schemas.microsoft.com/office/word/2020/wordml/sdtdatahash" xmlns:w16sdtfl="http://schemas.microsoft.com/office/word/2024/wordml/sdtformatlock" xmlns:w16se="http://schemas.microsoft.com/office/word/2015/wordml/symex" xmlns:wpg="http://schemas.microsoft.com/office/word/2010/wordprocessingGroup" xmlns:wpi="http://schemas.microsoft.com/office/word/2010/wordprocessingInk" xmlns:wne="http://schemas.microsoft.com/office/word/2006/wordml" xmlns:wps="http://schemas.microsoft.com/office/word/2010/wordprocessingShape" mc:Ignorable="w14 w15 w16se w16cid w16 w16cex w16sdtdh w16sdtfl w16du wp14">
   <w:p>
     <w:pPr>
-      <w:pStyle w:val="Footer"/>
-    </w:pPr>
-  </w:p>
-</w:ftr>
-</file>
-
-<file path=word/footer2.xml><?xml version="1.0" encoding="utf-8"?>
-<w:ftr xmlns:wpc="http://schemas.microsoft.com/office/word/2010/wordprocessingCanvas" xmlns:cx="http://schemas.microsoft.com/office/drawing/2014/chartex" xmlns:cx1="http://schemas.microsoft.com/office/drawing/2015/9/8/chartex" xmlns:cx2="http://schemas.microsoft.com/office/drawing/2015/10/21/chartex" xmlns:cx3="http://schemas.microsoft.com/office/drawing/2016/5/9/chartex" xmlns:cx4="http://schemas.microsoft.com/office/drawing/2016/5/10/chartex" xmlns:cx5="http://schemas.microsoft.com/office/drawing/2016/5/11/chartex" xmlns:cx6="http://schemas.microsoft.com/office/drawing/2016/5/12/chartex" xmlns:cx7="http://schemas.microsoft.com/office/drawing/2016/5/13/chartex" xmlns:cx8="http://schemas.microsoft.com/office/drawing/2016/5/14/chartex" xmlns:mc="http://schemas.openxmlformats.org/markup-compatibility/2006" xmlns:aink="http://schemas.microsoft.com/office/drawing/2016/ink" xmlns:am3d="http://schemas.microsoft.com/office/drawing/2017/model3d" xmlns:o="urn:schemas-microsoft-com:office:office" xmlns:oel="http://schemas.microsoft.com/office/2019/extlst" xmlns:r="http://schemas.openxmlformats.org/officeDocument/2006/relationships" xmlns:m="http://schemas.openxmlformats.org/officeDocument/2006/math" xmlns:v="urn:schemas-microsoft-com:vml" xmlns:wp14="http://schemas.microsoft.com/office/word/2010/wordprocessingDrawing" xmlns:wp="http://schemas.openxmlformats.org/drawingml/2006/wordprocessingDrawing" xmlns:w10="urn:schemas-microsoft-com:office:word" xmlns:w="http://schemas.openxmlformats.org/wordprocessingml/2006/main" xmlns:w14="http://schemas.microsoft.com/office/word/2010/wordml" xmlns:w15="http://schemas.microsoft.com/office/word/2012/wordml" xmlns:w16cex="http://schemas.microsoft.com/office/word/2018/wordml/cex" xmlns:w16cid="http://schemas.microsoft.com/office/word/2016/wordml/cid" xmlns:w16="http://schemas.microsoft.com/office/word/2018/wordml" xmlns:w16du="http://schemas.microsoft.com/office/word/2023/wordml/word16du" xmlns:w16sdtdh="http://schemas.microsoft.com/office/word/2020/wordml/sdtdatahash" xmlns:w16sdtfl="http://schemas.microsoft.com/office/word/2024/wordml/sdtformatlock" xmlns:w16se="http://schemas.microsoft.com/office/word/2015/wordml/symex" xmlns:wpg="http://schemas.microsoft.com/office/word/2010/wordprocessingGroup" xmlns:wpi="http://schemas.microsoft.com/office/word/2010/wordprocessingInk" xmlns:wne="http://schemas.microsoft.com/office/word/2006/wordml" xmlns:wps="http://schemas.microsoft.com/office/word/2010/wordprocessingShape" mc:Ignorable="w14 w15 w16se w16cid w16 w16cex w16sdtdh w16sdtfl w16du wp14">
-  <w:p>
-    <w:pPr>
       <w:spacing w:after="0"/>
       <w:jc w:val="center"/>
     </w:pPr>
@@ -7457,7 +7634,24 @@
         <w:sz w:val="18"/>
         <w:szCs w:val="18"/>
       </w:rPr>
-      <w:t xml:space="preserve">Team DIC005 · Page </w:t>
+      <w:t xml:space="preserve">Team DIC005 </w:t>
+    </w:r>
+    <w:r>
+      <w:rPr>
+        <w:color w:val="404040"/>
+        <w:sz w:val="18"/>
+        <w:szCs w:val="18"/>
+        <w:lang w:val="vi-VN"/>
+      </w:rPr>
+      <w:t>-</w:t>
+    </w:r>
+    <w:r>
+      <w:rPr>
+        <w:color w:val="404040"/>
+        <w:sz w:val="18"/>
+        <w:szCs w:val="18"/>
+      </w:rPr>
+      <w:t xml:space="preserve"> Page </w:t>
     </w:r>
     <w:r>
       <w:rPr>
@@ -7504,16 +7698,6 @@
 </w:ftr>
 </file>
 
-<file path=word/footer3.xml><?xml version="1.0" encoding="utf-8"?>
-<w:ftr xmlns:wpc="http://schemas.microsoft.com/office/word/2010/wordprocessingCanvas" xmlns:cx="http://schemas.microsoft.com/office/drawing/2014/chartex" xmlns:cx1="http://schemas.microsoft.com/office/drawing/2015/9/8/chartex" xmlns:cx2="http://schemas.microsoft.com/office/drawing/2015/10/21/chartex" xmlns:cx3="http://schemas.microsoft.com/office/drawing/2016/5/9/chartex" xmlns:cx4="http://schemas.microsoft.com/office/drawing/2016/5/10/chartex" xmlns:cx5="http://schemas.microsoft.com/office/drawing/2016/5/11/chartex" xmlns:cx6="http://schemas.microsoft.com/office/drawing/2016/5/12/chartex" xmlns:cx7="http://schemas.microsoft.com/office/drawing/2016/5/13/chartex" xmlns:cx8="http://schemas.microsoft.com/office/drawing/2016/5/14/chartex" xmlns:mc="http://schemas.openxmlformats.org/markup-compatibility/2006" xmlns:aink="http://schemas.microsoft.com/office/drawing/2016/ink" xmlns:am3d="http://schemas.microsoft.com/office/drawing/2017/model3d" xmlns:o="urn:schemas-microsoft-com:office:office" xmlns:oel="http://schemas.microsoft.com/office/2019/extlst" xmlns:r="http://schemas.openxmlformats.org/officeDocument/2006/relationships" xmlns:m="http://schemas.openxmlformats.org/officeDocument/2006/math" xmlns:v="urn:schemas-microsoft-com:vml" xmlns:wp14="http://schemas.microsoft.com/office/word/2010/wordprocessingDrawing" xmlns:wp="http://schemas.openxmlformats.org/drawingml/2006/wordprocessingDrawing" xmlns:w10="urn:schemas-microsoft-com:office:word" xmlns:w="http://schemas.openxmlformats.org/wordprocessingml/2006/main" xmlns:w14="http://schemas.microsoft.com/office/word/2010/wordml" xmlns:w15="http://schemas.microsoft.com/office/word/2012/wordml" xmlns:w16cex="http://schemas.microsoft.com/office/word/2018/wordml/cex" xmlns:w16cid="http://schemas.microsoft.com/office/word/2016/wordml/cid" xmlns:w16="http://schemas.microsoft.com/office/word/2018/wordml" xmlns:w16du="http://schemas.microsoft.com/office/word/2023/wordml/word16du" xmlns:w16sdtdh="http://schemas.microsoft.com/office/word/2020/wordml/sdtdatahash" xmlns:w16sdtfl="http://schemas.microsoft.com/office/word/2024/wordml/sdtformatlock" xmlns:w16se="http://schemas.microsoft.com/office/word/2015/wordml/symex" xmlns:wpg="http://schemas.microsoft.com/office/word/2010/wordprocessingGroup" xmlns:wpi="http://schemas.microsoft.com/office/word/2010/wordprocessingInk" xmlns:wne="http://schemas.microsoft.com/office/word/2006/wordml" xmlns:wps="http://schemas.microsoft.com/office/word/2010/wordprocessingShape" mc:Ignorable="w14 w15 w16se w16cid w16 w16cex w16sdtdh w16sdtfl w16du wp14">
-  <w:p>
-    <w:pPr>
-      <w:pStyle w:val="Footer"/>
-    </w:pPr>
-  </w:p>
-</w:ftr>
-</file>
-
 <file path=word/footnotes.xml><?xml version="1.0" encoding="utf-8"?>
 <w:footnotes xmlns:wpc="http://schemas.microsoft.com/office/word/2010/wordprocessingCanvas" xmlns:cx="http://schemas.microsoft.com/office/drawing/2014/chartex" xmlns:cx1="http://schemas.microsoft.com/office/drawing/2015/9/8/chartex" xmlns:cx2="http://schemas.microsoft.com/office/drawing/2015/10/21/chartex" xmlns:cx3="http://schemas.microsoft.com/office/drawing/2016/5/9/chartex" xmlns:cx4="http://schemas.microsoft.com/office/drawing/2016/5/10/chartex" xmlns:cx5="http://schemas.microsoft.com/office/drawing/2016/5/11/chartex" xmlns:cx6="http://schemas.microsoft.com/office/drawing/2016/5/12/chartex" xmlns:cx7="http://schemas.microsoft.com/office/drawing/2016/5/13/chartex" xmlns:cx8="http://schemas.microsoft.com/office/drawing/2016/5/14/chartex" xmlns:mc="http://schemas.openxmlformats.org/markup-compatibility/2006" xmlns:aink="http://schemas.microsoft.com/office/drawing/2016/ink" xmlns:am3d="http://schemas.microsoft.com/office/drawing/2017/model3d" xmlns:o="urn:schemas-microsoft-com:office:office" xmlns:oel="http://schemas.microsoft.com/office/2019/extlst" xmlns:r="http://schemas.openxmlformats.org/officeDocument/2006/relationships" xmlns:m="http://schemas.openxmlformats.org/officeDocument/2006/math" xmlns:v="urn:schemas-microsoft-com:vml" xmlns:wp14="http://schemas.microsoft.com/office/word/2010/wordprocessingDrawing" xmlns:wp="http://schemas.openxmlformats.org/drawingml/2006/wordprocessingDrawing" xmlns:w10="urn:schemas-microsoft-com:office:word" xmlns:w="http://schemas.openxmlformats.org/wordprocessingml/2006/main" xmlns:w14="http://schemas.microsoft.com/office/word/2010/wordml" xmlns:w15="http://schemas.microsoft.com/office/word/2012/wordml" xmlns:w16cex="http://schemas.microsoft.com/office/word/2018/wordml/cex" xmlns:w16cid="http://schemas.microsoft.com/office/word/2016/wordml/cid" xmlns:w16="http://schemas.microsoft.com/office/word/2018/wordml" xmlns:w16du="http://schemas.microsoft.com/office/word/2023/wordml/word16du" xmlns:w16sdtdh="http://schemas.microsoft.com/office/word/2020/wordml/sdtdatahash" xmlns:w16sdtfl="http://schemas.microsoft.com/office/word/2024/wordml/sdtformatlock" xmlns:w16se="http://schemas.microsoft.com/office/word/2015/wordml/symex" xmlns:wpg="http://schemas.microsoft.com/office/word/2010/wordprocessingGroup" xmlns:wpi="http://schemas.microsoft.com/office/word/2010/wordprocessingInk" xmlns:wne="http://schemas.microsoft.com/office/word/2006/wordml" xmlns:wps="http://schemas.microsoft.com/office/word/2010/wordprocessingShape" mc:Ignorable="w14 w15 w16se w16cid w16 w16cex w16sdtdh w16sdtfl w16du wp14">
   <w:footnote w:type="separator" w:id="-1">
@@ -7540,16 +7724,6 @@
 </file>
 
 <file path=word/header1.xml><?xml version="1.0" encoding="utf-8"?>
-<w:hdr xmlns:wpc="http://schemas.microsoft.com/office/word/2010/wordprocessingCanvas" xmlns:cx="http://schemas.microsoft.com/office/drawing/2014/chartex" xmlns:cx1="http://schemas.microsoft.com/office/drawing/2015/9/8/chartex" xmlns:cx2="http://schemas.microsoft.com/office/drawing/2015/10/21/chartex" xmlns:cx3="http://schemas.microsoft.com/office/drawing/2016/5/9/chartex" xmlns:cx4="http://schemas.microsoft.com/office/drawing/2016/5/10/chartex" xmlns:cx5="http://schemas.microsoft.com/office/drawing/2016/5/11/chartex" xmlns:cx6="http://schemas.microsoft.com/office/drawing/2016/5/12/chartex" xmlns:cx7="http://schemas.microsoft.com/office/drawing/2016/5/13/chartex" xmlns:cx8="http://schemas.microsoft.com/office/drawing/2016/5/14/chartex" xmlns:mc="http://schemas.openxmlformats.org/markup-compatibility/2006" xmlns:aink="http://schemas.microsoft.com/office/drawing/2016/ink" xmlns:am3d="http://schemas.microsoft.com/office/drawing/2017/model3d" xmlns:o="urn:schemas-microsoft-com:office:office" xmlns:oel="http://schemas.microsoft.com/office/2019/extlst" xmlns:r="http://schemas.openxmlformats.org/officeDocument/2006/relationships" xmlns:m="http://schemas.openxmlformats.org/officeDocument/2006/math" xmlns:v="urn:schemas-microsoft-com:vml" xmlns:wp14="http://schemas.microsoft.com/office/word/2010/wordprocessingDrawing" xmlns:wp="http://schemas.openxmlformats.org/drawingml/2006/wordprocessingDrawing" xmlns:w10="urn:schemas-microsoft-com:office:word" xmlns:w="http://schemas.openxmlformats.org/wordprocessingml/2006/main" xmlns:w14="http://schemas.microsoft.com/office/word/2010/wordml" xmlns:w15="http://schemas.microsoft.com/office/word/2012/wordml" xmlns:w16cex="http://schemas.microsoft.com/office/word/2018/wordml/cex" xmlns:w16cid="http://schemas.microsoft.com/office/word/2016/wordml/cid" xmlns:w16="http://schemas.microsoft.com/office/word/2018/wordml" xmlns:w16du="http://schemas.microsoft.com/office/word/2023/wordml/word16du" xmlns:w16sdtdh="http://schemas.microsoft.com/office/word/2020/wordml/sdtdatahash" xmlns:w16sdtfl="http://schemas.microsoft.com/office/word/2024/wordml/sdtformatlock" xmlns:w16se="http://schemas.microsoft.com/office/word/2015/wordml/symex" xmlns:wpg="http://schemas.microsoft.com/office/word/2010/wordprocessingGroup" xmlns:wpi="http://schemas.microsoft.com/office/word/2010/wordprocessingInk" xmlns:wne="http://schemas.microsoft.com/office/word/2006/wordml" xmlns:wps="http://schemas.microsoft.com/office/word/2010/wordprocessingShape" mc:Ignorable="w14 w15 w16se w16cid w16 w16cex w16sdtdh w16sdtfl w16du wp14">
-  <w:p>
-    <w:pPr>
-      <w:pStyle w:val="Header"/>
-    </w:pPr>
-  </w:p>
-</w:hdr>
-</file>
-
-<file path=word/header2.xml><?xml version="1.0" encoding="utf-8"?>
 <w:hdr xmlns:wpc="http://schemas.microsoft.com/office/word/2010/wordprocessingCanvas" xmlns:cx="http://schemas.microsoft.com/office/drawing/2014/chartex" xmlns:cx1="http://schemas.microsoft.com/office/drawing/2015/9/8/chartex" xmlns:cx2="http://schemas.microsoft.com/office/drawing/2015/10/21/chartex" xmlns:cx3="http://schemas.microsoft.com/office/drawing/2016/5/9/chartex" xmlns:cx4="http://schemas.microsoft.com/office/drawing/2016/5/10/chartex" xmlns:cx5="http://schemas.microsoft.com/office/drawing/2016/5/11/chartex" xmlns:cx6="http://schemas.microsoft.com/office/drawing/2016/5/12/chartex" xmlns:cx7="http://schemas.microsoft.com/office/drawing/2016/5/13/chartex" xmlns:cx8="http://schemas.microsoft.com/office/drawing/2016/5/14/chartex" xmlns:mc="http://schemas.openxmlformats.org/markup-compatibility/2006" xmlns:aink="http://schemas.microsoft.com/office/drawing/2016/ink" xmlns:am3d="http://schemas.microsoft.com/office/drawing/2017/model3d" xmlns:o="urn:schemas-microsoft-com:office:office" xmlns:oel="http://schemas.microsoft.com/office/2019/extlst" xmlns:r="http://schemas.openxmlformats.org/officeDocument/2006/relationships" xmlns:m="http://schemas.openxmlformats.org/officeDocument/2006/math" xmlns:v="urn:schemas-microsoft-com:vml" xmlns:wp14="http://schemas.microsoft.com/office/word/2010/wordprocessingDrawing" xmlns:wp="http://schemas.openxmlformats.org/drawingml/2006/wordprocessingDrawing" xmlns:w10="urn:schemas-microsoft-com:office:word" xmlns:w="http://schemas.openxmlformats.org/wordprocessingml/2006/main" xmlns:w14="http://schemas.microsoft.com/office/word/2010/wordml" xmlns:w15="http://schemas.microsoft.com/office/word/2012/wordml" xmlns:w16cex="http://schemas.microsoft.com/office/word/2018/wordml/cex" xmlns:w16cid="http://schemas.microsoft.com/office/word/2016/wordml/cid" xmlns:w16="http://schemas.microsoft.com/office/word/2018/wordml" xmlns:w16du="http://schemas.microsoft.com/office/word/2023/wordml/word16du" xmlns:w16sdtdh="http://schemas.microsoft.com/office/word/2020/wordml/sdtdatahash" xmlns:w16sdtfl="http://schemas.microsoft.com/office/word/2024/wordml/sdtformatlock" xmlns:w16se="http://schemas.microsoft.com/office/word/2015/wordml/symex" xmlns:wpg="http://schemas.microsoft.com/office/word/2010/wordprocessingGroup" xmlns:wpi="http://schemas.microsoft.com/office/word/2010/wordprocessingInk" xmlns:wne="http://schemas.microsoft.com/office/word/2006/wordml" xmlns:wps="http://schemas.microsoft.com/office/word/2010/wordprocessingShape" mc:Ignorable="w14 w15 w16se w16cid w16 w16cex w16sdtdh w16sdtfl w16du wp14">
   <w:p>
     <w:pPr>
@@ -7562,18 +7736,25 @@
         <w:sz w:val="18"/>
         <w:szCs w:val="18"/>
       </w:rPr>
-      <w:t>Crosscheck · Team DIC005</w:t>
+      <w:t>Crosscheck</w:t>
     </w:r>
-  </w:p>
-</w:hdr>
-</file>
-
-<file path=word/header3.xml><?xml version="1.0" encoding="utf-8"?>
-<w:hdr xmlns:wpc="http://schemas.microsoft.com/office/word/2010/wordprocessingCanvas" xmlns:cx="http://schemas.microsoft.com/office/drawing/2014/chartex" xmlns:cx1="http://schemas.microsoft.com/office/drawing/2015/9/8/chartex" xmlns:cx2="http://schemas.microsoft.com/office/drawing/2015/10/21/chartex" xmlns:cx3="http://schemas.microsoft.com/office/drawing/2016/5/9/chartex" xmlns:cx4="http://schemas.microsoft.com/office/drawing/2016/5/10/chartex" xmlns:cx5="http://schemas.microsoft.com/office/drawing/2016/5/11/chartex" xmlns:cx6="http://schemas.microsoft.com/office/drawing/2016/5/12/chartex" xmlns:cx7="http://schemas.microsoft.com/office/drawing/2016/5/13/chartex" xmlns:cx8="http://schemas.microsoft.com/office/drawing/2016/5/14/chartex" xmlns:mc="http://schemas.openxmlformats.org/markup-compatibility/2006" xmlns:aink="http://schemas.microsoft.com/office/drawing/2016/ink" xmlns:am3d="http://schemas.microsoft.com/office/drawing/2017/model3d" xmlns:o="urn:schemas-microsoft-com:office:office" xmlns:oel="http://schemas.microsoft.com/office/2019/extlst" xmlns:r="http://schemas.openxmlformats.org/officeDocument/2006/relationships" xmlns:m="http://schemas.openxmlformats.org/officeDocument/2006/math" xmlns:v="urn:schemas-microsoft-com:vml" xmlns:wp14="http://schemas.microsoft.com/office/word/2010/wordprocessingDrawing" xmlns:wp="http://schemas.openxmlformats.org/drawingml/2006/wordprocessingDrawing" xmlns:w10="urn:schemas-microsoft-com:office:word" xmlns:w="http://schemas.openxmlformats.org/wordprocessingml/2006/main" xmlns:w14="http://schemas.microsoft.com/office/word/2010/wordml" xmlns:w15="http://schemas.microsoft.com/office/word/2012/wordml" xmlns:w16cex="http://schemas.microsoft.com/office/word/2018/wordml/cex" xmlns:w16cid="http://schemas.microsoft.com/office/word/2016/wordml/cid" xmlns:w16="http://schemas.microsoft.com/office/word/2018/wordml" xmlns:w16du="http://schemas.microsoft.com/office/word/2023/wordml/word16du" xmlns:w16sdtdh="http://schemas.microsoft.com/office/word/2020/wordml/sdtdatahash" xmlns:w16sdtfl="http://schemas.microsoft.com/office/word/2024/wordml/sdtformatlock" xmlns:w16se="http://schemas.microsoft.com/office/word/2015/wordml/symex" xmlns:wpg="http://schemas.microsoft.com/office/word/2010/wordprocessingGroup" xmlns:wpi="http://schemas.microsoft.com/office/word/2010/wordprocessingInk" xmlns:wne="http://schemas.microsoft.com/office/word/2006/wordml" xmlns:wps="http://schemas.microsoft.com/office/word/2010/wordprocessingShape" mc:Ignorable="w14 w15 w16se w16cid w16 w16cex w16sdtdh w16sdtfl w16du wp14">
-  <w:p>
-    <w:pPr>
-      <w:pStyle w:val="Header"/>
-    </w:pPr>
+    <w:r>
+      <w:rPr>
+        <w:color w:val="404040"/>
+        <w:sz w:val="18"/>
+        <w:szCs w:val="18"/>
+        <w:lang w:val="vi-VN"/>
+      </w:rPr>
+      <w:t xml:space="preserve"> - </w:t>
+    </w:r>
+    <w:r>
+      <w:rPr>
+        <w:color w:val="404040"/>
+        <w:sz w:val="18"/>
+        <w:szCs w:val="18"/>
+      </w:rPr>
+      <w:t>Team DIC005</w:t>
+    </w:r>
   </w:p>
 </w:hdr>
 </file>

--- a/docs/report/DataChallenge_Team DIC005_Report.docx
+++ b/docs/report/DataChallenge_Team DIC005_Report.docx
@@ -72,7 +72,7 @@
           <w:b/>
           <w:bCs/>
         </w:rPr>
-        <w:t>Group: DIC005</w:t>
+        <w:t>Team Number: DIC005</w:t>
       </w:r>
     </w:p>
     <w:p>
@@ -631,6 +631,7 @@
           <w:sz w:val="28"/>
           <w:szCs w:val="28"/>
         </w:rPr>
+        <w:lastRenderedPageBreak/>
         <w:t>Table of Contents</w:t>
       </w:r>
     </w:p>
@@ -887,7 +888,7 @@
         <w:rPr>
           <w:noProof/>
         </w:rPr>
-        <w:t>8</w:t>
+        <w:t>9</w:t>
       </w:r>
       <w:r>
         <w:fldChar w:fldCharType="end"/>
@@ -919,7 +920,7 @@
         <w:rPr>
           <w:noProof/>
         </w:rPr>
-        <w:t>9</w:t>
+        <w:t>10</w:t>
       </w:r>
       <w:r>
         <w:fldChar w:fldCharType="end"/>
@@ -933,6 +934,7 @@
       </w:pPr>
       <w:bookmarkStart w:id="0" w:name="sec_summary"/>
       <w:r>
+        <w:lastRenderedPageBreak/>
         <w:t>Summary</w:t>
       </w:r>
       <w:bookmarkEnd w:id="0"/>
@@ -958,15 +960,13 @@
         <w:jc w:val="both"/>
       </w:pPr>
       <w:r>
-        <w:t xml:space="preserve">Only 1 of 96 communities has a connection known to meet </w:t>
-      </w:r>
-      <w:proofErr w:type="spellStart"/>
-      <w:r>
-        <w:t>healthdirect's</w:t>
-      </w:r>
-      <w:proofErr w:type="spellEnd"/>
-      <w:r>
-        <w:t xml:space="preserve"> latency requirement for video calls. In 31 communities the sources disagree about whether there is mobile coverage at all, and in 17 no public source records any mobile voice or SMS path.</w:t>
+        <w:t xml:space="preserve">Only 1 of 96 communities has a connection known to meet healthdirect's latency requirement for video calls. </w:t>
+      </w:r>
+      <w:r>
+        <w:t>In 33 communities the five sources disagree about whether there is mobile coverage at all</w:t>
+      </w:r>
+      <w:r>
+        <w:t>, and in 17 no public source records any mobile voice or SMS path.</w:t>
       </w:r>
     </w:p>
     <w:p>
@@ -1019,15 +1019,7 @@
         <w:jc w:val="both"/>
       </w:pPr>
       <w:r>
-        <w:t xml:space="preserve">Four bodies publish their own view of mobile coverage: carriers' predicted coverage (reported by the ACCC), the NT Government's community list, the ACMA licence register and </w:t>
-      </w:r>
-      <w:proofErr w:type="spellStart"/>
-      <w:r>
-        <w:t>BushTel</w:t>
-      </w:r>
-      <w:proofErr w:type="spellEnd"/>
-      <w:r>
-        <w:t xml:space="preserve"> community profiles. Their methods, dates and definitions of "covered" differ, so they often disagree. A fifth source, the National Audit of Mobile Coverage, is measured by a vehicle driving and recording signal, but it passes within 5 km of very few NT communities.</w:t>
+        <w:t>Four bodies publish their own view of mobile coverage: carriers' predicted coverage (reported by the ACCC), the NT Government's community list, the ACMA licence register and BushTel community profiles. Their methods, dates and definitions of "covered" differ, so they often disagree. A fifth source, the National Audit of Mobile Coverage, is measured by a vehicle driving and recording signal, but it passes within 5 km of very few NT communities.</w:t>
       </w:r>
     </w:p>
     <w:p>
@@ -1139,6 +1131,7 @@
                 <w:sz w:val="20"/>
                 <w:szCs w:val="20"/>
               </w:rPr>
+              <w:lastRenderedPageBreak/>
               <w:t>Dataset</w:t>
             </w:r>
           </w:p>
@@ -1709,21 +1702,12 @@
               <w:spacing w:after="0" w:line="240" w:lineRule="auto"/>
               <w:jc w:val="both"/>
             </w:pPr>
-            <w:proofErr w:type="spellStart"/>
-            <w:r>
-              <w:rPr>
-                <w:sz w:val="20"/>
-                <w:szCs w:val="20"/>
-              </w:rPr>
-              <w:t>BushTel</w:t>
-            </w:r>
-            <w:proofErr w:type="spellEnd"/>
-            <w:r>
-              <w:rPr>
-                <w:sz w:val="20"/>
-                <w:szCs w:val="20"/>
-              </w:rPr>
-              <w:t xml:space="preserve"> community profiles</w:t>
+            <w:r>
+              <w:rPr>
+                <w:sz w:val="20"/>
+                <w:szCs w:val="20"/>
+              </w:rPr>
+              <w:t>BushTel community profiles</w:t>
             </w:r>
           </w:p>
         </w:tc>
@@ -2032,50 +2016,10 @@
           <w:b/>
           <w:bCs/>
         </w:rPr>
-        <w:t>Telehealth video (</w:t>
-      </w:r>
-      <w:proofErr w:type="spellStart"/>
-      <w:r>
-        <w:rPr>
-          <w:b/>
-          <w:bCs/>
-        </w:rPr>
-        <w:t>healthdirect</w:t>
-      </w:r>
-      <w:proofErr w:type="spellEnd"/>
-      <w:r>
-        <w:rPr>
-          <w:b/>
-          <w:bCs/>
-        </w:rPr>
-        <w:t>):</w:t>
-      </w:r>
-      <w:r>
-        <w:t xml:space="preserve"> latency of 100 </w:t>
-      </w:r>
-      <w:proofErr w:type="spellStart"/>
-      <w:r>
-        <w:t>ms</w:t>
-      </w:r>
-      <w:proofErr w:type="spellEnd"/>
-      <w:r>
-        <w:t xml:space="preserve"> or less. The ACCC measured </w:t>
-      </w:r>
-      <w:proofErr w:type="spellStart"/>
-      <w:r>
-        <w:t>nbn's</w:t>
-      </w:r>
-      <w:proofErr w:type="spellEnd"/>
-      <w:r>
-        <w:t xml:space="preserve"> Sky Muster satellite at 664.9 </w:t>
-      </w:r>
-      <w:proofErr w:type="spellStart"/>
-      <w:r>
-        <w:t>ms</w:t>
-      </w:r>
-      <w:proofErr w:type="spellEnd"/>
-      <w:r>
-        <w:t xml:space="preserve"> on average. A satellite community "fails" unless a carrier's 4G footprint covers it; then it is "degraded", because 4G could work but no one has measured it there.</w:t>
+        <w:t>Telehealth video (healthdirect):</w:t>
+      </w:r>
+      <w:r>
+        <w:t xml:space="preserve"> latency of 100 ms or less. The ACCC measured nbn's Sky Muster satellite at 664.9 ms on average. A satellite community "fails" unless a carrier's 4G footprint covers it; then it is "degraded", because 4G could work but no one has measured it there.</w:t>
       </w:r>
     </w:p>
     <w:p>
@@ -2114,23 +2058,7 @@
           <w:b/>
           <w:bCs/>
         </w:rPr>
-        <w:t>Government websites (</w:t>
-      </w:r>
-      <w:proofErr w:type="spellStart"/>
-      <w:r>
-        <w:rPr>
-          <w:b/>
-          <w:bCs/>
-        </w:rPr>
-        <w:t>myGov</w:t>
-      </w:r>
-      <w:proofErr w:type="spellEnd"/>
-      <w:r>
-        <w:rPr>
-          <w:b/>
-          <w:bCs/>
-        </w:rPr>
-        <w:t>, Centrelink):</w:t>
+        <w:t>Government websites (myGov, Centrelink):</w:t>
       </w:r>
       <w:r>
         <w:t xml:space="preserve"> no published requirement; treated as working on any connection.</w:t>
@@ -2180,6 +2108,7 @@
         <w:jc w:val="both"/>
       </w:pPr>
       <w:r>
+        <w:lastRenderedPageBreak/>
         <w:t>Step 4: Grouping and ranking communities for action</w:t>
       </w:r>
     </w:p>
@@ -2928,7 +2857,10 @@
         <w:jc w:val="both"/>
       </w:pPr>
       <w:r>
-        <w:t>The results ship as a web app of about 1 MB that runs in any phone browser without internet. One phone can pass an updated version to another by showing a loop of QR codes, with no Wi-Fi, data or Bluetooth. "Report here" lets residents save their phone's rough connection estimate and share it by QR code or SMS if they choose. The app computes no verdict and runs no model.</w:t>
+        <w:t xml:space="preserve">The results ship as a web app of about 1 MB that runs in any phone browser without internet. One phone can pass an updated version to another by showing a loop of QR codes, with no Wi-Fi, data or Bluetooth. "Report here" lets residents save their phone's rough connection estimate and share it by QR code or SMS if they choose. </w:t>
+      </w:r>
+      <w:r>
+        <w:t>The app computes no verdict and runs no model. It is live at https://estaed.github.io/CDU_IT_CODEFAIR_DATA_2026/.</w:t>
       </w:r>
     </w:p>
     <w:p>
@@ -2956,31 +2888,13 @@
         <w:jc w:val="both"/>
       </w:pPr>
       <w:r>
-        <w:t xml:space="preserve">Of the 96 communities, the four published claims all agree on coverage for 54 and on no coverage for 11; for 31 they disagree. The most common disagreement (8 communities) is a licensed site within 5 km that no carrier map, government list or </w:t>
-      </w:r>
-      <w:proofErr w:type="spellStart"/>
-      <w:r>
-        <w:t>BushTel</w:t>
-      </w:r>
-      <w:proofErr w:type="spellEnd"/>
-      <w:r>
-        <w:t xml:space="preserve"> record shows. The drive test confirms the problem: within 5 km of </w:t>
-      </w:r>
-      <w:proofErr w:type="spellStart"/>
-      <w:r>
-        <w:t>Nauiyu</w:t>
-      </w:r>
-      <w:proofErr w:type="spellEnd"/>
-      <w:r>
-        <w:t xml:space="preserve">, </w:t>
-      </w:r>
-      <w:proofErr w:type="spellStart"/>
-      <w:r>
-        <w:t>Jilkminggan</w:t>
-      </w:r>
-      <w:proofErr w:type="spellEnd"/>
-      <w:r>
-        <w:t xml:space="preserve"> and Barunga it found no signal inside a carrier's claimed coverage.</w:t>
+        <w:t xml:space="preserve">Of the 96 communities, the four published claims all agree on coverage for 54 </w:t>
+      </w:r>
+      <w:r>
+        <w:t>and on no coverage for 11; for 31 they disagree. The app counts only sources that make a claim and adds the drive test as a fifth, which gives the 33 communities with conflicting data shown on its home screen.</w:t>
+      </w:r>
+      <w:r>
+        <w:t xml:space="preserve"> The most common disagreement (8 communities) is a licensed site within 5 km that no carrier map, government list or BushTel record shows. The drive test confirms the problem: within 5 km of Nauiyu, Jilkminggan and Barunga it found no signal inside a carrier's claimed coverage.</w:t>
       </w:r>
     </w:p>
     <w:p>
@@ -2989,6 +2903,7 @@
         <w:jc w:val="both"/>
       </w:pPr>
       <w:r>
+        <w:lastRenderedPageBreak/>
         <w:t>Finding 2: Telehealth video depends on an unmeasured link almost everywhere</w:t>
       </w:r>
     </w:p>
@@ -3063,31 +2978,7 @@
         <w:jc w:val="both"/>
       </w:pPr>
       <w:r>
-        <w:t xml:space="preserve">"No data" means no health centre or school is recorded there. 95 of 96 communities have only satellite for fixed internet, and its 664.9 </w:t>
-      </w:r>
-      <w:proofErr w:type="spellStart"/>
-      <w:r>
-        <w:t>ms</w:t>
-      </w:r>
-      <w:proofErr w:type="spellEnd"/>
-      <w:r>
-        <w:t xml:space="preserve"> delay breaks video calls. Only one community has a fixed-line path known to meet the 100 </w:t>
-      </w:r>
-      <w:proofErr w:type="spellStart"/>
-      <w:r>
-        <w:t>ms</w:t>
-      </w:r>
-      <w:proofErr w:type="spellEnd"/>
-      <w:r>
-        <w:t xml:space="preserve"> </w:t>
-      </w:r>
-      <w:proofErr w:type="gramStart"/>
-      <w:r>
-        <w:t>limit</w:t>
-      </w:r>
-      <w:proofErr w:type="gramEnd"/>
-      <w:r>
-        <w:t>; in 58, telehealth depends on an unmeasured 4G link, and 11 health-centre communities have no 4G footprint at all. "Connected" on a map is not "able to see a doctor online".</w:t>
+        <w:t>"No data" means no health centre or school is recorded there. 95 of 96 communities have only satellite for fixed internet, and its 664.9 ms delay breaks video calls. Only one community has a fixed-line path known to meet the 100 ms limit; in 58, telehealth depends on an unmeasured 4G link, and 11 health-centre communities have no 4G footprint at all. "Connected" on a map is not "able to see a doctor online".</w:t>
       </w:r>
     </w:p>
     <w:p>
@@ -3416,7 +3307,6 @@
               <w:spacing w:after="0" w:line="240" w:lineRule="auto"/>
               <w:jc w:val="both"/>
             </w:pPr>
-            <w:proofErr w:type="spellStart"/>
             <w:r>
               <w:rPr>
                 <w:sz w:val="20"/>
@@ -3424,7 +3314,6 @@
               </w:rPr>
               <w:t>Nitjpurru</w:t>
             </w:r>
-            <w:proofErr w:type="spellEnd"/>
           </w:p>
         </w:tc>
         <w:tc>
@@ -3508,21 +3397,12 @@
               <w:spacing w:after="0" w:line="240" w:lineRule="auto"/>
               <w:jc w:val="both"/>
             </w:pPr>
-            <w:proofErr w:type="gramStart"/>
-            <w:r>
-              <w:rPr>
-                <w:sz w:val="20"/>
-                <w:szCs w:val="20"/>
-              </w:rPr>
-              <w:t>Low-latency</w:t>
-            </w:r>
-            <w:proofErr w:type="gramEnd"/>
-            <w:r>
-              <w:rPr>
-                <w:sz w:val="20"/>
-                <w:szCs w:val="20"/>
-              </w:rPr>
-              <w:t xml:space="preserve"> backhaul</w:t>
+            <w:r>
+              <w:rPr>
+                <w:sz w:val="20"/>
+                <w:szCs w:val="20"/>
+              </w:rPr>
+              <w:t>Low-latency backhaul</w:t>
             </w:r>
           </w:p>
         </w:tc>
@@ -3552,17 +3432,8 @@
                 <w:sz w:val="20"/>
                 <w:szCs w:val="20"/>
               </w:rPr>
-              <w:t xml:space="preserve">DCDD, </w:t>
-            </w:r>
-            <w:proofErr w:type="spellStart"/>
-            <w:r>
-              <w:rPr>
-                <w:sz w:val="20"/>
-                <w:szCs w:val="20"/>
-              </w:rPr>
-              <w:t>nbn</w:t>
-            </w:r>
-            <w:proofErr w:type="spellEnd"/>
+              <w:t>DCDD, nbn</w:t>
+            </w:r>
           </w:p>
         </w:tc>
       </w:tr>
@@ -3621,7 +3492,6 @@
               <w:spacing w:after="0" w:line="240" w:lineRule="auto"/>
               <w:jc w:val="both"/>
             </w:pPr>
-            <w:proofErr w:type="spellStart"/>
             <w:r>
               <w:rPr>
                 <w:sz w:val="20"/>
@@ -3629,7 +3499,6 @@
               </w:rPr>
               <w:t>Amanbidji</w:t>
             </w:r>
-            <w:proofErr w:type="spellEnd"/>
           </w:p>
         </w:tc>
         <w:tc>
@@ -3713,21 +3582,12 @@
               <w:spacing w:after="0" w:line="240" w:lineRule="auto"/>
               <w:jc w:val="both"/>
             </w:pPr>
-            <w:proofErr w:type="gramStart"/>
-            <w:r>
-              <w:rPr>
-                <w:sz w:val="20"/>
-                <w:szCs w:val="20"/>
-              </w:rPr>
-              <w:t>Low-latency</w:t>
-            </w:r>
-            <w:proofErr w:type="gramEnd"/>
-            <w:r>
-              <w:rPr>
-                <w:sz w:val="20"/>
-                <w:szCs w:val="20"/>
-              </w:rPr>
-              <w:t xml:space="preserve"> backhaul</w:t>
+            <w:r>
+              <w:rPr>
+                <w:sz w:val="20"/>
+                <w:szCs w:val="20"/>
+              </w:rPr>
+              <w:t>Low-latency backhaul</w:t>
             </w:r>
           </w:p>
         </w:tc>
@@ -3757,17 +3617,8 @@
                 <w:sz w:val="20"/>
                 <w:szCs w:val="20"/>
               </w:rPr>
-              <w:t xml:space="preserve">DCDD, </w:t>
-            </w:r>
-            <w:proofErr w:type="spellStart"/>
-            <w:r>
-              <w:rPr>
-                <w:sz w:val="20"/>
-                <w:szCs w:val="20"/>
-              </w:rPr>
-              <w:t>nbn</w:t>
-            </w:r>
-            <w:proofErr w:type="spellEnd"/>
+              <w:t>DCDD, nbn</w:t>
+            </w:r>
           </w:p>
         </w:tc>
       </w:tr>
@@ -3916,21 +3767,12 @@
               <w:spacing w:after="0" w:line="240" w:lineRule="auto"/>
               <w:jc w:val="both"/>
             </w:pPr>
-            <w:proofErr w:type="gramStart"/>
-            <w:r>
-              <w:rPr>
-                <w:sz w:val="20"/>
-                <w:szCs w:val="20"/>
-              </w:rPr>
-              <w:t>Low-latency</w:t>
-            </w:r>
-            <w:proofErr w:type="gramEnd"/>
-            <w:r>
-              <w:rPr>
-                <w:sz w:val="20"/>
-                <w:szCs w:val="20"/>
-              </w:rPr>
-              <w:t xml:space="preserve"> backhaul</w:t>
+            <w:r>
+              <w:rPr>
+                <w:sz w:val="20"/>
+                <w:szCs w:val="20"/>
+              </w:rPr>
+              <w:t>Low-latency backhaul</w:t>
             </w:r>
           </w:p>
         </w:tc>
@@ -3960,17 +3802,8 @@
                 <w:sz w:val="20"/>
                 <w:szCs w:val="20"/>
               </w:rPr>
-              <w:t xml:space="preserve">DCDD, </w:t>
-            </w:r>
-            <w:proofErr w:type="spellStart"/>
-            <w:r>
-              <w:rPr>
-                <w:sz w:val="20"/>
-                <w:szCs w:val="20"/>
-              </w:rPr>
-              <w:t>nbn</w:t>
-            </w:r>
-            <w:proofErr w:type="spellEnd"/>
+              <w:t>DCDD, nbn</w:t>
+            </w:r>
           </w:p>
         </w:tc>
       </w:tr>
@@ -4029,7 +3862,6 @@
               <w:spacing w:after="0" w:line="240" w:lineRule="auto"/>
               <w:jc w:val="both"/>
             </w:pPr>
-            <w:proofErr w:type="spellStart"/>
             <w:r>
               <w:rPr>
                 <w:sz w:val="20"/>
@@ -4037,7 +3869,6 @@
               </w:rPr>
               <w:t>Rittarangu</w:t>
             </w:r>
-            <w:proofErr w:type="spellEnd"/>
           </w:p>
         </w:tc>
         <w:tc>
@@ -4121,21 +3952,12 @@
               <w:spacing w:after="0" w:line="240" w:lineRule="auto"/>
               <w:jc w:val="both"/>
             </w:pPr>
-            <w:proofErr w:type="gramStart"/>
-            <w:r>
-              <w:rPr>
-                <w:sz w:val="20"/>
-                <w:szCs w:val="20"/>
-              </w:rPr>
-              <w:t>Low-latency</w:t>
-            </w:r>
-            <w:proofErr w:type="gramEnd"/>
-            <w:r>
-              <w:rPr>
-                <w:sz w:val="20"/>
-                <w:szCs w:val="20"/>
-              </w:rPr>
-              <w:t xml:space="preserve"> backhaul</w:t>
+            <w:r>
+              <w:rPr>
+                <w:sz w:val="20"/>
+                <w:szCs w:val="20"/>
+              </w:rPr>
+              <w:t>Low-latency backhaul</w:t>
             </w:r>
           </w:p>
         </w:tc>
@@ -4165,17 +3987,8 @@
                 <w:sz w:val="20"/>
                 <w:szCs w:val="20"/>
               </w:rPr>
-              <w:t xml:space="preserve">DCDD, </w:t>
-            </w:r>
-            <w:proofErr w:type="spellStart"/>
-            <w:r>
-              <w:rPr>
-                <w:sz w:val="20"/>
-                <w:szCs w:val="20"/>
-              </w:rPr>
-              <w:t>nbn</w:t>
-            </w:r>
-            <w:proofErr w:type="spellEnd"/>
+              <w:t>DCDD, nbn</w:t>
+            </w:r>
           </w:p>
         </w:tc>
       </w:tr>
@@ -4234,7 +4047,6 @@
               <w:spacing w:after="0" w:line="240" w:lineRule="auto"/>
               <w:jc w:val="both"/>
             </w:pPr>
-            <w:proofErr w:type="spellStart"/>
             <w:r>
               <w:rPr>
                 <w:sz w:val="20"/>
@@ -4242,7 +4054,6 @@
               </w:rPr>
               <w:t>Dhalinybuy</w:t>
             </w:r>
-            <w:proofErr w:type="spellEnd"/>
           </w:p>
         </w:tc>
         <w:tc>
@@ -4326,21 +4137,12 @@
               <w:spacing w:after="0" w:line="240" w:lineRule="auto"/>
               <w:jc w:val="both"/>
             </w:pPr>
-            <w:proofErr w:type="gramStart"/>
-            <w:r>
-              <w:rPr>
-                <w:sz w:val="20"/>
-                <w:szCs w:val="20"/>
-              </w:rPr>
-              <w:t>Low-latency</w:t>
-            </w:r>
-            <w:proofErr w:type="gramEnd"/>
-            <w:r>
-              <w:rPr>
-                <w:sz w:val="20"/>
-                <w:szCs w:val="20"/>
-              </w:rPr>
-              <w:t xml:space="preserve"> backhaul</w:t>
+            <w:r>
+              <w:rPr>
+                <w:sz w:val="20"/>
+                <w:szCs w:val="20"/>
+              </w:rPr>
+              <w:t>Low-latency backhaul</w:t>
             </w:r>
           </w:p>
         </w:tc>
@@ -4370,17 +4172,8 @@
                 <w:sz w:val="20"/>
                 <w:szCs w:val="20"/>
               </w:rPr>
-              <w:t xml:space="preserve">DCDD, </w:t>
-            </w:r>
-            <w:proofErr w:type="spellStart"/>
-            <w:r>
-              <w:rPr>
-                <w:sz w:val="20"/>
-                <w:szCs w:val="20"/>
-              </w:rPr>
-              <w:t>nbn</w:t>
-            </w:r>
-            <w:proofErr w:type="spellEnd"/>
+              <w:t>DCDD, nbn</w:t>
+            </w:r>
           </w:p>
         </w:tc>
       </w:tr>
@@ -4444,17 +4237,8 @@
                 <w:sz w:val="20"/>
                 <w:szCs w:val="20"/>
               </w:rPr>
-              <w:t xml:space="preserve">Gan </w:t>
-            </w:r>
-            <w:proofErr w:type="spellStart"/>
-            <w:r>
-              <w:rPr>
-                <w:sz w:val="20"/>
-                <w:szCs w:val="20"/>
-              </w:rPr>
-              <w:t>Gan</w:t>
-            </w:r>
-            <w:proofErr w:type="spellEnd"/>
+              <w:t>Gan Gan</w:t>
+            </w:r>
           </w:p>
         </w:tc>
         <w:tc>
@@ -4538,21 +4322,12 @@
               <w:spacing w:after="0" w:line="240" w:lineRule="auto"/>
               <w:jc w:val="both"/>
             </w:pPr>
-            <w:proofErr w:type="gramStart"/>
-            <w:r>
-              <w:rPr>
-                <w:sz w:val="20"/>
-                <w:szCs w:val="20"/>
-              </w:rPr>
-              <w:t>Low-latency</w:t>
-            </w:r>
-            <w:proofErr w:type="gramEnd"/>
-            <w:r>
-              <w:rPr>
-                <w:sz w:val="20"/>
-                <w:szCs w:val="20"/>
-              </w:rPr>
-              <w:t xml:space="preserve"> backhaul</w:t>
+            <w:r>
+              <w:rPr>
+                <w:sz w:val="20"/>
+                <w:szCs w:val="20"/>
+              </w:rPr>
+              <w:t>Low-latency backhaul</w:t>
             </w:r>
           </w:p>
         </w:tc>
@@ -4582,17 +4357,8 @@
                 <w:sz w:val="20"/>
                 <w:szCs w:val="20"/>
               </w:rPr>
-              <w:t xml:space="preserve">DCDD, </w:t>
-            </w:r>
-            <w:proofErr w:type="spellStart"/>
-            <w:r>
-              <w:rPr>
-                <w:sz w:val="20"/>
-                <w:szCs w:val="20"/>
-              </w:rPr>
-              <w:t>nbn</w:t>
-            </w:r>
-            <w:proofErr w:type="spellEnd"/>
+              <w:t>DCDD, nbn</w:t>
+            </w:r>
           </w:p>
         </w:tc>
       </w:tr>
@@ -4651,7 +4417,6 @@
               <w:spacing w:after="0" w:line="240" w:lineRule="auto"/>
               <w:jc w:val="both"/>
             </w:pPr>
-            <w:proofErr w:type="spellStart"/>
             <w:r>
               <w:rPr>
                 <w:sz w:val="20"/>
@@ -4659,7 +4424,6 @@
               </w:rPr>
               <w:t>Woodycupaldiya</w:t>
             </w:r>
-            <w:proofErr w:type="spellEnd"/>
           </w:p>
         </w:tc>
         <w:tc>
@@ -4743,21 +4507,12 @@
               <w:spacing w:after="0" w:line="240" w:lineRule="auto"/>
               <w:jc w:val="both"/>
             </w:pPr>
-            <w:proofErr w:type="gramStart"/>
-            <w:r>
-              <w:rPr>
-                <w:sz w:val="20"/>
-                <w:szCs w:val="20"/>
-              </w:rPr>
-              <w:t>Low-latency</w:t>
-            </w:r>
-            <w:proofErr w:type="gramEnd"/>
-            <w:r>
-              <w:rPr>
-                <w:sz w:val="20"/>
-                <w:szCs w:val="20"/>
-              </w:rPr>
-              <w:t xml:space="preserve"> backhaul</w:t>
+            <w:r>
+              <w:rPr>
+                <w:sz w:val="20"/>
+                <w:szCs w:val="20"/>
+              </w:rPr>
+              <w:t>Low-latency backhaul</w:t>
             </w:r>
           </w:p>
         </w:tc>
@@ -4787,17 +4542,8 @@
                 <w:sz w:val="20"/>
                 <w:szCs w:val="20"/>
               </w:rPr>
-              <w:t xml:space="preserve">DCDD, </w:t>
-            </w:r>
-            <w:proofErr w:type="spellStart"/>
-            <w:r>
-              <w:rPr>
-                <w:sz w:val="20"/>
-                <w:szCs w:val="20"/>
-              </w:rPr>
-              <w:t>nbn</w:t>
-            </w:r>
-            <w:proofErr w:type="spellEnd"/>
+              <w:t>DCDD, nbn</w:t>
+            </w:r>
           </w:p>
         </w:tc>
       </w:tr>
@@ -4856,7 +4602,6 @@
               <w:spacing w:after="0" w:line="240" w:lineRule="auto"/>
               <w:jc w:val="both"/>
             </w:pPr>
-            <w:proofErr w:type="spellStart"/>
             <w:r>
               <w:rPr>
                 <w:sz w:val="20"/>
@@ -4864,7 +4609,6 @@
               </w:rPr>
               <w:t>Gurrumuru</w:t>
             </w:r>
-            <w:proofErr w:type="spellEnd"/>
           </w:p>
         </w:tc>
         <w:tc>
@@ -4948,21 +4692,12 @@
               <w:spacing w:after="0" w:line="240" w:lineRule="auto"/>
               <w:jc w:val="both"/>
             </w:pPr>
-            <w:proofErr w:type="gramStart"/>
-            <w:r>
-              <w:rPr>
-                <w:sz w:val="20"/>
-                <w:szCs w:val="20"/>
-              </w:rPr>
-              <w:t>Low-latency</w:t>
-            </w:r>
-            <w:proofErr w:type="gramEnd"/>
-            <w:r>
-              <w:rPr>
-                <w:sz w:val="20"/>
-                <w:szCs w:val="20"/>
-              </w:rPr>
-              <w:t xml:space="preserve"> backhaul</w:t>
+            <w:r>
+              <w:rPr>
+                <w:sz w:val="20"/>
+                <w:szCs w:val="20"/>
+              </w:rPr>
+              <w:t>Low-latency backhaul</w:t>
             </w:r>
           </w:p>
         </w:tc>
@@ -4992,17 +4727,8 @@
                 <w:sz w:val="20"/>
                 <w:szCs w:val="20"/>
               </w:rPr>
-              <w:t xml:space="preserve">DCDD, </w:t>
-            </w:r>
-            <w:proofErr w:type="spellStart"/>
-            <w:r>
-              <w:rPr>
-                <w:sz w:val="20"/>
-                <w:szCs w:val="20"/>
-              </w:rPr>
-              <w:t>nbn</w:t>
-            </w:r>
-            <w:proofErr w:type="spellEnd"/>
+              <w:t>DCDD, nbn</w:t>
+            </w:r>
           </w:p>
         </w:tc>
       </w:tr>
@@ -5061,7 +4787,6 @@
               <w:spacing w:after="0" w:line="240" w:lineRule="auto"/>
               <w:jc w:val="both"/>
             </w:pPr>
-            <w:proofErr w:type="spellStart"/>
             <w:r>
               <w:rPr>
                 <w:sz w:val="20"/>
@@ -5069,7 +4794,6 @@
               </w:rPr>
               <w:t>Baniyala</w:t>
             </w:r>
-            <w:proofErr w:type="spellEnd"/>
           </w:p>
         </w:tc>
         <w:tc>
@@ -5153,21 +4877,12 @@
               <w:spacing w:after="0" w:line="240" w:lineRule="auto"/>
               <w:jc w:val="both"/>
             </w:pPr>
-            <w:proofErr w:type="gramStart"/>
-            <w:r>
-              <w:rPr>
-                <w:sz w:val="20"/>
-                <w:szCs w:val="20"/>
-              </w:rPr>
-              <w:t>Low-latency</w:t>
-            </w:r>
-            <w:proofErr w:type="gramEnd"/>
-            <w:r>
-              <w:rPr>
-                <w:sz w:val="20"/>
-                <w:szCs w:val="20"/>
-              </w:rPr>
-              <w:t xml:space="preserve"> backhaul</w:t>
+            <w:r>
+              <w:rPr>
+                <w:sz w:val="20"/>
+                <w:szCs w:val="20"/>
+              </w:rPr>
+              <w:t>Low-latency backhaul</w:t>
             </w:r>
           </w:p>
         </w:tc>
@@ -5197,17 +4912,8 @@
                 <w:sz w:val="20"/>
                 <w:szCs w:val="20"/>
               </w:rPr>
-              <w:t xml:space="preserve">DCDD, </w:t>
-            </w:r>
-            <w:proofErr w:type="spellStart"/>
-            <w:r>
-              <w:rPr>
-                <w:sz w:val="20"/>
-                <w:szCs w:val="20"/>
-              </w:rPr>
-              <w:t>nbn</w:t>
-            </w:r>
-            <w:proofErr w:type="spellEnd"/>
+              <w:t>DCDD, nbn</w:t>
+            </w:r>
           </w:p>
         </w:tc>
       </w:tr>
@@ -5266,7 +4972,6 @@
               <w:spacing w:after="0" w:line="240" w:lineRule="auto"/>
               <w:jc w:val="both"/>
             </w:pPr>
-            <w:proofErr w:type="spellStart"/>
             <w:r>
               <w:rPr>
                 <w:sz w:val="20"/>
@@ -5274,7 +4979,6 @@
               </w:rPr>
               <w:t>Orrtipa-Thurra</w:t>
             </w:r>
-            <w:proofErr w:type="spellEnd"/>
           </w:p>
         </w:tc>
         <w:tc>
@@ -5358,21 +5062,12 @@
               <w:spacing w:after="0" w:line="240" w:lineRule="auto"/>
               <w:jc w:val="both"/>
             </w:pPr>
-            <w:proofErr w:type="gramStart"/>
-            <w:r>
-              <w:rPr>
-                <w:sz w:val="20"/>
-                <w:szCs w:val="20"/>
-              </w:rPr>
-              <w:t>Low-latency</w:t>
-            </w:r>
-            <w:proofErr w:type="gramEnd"/>
-            <w:r>
-              <w:rPr>
-                <w:sz w:val="20"/>
-                <w:szCs w:val="20"/>
-              </w:rPr>
-              <w:t xml:space="preserve"> backhaul</w:t>
+            <w:r>
+              <w:rPr>
+                <w:sz w:val="20"/>
+                <w:szCs w:val="20"/>
+              </w:rPr>
+              <w:t>Low-latency backhaul</w:t>
             </w:r>
           </w:p>
         </w:tc>
@@ -5402,17 +5097,8 @@
                 <w:sz w:val="20"/>
                 <w:szCs w:val="20"/>
               </w:rPr>
-              <w:t xml:space="preserve">DCDD, </w:t>
-            </w:r>
-            <w:proofErr w:type="spellStart"/>
-            <w:r>
-              <w:rPr>
-                <w:sz w:val="20"/>
-                <w:szCs w:val="20"/>
-              </w:rPr>
-              <w:t>nbn</w:t>
-            </w:r>
-            <w:proofErr w:type="spellEnd"/>
+              <w:t>DCDD, nbn</w:t>
+            </w:r>
           </w:p>
         </w:tc>
       </w:tr>
@@ -5428,23 +5114,8 @@
         <w:jc w:val="both"/>
       </w:pPr>
       <w:r>
-        <w:t xml:space="preserve">The evidence-check group follows, led by larger communities whose link is unverified or fragile rather than missing: </w:t>
-      </w:r>
-      <w:proofErr w:type="spellStart"/>
-      <w:r>
-        <w:t>Nauiyu</w:t>
-      </w:r>
-      <w:proofErr w:type="spellEnd"/>
-      <w:r>
-        <w:t xml:space="preserve"> (verify on the ground), Galiwinku (backup power), Maningrida (measure the link), </w:t>
-      </w:r>
-      <w:proofErr w:type="spellStart"/>
-      <w:r>
-        <w:t>Wurrumiyanga</w:t>
-      </w:r>
-      <w:proofErr w:type="spellEnd"/>
-      <w:r>
-        <w:t xml:space="preserve"> and Milingimbi (backup power).</w:t>
+        <w:lastRenderedPageBreak/>
+        <w:t>The evidence-check group follows, led by larger communities whose link is unverified or fragile rather than missing: Nauiyu (verify on the ground), Galiwinku (backup power), Maningrida (measure the link), Wurrumiyanga and Milingimbi (backup power).</w:t>
       </w:r>
     </w:p>
     <w:p>
@@ -6017,21 +5688,12 @@
               <w:spacing w:after="0" w:line="240" w:lineRule="auto"/>
               <w:jc w:val="both"/>
             </w:pPr>
-            <w:proofErr w:type="gramStart"/>
-            <w:r>
-              <w:rPr>
-                <w:sz w:val="20"/>
-                <w:szCs w:val="20"/>
-              </w:rPr>
-              <w:t>Low-latency</w:t>
-            </w:r>
-            <w:proofErr w:type="gramEnd"/>
-            <w:r>
-              <w:rPr>
-                <w:sz w:val="20"/>
-                <w:szCs w:val="20"/>
-              </w:rPr>
-              <w:t xml:space="preserve"> backhaul</w:t>
+            <w:r>
+              <w:rPr>
+                <w:sz w:val="20"/>
+                <w:szCs w:val="20"/>
+              </w:rPr>
+              <w:t>Low-latency backhaul</w:t>
             </w:r>
           </w:p>
         </w:tc>
@@ -6121,17 +5783,8 @@
                 <w:sz w:val="20"/>
                 <w:szCs w:val="20"/>
               </w:rPr>
-              <w:t xml:space="preserve">DCDD, </w:t>
-            </w:r>
-            <w:proofErr w:type="spellStart"/>
-            <w:r>
-              <w:rPr>
-                <w:sz w:val="20"/>
-                <w:szCs w:val="20"/>
-              </w:rPr>
-              <w:t>nbn</w:t>
-            </w:r>
-            <w:proofErr w:type="spellEnd"/>
+              <w:t>DCDD, nbn</w:t>
+            </w:r>
           </w:p>
         </w:tc>
       </w:tr>
@@ -6735,23 +6388,11 @@
         <w:jc w:val="both"/>
       </w:pPr>
       <w:r>
-        <w:t xml:space="preserve">Almost all 96 communities are First Nations communities. Following the CARE Principles for Indigenous Data Governance (Collective benefit, Authority to control, Responsibility, Ethics), </w:t>
-      </w:r>
-      <w:proofErr w:type="spellStart"/>
-      <w:r>
-        <w:t>BushTel</w:t>
-      </w:r>
-      <w:proofErr w:type="spellEnd"/>
-      <w:r>
-        <w:t xml:space="preserve"> profiles are used only for structural facts and their text is not reproduced until </w:t>
-      </w:r>
-      <w:proofErr w:type="spellStart"/>
-      <w:r>
-        <w:t>BushTel</w:t>
-      </w:r>
-      <w:proofErr w:type="spellEnd"/>
-      <w:r>
-        <w:t xml:space="preserve"> confirms its reuse terms, and the drive-test data only trains the model, never judging an individual community. Two sources carry no stated licence and requests are on file; the ADII and cyclone components stay at zero weight until theirs are confirmed.</w:t>
+        <w:t xml:space="preserve">Almost all 96 communities are First Nations communities. Following the CARE Principles for Indigenous Data Governance (Collective benefit, Authority to control, Responsibility, Ethics), BushTel </w:t>
+      </w:r>
+      <w:r>
+        <w:lastRenderedPageBreak/>
+        <w:t>profiles are used only for structural facts and their text is not reproduced until BushTel confirms its reuse terms, and the drive-test data only trains the model, never judging an individual community. Two sources carry no stated licence and requests are on file; the ADII and cyclone components stay at zero weight until theirs are confirmed.</w:t>
       </w:r>
     </w:p>
     <w:p>
@@ -6836,31 +6477,7 @@
         <w:jc w:val="both"/>
       </w:pPr>
       <w:r>
-        <w:t xml:space="preserve">Visit </w:t>
-      </w:r>
-      <w:proofErr w:type="spellStart"/>
-      <w:r>
-        <w:t>Nauiyu</w:t>
-      </w:r>
-      <w:proofErr w:type="spellEnd"/>
-      <w:r>
-        <w:t xml:space="preserve">, </w:t>
-      </w:r>
-      <w:proofErr w:type="spellStart"/>
-      <w:r>
-        <w:t>Jilkminggan</w:t>
-      </w:r>
-      <w:proofErr w:type="spellEnd"/>
-      <w:r>
-        <w:t xml:space="preserve"> and Barunga, where the government's own drive test contradicts carrier coverage. </w:t>
-      </w:r>
-      <w:proofErr w:type="gramStart"/>
-      <w:r>
-        <w:t>This costs</w:t>
-      </w:r>
-      <w:proofErr w:type="gramEnd"/>
-      <w:r>
-        <w:t xml:space="preserve"> travel time, not capital.</w:t>
+        <w:t>Visit Nauiyu, Jilkminggan and Barunga, where the government's own drive test contradicts carrier coverage. This costs travel time, not capital.</w:t>
       </w:r>
     </w:p>
     <w:p>
@@ -6948,15 +6565,7 @@
         <w:jc w:val="both"/>
       </w:pPr>
       <w:r>
-        <w:t xml:space="preserve">For </w:t>
-      </w:r>
-      <w:proofErr w:type="spellStart"/>
-      <w:r>
-        <w:t>nbn</w:t>
-      </w:r>
-      <w:proofErr w:type="spellEnd"/>
-      <w:r>
-        <w:t xml:space="preserve"> and DCDD</w:t>
+        <w:t>For nbn and DCDD</w:t>
       </w:r>
     </w:p>
     <w:p>
@@ -6970,23 +6579,7 @@
         <w:jc w:val="both"/>
       </w:pPr>
       <w:r>
-        <w:t xml:space="preserve">The 12 health centres on satellite-only paths cannot run telehealth on Sky Muster's 664.9 </w:t>
-      </w:r>
-      <w:proofErr w:type="spellStart"/>
-      <w:r>
-        <w:t>ms</w:t>
-      </w:r>
-      <w:proofErr w:type="spellEnd"/>
-      <w:r>
-        <w:t xml:space="preserve">. They need a low-latency link: the ACCC measured low-Earth-orbit satellite (Starlink) at 29.8 </w:t>
-      </w:r>
-      <w:proofErr w:type="spellStart"/>
-      <w:r>
-        <w:t>ms</w:t>
-      </w:r>
-      <w:proofErr w:type="spellEnd"/>
-      <w:r>
-        <w:t>, or a terrestrial link. Sky Muster's faster plans do not change latency.</w:t>
+        <w:t>The 12 health centres on satellite-only paths cannot run telehealth on Sky Muster's 664.9 ms. They need a low-latency link: the ACCC measured low-Earth-orbit satellite (Starlink) at 29.8 ms, or a terrestrial link. Sky Muster's faster plans do not change latency.</w:t>
       </w:r>
     </w:p>
     <w:p>
@@ -7014,77 +6607,13 @@
     </w:p>
     <w:p>
       <w:pPr>
-        <w:spacing w:after="60"/>
-        <w:jc w:val="both"/>
-      </w:pPr>
-    </w:p>
-    <w:p>
-      <w:pPr>
-        <w:spacing w:after="60"/>
-        <w:jc w:val="both"/>
-      </w:pPr>
-    </w:p>
-    <w:p>
-      <w:pPr>
-        <w:spacing w:after="60"/>
-        <w:jc w:val="both"/>
-      </w:pPr>
-    </w:p>
-    <w:p>
-      <w:pPr>
-        <w:spacing w:after="60"/>
-        <w:jc w:val="both"/>
-      </w:pPr>
-    </w:p>
-    <w:p>
-      <w:pPr>
-        <w:spacing w:after="60"/>
-        <w:jc w:val="both"/>
-      </w:pPr>
-    </w:p>
-    <w:p>
-      <w:pPr>
-        <w:spacing w:after="60"/>
-        <w:jc w:val="both"/>
-      </w:pPr>
-    </w:p>
-    <w:p>
-      <w:pPr>
-        <w:spacing w:after="60"/>
-        <w:jc w:val="both"/>
-      </w:pPr>
-    </w:p>
-    <w:p>
-      <w:pPr>
-        <w:spacing w:after="60"/>
-        <w:jc w:val="both"/>
-      </w:pPr>
-    </w:p>
-    <w:p>
-      <w:pPr>
-        <w:spacing w:after="60"/>
-        <w:jc w:val="both"/>
-      </w:pPr>
-    </w:p>
-    <w:p>
-      <w:pPr>
-        <w:spacing w:after="60"/>
-        <w:jc w:val="both"/>
-      </w:pPr>
-    </w:p>
-    <w:p>
-      <w:pPr>
-        <w:spacing w:after="60"/>
-        <w:jc w:val="both"/>
-      </w:pPr>
-    </w:p>
-    <w:p>
-      <w:pPr>
         <w:pStyle w:val="Heading1"/>
+        <w:pageBreakBefore/>
         <w:jc w:val="both"/>
       </w:pPr>
       <w:bookmarkStart w:id="6" w:name="sec_references"/>
       <w:r>
+        <w:lastRenderedPageBreak/>
         <w:t>References</w:t>
       </w:r>
       <w:bookmarkEnd w:id="6"/>
@@ -7191,21 +6720,12 @@
         <w:ind w:left="567" w:hanging="567"/>
         <w:jc w:val="both"/>
       </w:pPr>
-      <w:proofErr w:type="spellStart"/>
       <w:r>
         <w:rPr>
           <w:sz w:val="20"/>
           <w:szCs w:val="20"/>
         </w:rPr>
-        <w:t>BushTel</w:t>
-      </w:r>
-      <w:proofErr w:type="spellEnd"/>
-      <w:r>
-        <w:rPr>
-          <w:sz w:val="20"/>
-          <w:szCs w:val="20"/>
-        </w:rPr>
-        <w:t xml:space="preserve"> (2026). Community profiles. Northern Territory Government. </w:t>
+        <w:t xml:space="preserve">BushTel (2026). Community profiles. Northern Territory Government. </w:t>
       </w:r>
       <w:hyperlink r:id="rId13" w:history="1">
         <w:r>
@@ -7312,21 +6832,12 @@
         <w:ind w:left="567" w:hanging="567"/>
         <w:jc w:val="both"/>
       </w:pPr>
-      <w:proofErr w:type="spellStart"/>
       <w:r>
         <w:rPr>
           <w:sz w:val="20"/>
           <w:szCs w:val="20"/>
         </w:rPr>
-        <w:t>healthdirect</w:t>
-      </w:r>
-      <w:proofErr w:type="spellEnd"/>
-      <w:r>
-        <w:rPr>
-          <w:sz w:val="20"/>
-          <w:szCs w:val="20"/>
-        </w:rPr>
-        <w:t xml:space="preserve"> Australia (2026). Video Call: bandwidth and data usage. </w:t>
+        <w:t xml:space="preserve">healthdirect Australia (2026). Video Call: bandwidth and data usage. </w:t>
       </w:r>
       <w:hyperlink r:id="rId17" w:history="1">
         <w:r>
@@ -7369,37 +6880,12 @@
         <w:ind w:left="567" w:hanging="567"/>
         <w:jc w:val="both"/>
       </w:pPr>
-      <w:proofErr w:type="spellStart"/>
       <w:r>
         <w:rPr>
           <w:sz w:val="20"/>
           <w:szCs w:val="20"/>
         </w:rPr>
-        <w:t>nbn</w:t>
-      </w:r>
-      <w:proofErr w:type="spellEnd"/>
-      <w:r>
-        <w:rPr>
-          <w:sz w:val="20"/>
-          <w:szCs w:val="20"/>
-        </w:rPr>
-        <w:t xml:space="preserve"> co (2024). </w:t>
-      </w:r>
-      <w:proofErr w:type="spellStart"/>
-      <w:r>
-        <w:rPr>
-          <w:sz w:val="20"/>
-          <w:szCs w:val="20"/>
-        </w:rPr>
-        <w:t>nbn</w:t>
-      </w:r>
-      <w:proofErr w:type="spellEnd"/>
-      <w:r>
-        <w:rPr>
-          <w:sz w:val="20"/>
-          <w:szCs w:val="20"/>
-        </w:rPr>
-        <w:t xml:space="preserve"> fixed-line and fixed-wireless coverage footprints. CC BY 4.0. </w:t>
+        <w:t xml:space="preserve">nbn co (2024). nbn fixed-line and fixed-wireless coverage footprints. CC BY 4.0. </w:t>
       </w:r>
       <w:hyperlink r:id="rId19" w:history="1">
         <w:r>
@@ -7418,21 +6904,12 @@
         <w:ind w:left="567" w:hanging="567"/>
         <w:jc w:val="both"/>
       </w:pPr>
-      <w:proofErr w:type="spellStart"/>
       <w:r>
         <w:rPr>
           <w:sz w:val="20"/>
           <w:szCs w:val="20"/>
         </w:rPr>
-        <w:t>nbn</w:t>
-      </w:r>
-      <w:proofErr w:type="spellEnd"/>
-      <w:r>
-        <w:rPr>
-          <w:sz w:val="20"/>
-          <w:szCs w:val="20"/>
-        </w:rPr>
-        <w:t xml:space="preserve"> co (2026). Sky Muster Plus explained. </w:t>
+        <w:t xml:space="preserve">nbn co (2026). Sky Muster Plus explained. </w:t>
       </w:r>
       <w:hyperlink r:id="rId20" w:history="1">
         <w:r>
@@ -7502,10 +6979,12 @@
     <w:p>
       <w:pPr>
         <w:pStyle w:val="Heading1"/>
+        <w:pageBreakBefore/>
         <w:jc w:val="both"/>
       </w:pPr>
       <w:bookmarkStart w:id="7" w:name="sec_appendix"/>
       <w:r>
+        <w:lastRenderedPageBreak/>
         <w:t>Appendix</w:t>
       </w:r>
       <w:bookmarkEnd w:id="7"/>
@@ -7541,18 +7020,10 @@
         <w:jc w:val="both"/>
       </w:pPr>
       <w:r>
-        <w:t xml:space="preserve">The full Python source and a README with reproduction instructions are in the submitted zip file and at </w:t>
-      </w:r>
-      <w:hyperlink r:id="rId22" w:history="1">
-        <w:r>
-          <w:rPr>
-            <w:rStyle w:val="Hyperlink"/>
-          </w:rPr>
-          <w:t>https://github.com/Estaed/CDU_IT_CODEFAIR_DATA_2026</w:t>
-        </w:r>
-      </w:hyperlink>
-      <w:r>
-        <w:t>.</w:t>
+        <w:t xml:space="preserve">The full Python source and a README with reproduction instructions </w:t>
+      </w:r>
+      <w:r>
+        <w:t>are in the submitted zip file and at https://github.com/Estaed/CDU_IT_CODEFAIR_DATA_2026. The interactive prototype runs at https://estaed.github.io/CDU_IT_CODEFAIR_DATA_2026/ and as index.html in the zip.</w:t>
       </w:r>
     </w:p>
     <w:p>
@@ -7573,7 +7044,7 @@
       </w:r>
       <w:r>
         <w:rPr>
-          <w:rFonts w:ascii="Consolas" w:eastAsia="Consolas" w:hAnsi="Consolas" w:cs="Consolas"/>
+          <w:rFonts w:eastAsia="Consolas"/>
           <w:sz w:val="20"/>
           <w:szCs w:val="20"/>
         </w:rPr>
@@ -7584,8 +7055,12 @@
       </w:r>
     </w:p>
     <w:sectPr>
+      <w:headerReference w:type="even" r:id="rId22"/>
       <w:headerReference w:type="default" r:id="rId23"/>
-      <w:footerReference w:type="default" r:id="rId24"/>
+      <w:footerReference w:type="even" r:id="rId24"/>
+      <w:footerReference w:type="default" r:id="rId25"/>
+      <w:headerReference w:type="first" r:id="rId26"/>
+      <w:footerReference w:type="first" r:id="rId27"/>
       <w:pgSz w:w="11906" w:h="16838"/>
       <w:pgMar w:top="1440" w:right="1440" w:bottom="1440" w:left="1440" w:header="709" w:footer="709" w:gutter="0"/>
       <w:pgNumType w:start="1"/>
@@ -7622,6 +7097,16 @@
 </file>
 
 <file path=word/footer1.xml><?xml version="1.0" encoding="utf-8"?>
+<w:ftr xmlns:wpc="http://schemas.microsoft.com/office/word/2010/wordprocessingCanvas" xmlns:cx="http://schemas.microsoft.com/office/drawing/2014/chartex" xmlns:cx1="http://schemas.microsoft.com/office/drawing/2015/9/8/chartex" xmlns:cx2="http://schemas.microsoft.com/office/drawing/2015/10/21/chartex" xmlns:cx3="http://schemas.microsoft.com/office/drawing/2016/5/9/chartex" xmlns:cx4="http://schemas.microsoft.com/office/drawing/2016/5/10/chartex" xmlns:cx5="http://schemas.microsoft.com/office/drawing/2016/5/11/chartex" xmlns:cx6="http://schemas.microsoft.com/office/drawing/2016/5/12/chartex" xmlns:cx7="http://schemas.microsoft.com/office/drawing/2016/5/13/chartex" xmlns:cx8="http://schemas.microsoft.com/office/drawing/2016/5/14/chartex" xmlns:mc="http://schemas.openxmlformats.org/markup-compatibility/2006" xmlns:aink="http://schemas.microsoft.com/office/drawing/2016/ink" xmlns:am3d="http://schemas.microsoft.com/office/drawing/2017/model3d" xmlns:o="urn:schemas-microsoft-com:office:office" xmlns:oel="http://schemas.microsoft.com/office/2019/extlst" xmlns:r="http://schemas.openxmlformats.org/officeDocument/2006/relationships" xmlns:m="http://schemas.openxmlformats.org/officeDocument/2006/math" xmlns:v="urn:schemas-microsoft-com:vml" xmlns:wp14="http://schemas.microsoft.com/office/word/2010/wordprocessingDrawing" xmlns:wp="http://schemas.openxmlformats.org/drawingml/2006/wordprocessingDrawing" xmlns:w10="urn:schemas-microsoft-com:office:word" xmlns:w="http://schemas.openxmlformats.org/wordprocessingml/2006/main" xmlns:w14="http://schemas.microsoft.com/office/word/2010/wordml" xmlns:w15="http://schemas.microsoft.com/office/word/2012/wordml" xmlns:w16cex="http://schemas.microsoft.com/office/word/2018/wordml/cex" xmlns:w16cid="http://schemas.microsoft.com/office/word/2016/wordml/cid" xmlns:w16="http://schemas.microsoft.com/office/word/2018/wordml" xmlns:w16du="http://schemas.microsoft.com/office/word/2023/wordml/word16du" xmlns:w16sdtdh="http://schemas.microsoft.com/office/word/2020/wordml/sdtdatahash" xmlns:w16sdtfl="http://schemas.microsoft.com/office/word/2024/wordml/sdtformatlock" xmlns:w16se="http://schemas.microsoft.com/office/word/2015/wordml/symex" xmlns:wpg="http://schemas.microsoft.com/office/word/2010/wordprocessingGroup" xmlns:wpi="http://schemas.microsoft.com/office/word/2010/wordprocessingInk" xmlns:wne="http://schemas.microsoft.com/office/word/2006/wordml" xmlns:wps="http://schemas.microsoft.com/office/word/2010/wordprocessingShape" mc:Ignorable="w14 w15 w16se w16cid w16 w16cex w16sdtdh w16sdtfl w16du wp14">
+  <w:p>
+    <w:pPr>
+      <w:pStyle w:val="Footer"/>
+    </w:pPr>
+  </w:p>
+</w:ftr>
+</file>
+
+<file path=word/footer2.xml><?xml version="1.0" encoding="utf-8"?>
 <w:ftr xmlns:wpc="http://schemas.microsoft.com/office/word/2010/wordprocessingCanvas" xmlns:cx="http://schemas.microsoft.com/office/drawing/2014/chartex" xmlns:cx1="http://schemas.microsoft.com/office/drawing/2015/9/8/chartex" xmlns:cx2="http://schemas.microsoft.com/office/drawing/2015/10/21/chartex" xmlns:cx3="http://schemas.microsoft.com/office/drawing/2016/5/9/chartex" xmlns:cx4="http://schemas.microsoft.com/office/drawing/2016/5/10/chartex" xmlns:cx5="http://schemas.microsoft.com/office/drawing/2016/5/11/chartex" xmlns:cx6="http://schemas.microsoft.com/office/drawing/2016/5/12/chartex" xmlns:cx7="http://schemas.microsoft.com/office/drawing/2016/5/13/chartex" xmlns:cx8="http://schemas.microsoft.com/office/drawing/2016/5/14/chartex" xmlns:mc="http://schemas.openxmlformats.org/markup-compatibility/2006" xmlns:aink="http://schemas.microsoft.com/office/drawing/2016/ink" xmlns:am3d="http://schemas.microsoft.com/office/drawing/2017/model3d" xmlns:o="urn:schemas-microsoft-com:office:office" xmlns:oel="http://schemas.microsoft.com/office/2019/extlst" xmlns:r="http://schemas.openxmlformats.org/officeDocument/2006/relationships" xmlns:m="http://schemas.openxmlformats.org/officeDocument/2006/math" xmlns:v="urn:schemas-microsoft-com:vml" xmlns:wp14="http://schemas.microsoft.com/office/word/2010/wordprocessingDrawing" xmlns:wp="http://schemas.openxmlformats.org/drawingml/2006/wordprocessingDrawing" xmlns:w10="urn:schemas-microsoft-com:office:word" xmlns:w="http://schemas.openxmlformats.org/wordprocessingml/2006/main" xmlns:w14="http://schemas.microsoft.com/office/word/2010/wordml" xmlns:w15="http://schemas.microsoft.com/office/word/2012/wordml" xmlns:w16cex="http://schemas.microsoft.com/office/word/2018/wordml/cex" xmlns:w16cid="http://schemas.microsoft.com/office/word/2016/wordml/cid" xmlns:w16="http://schemas.microsoft.com/office/word/2018/wordml" xmlns:w16du="http://schemas.microsoft.com/office/word/2023/wordml/word16du" xmlns:w16sdtdh="http://schemas.microsoft.com/office/word/2020/wordml/sdtdatahash" xmlns:w16sdtfl="http://schemas.microsoft.com/office/word/2024/wordml/sdtformatlock" xmlns:w16se="http://schemas.microsoft.com/office/word/2015/wordml/symex" xmlns:wpg="http://schemas.microsoft.com/office/word/2010/wordprocessingGroup" xmlns:wpi="http://schemas.microsoft.com/office/word/2010/wordprocessingInk" xmlns:wne="http://schemas.microsoft.com/office/word/2006/wordml" xmlns:wps="http://schemas.microsoft.com/office/word/2010/wordprocessingShape" mc:Ignorable="w14 w15 w16se w16cid w16 w16cex w16sdtdh w16sdtfl w16du wp14">
   <w:p>
     <w:pPr>
@@ -7698,6 +7183,16 @@
 </w:ftr>
 </file>
 
+<file path=word/footer3.xml><?xml version="1.0" encoding="utf-8"?>
+<w:ftr xmlns:wpc="http://schemas.microsoft.com/office/word/2010/wordprocessingCanvas" xmlns:cx="http://schemas.microsoft.com/office/drawing/2014/chartex" xmlns:cx1="http://schemas.microsoft.com/office/drawing/2015/9/8/chartex" xmlns:cx2="http://schemas.microsoft.com/office/drawing/2015/10/21/chartex" xmlns:cx3="http://schemas.microsoft.com/office/drawing/2016/5/9/chartex" xmlns:cx4="http://schemas.microsoft.com/office/drawing/2016/5/10/chartex" xmlns:cx5="http://schemas.microsoft.com/office/drawing/2016/5/11/chartex" xmlns:cx6="http://schemas.microsoft.com/office/drawing/2016/5/12/chartex" xmlns:cx7="http://schemas.microsoft.com/office/drawing/2016/5/13/chartex" xmlns:cx8="http://schemas.microsoft.com/office/drawing/2016/5/14/chartex" xmlns:mc="http://schemas.openxmlformats.org/markup-compatibility/2006" xmlns:aink="http://schemas.microsoft.com/office/drawing/2016/ink" xmlns:am3d="http://schemas.microsoft.com/office/drawing/2017/model3d" xmlns:o="urn:schemas-microsoft-com:office:office" xmlns:oel="http://schemas.microsoft.com/office/2019/extlst" xmlns:r="http://schemas.openxmlformats.org/officeDocument/2006/relationships" xmlns:m="http://schemas.openxmlformats.org/officeDocument/2006/math" xmlns:v="urn:schemas-microsoft-com:vml" xmlns:wp14="http://schemas.microsoft.com/office/word/2010/wordprocessingDrawing" xmlns:wp="http://schemas.openxmlformats.org/drawingml/2006/wordprocessingDrawing" xmlns:w10="urn:schemas-microsoft-com:office:word" xmlns:w="http://schemas.openxmlformats.org/wordprocessingml/2006/main" xmlns:w14="http://schemas.microsoft.com/office/word/2010/wordml" xmlns:w15="http://schemas.microsoft.com/office/word/2012/wordml" xmlns:w16cex="http://schemas.microsoft.com/office/word/2018/wordml/cex" xmlns:w16cid="http://schemas.microsoft.com/office/word/2016/wordml/cid" xmlns:w16="http://schemas.microsoft.com/office/word/2018/wordml" xmlns:w16du="http://schemas.microsoft.com/office/word/2023/wordml/word16du" xmlns:w16sdtdh="http://schemas.microsoft.com/office/word/2020/wordml/sdtdatahash" xmlns:w16sdtfl="http://schemas.microsoft.com/office/word/2024/wordml/sdtformatlock" xmlns:w16se="http://schemas.microsoft.com/office/word/2015/wordml/symex" xmlns:wpg="http://schemas.microsoft.com/office/word/2010/wordprocessingGroup" xmlns:wpi="http://schemas.microsoft.com/office/word/2010/wordprocessingInk" xmlns:wne="http://schemas.microsoft.com/office/word/2006/wordml" xmlns:wps="http://schemas.microsoft.com/office/word/2010/wordprocessingShape" mc:Ignorable="w14 w15 w16se w16cid w16 w16cex w16sdtdh w16sdtfl w16du wp14">
+  <w:p>
+    <w:pPr>
+      <w:pStyle w:val="Footer"/>
+    </w:pPr>
+  </w:p>
+</w:ftr>
+</file>
+
 <file path=word/footnotes.xml><?xml version="1.0" encoding="utf-8"?>
 <w:footnotes xmlns:wpc="http://schemas.microsoft.com/office/word/2010/wordprocessingCanvas" xmlns:cx="http://schemas.microsoft.com/office/drawing/2014/chartex" xmlns:cx1="http://schemas.microsoft.com/office/drawing/2015/9/8/chartex" xmlns:cx2="http://schemas.microsoft.com/office/drawing/2015/10/21/chartex" xmlns:cx3="http://schemas.microsoft.com/office/drawing/2016/5/9/chartex" xmlns:cx4="http://schemas.microsoft.com/office/drawing/2016/5/10/chartex" xmlns:cx5="http://schemas.microsoft.com/office/drawing/2016/5/11/chartex" xmlns:cx6="http://schemas.microsoft.com/office/drawing/2016/5/12/chartex" xmlns:cx7="http://schemas.microsoft.com/office/drawing/2016/5/13/chartex" xmlns:cx8="http://schemas.microsoft.com/office/drawing/2016/5/14/chartex" xmlns:mc="http://schemas.openxmlformats.org/markup-compatibility/2006" xmlns:aink="http://schemas.microsoft.com/office/drawing/2016/ink" xmlns:am3d="http://schemas.microsoft.com/office/drawing/2017/model3d" xmlns:o="urn:schemas-microsoft-com:office:office" xmlns:oel="http://schemas.microsoft.com/office/2019/extlst" xmlns:r="http://schemas.openxmlformats.org/officeDocument/2006/relationships" xmlns:m="http://schemas.openxmlformats.org/officeDocument/2006/math" xmlns:v="urn:schemas-microsoft-com:vml" xmlns:wp14="http://schemas.microsoft.com/office/word/2010/wordprocessingDrawing" xmlns:wp="http://schemas.openxmlformats.org/drawingml/2006/wordprocessingDrawing" xmlns:w10="urn:schemas-microsoft-com:office:word" xmlns:w="http://schemas.openxmlformats.org/wordprocessingml/2006/main" xmlns:w14="http://schemas.microsoft.com/office/word/2010/wordml" xmlns:w15="http://schemas.microsoft.com/office/word/2012/wordml" xmlns:w16cex="http://schemas.microsoft.com/office/word/2018/wordml/cex" xmlns:w16cid="http://schemas.microsoft.com/office/word/2016/wordml/cid" xmlns:w16="http://schemas.microsoft.com/office/word/2018/wordml" xmlns:w16du="http://schemas.microsoft.com/office/word/2023/wordml/word16du" xmlns:w16sdtdh="http://schemas.microsoft.com/office/word/2020/wordml/sdtdatahash" xmlns:w16sdtfl="http://schemas.microsoft.com/office/word/2024/wordml/sdtformatlock" xmlns:w16se="http://schemas.microsoft.com/office/word/2015/wordml/symex" xmlns:wpg="http://schemas.microsoft.com/office/word/2010/wordprocessingGroup" xmlns:wpi="http://schemas.microsoft.com/office/word/2010/wordprocessingInk" xmlns:wne="http://schemas.microsoft.com/office/word/2006/wordml" xmlns:wps="http://schemas.microsoft.com/office/word/2010/wordprocessingShape" mc:Ignorable="w14 w15 w16se w16cid w16 w16cex w16sdtdh w16sdtfl w16du wp14">
   <w:footnote w:type="separator" w:id="-1">
@@ -7724,6 +7219,16 @@
 </file>
 
 <file path=word/header1.xml><?xml version="1.0" encoding="utf-8"?>
+<w:hdr xmlns:wpc="http://schemas.microsoft.com/office/word/2010/wordprocessingCanvas" xmlns:cx="http://schemas.microsoft.com/office/drawing/2014/chartex" xmlns:cx1="http://schemas.microsoft.com/office/drawing/2015/9/8/chartex" xmlns:cx2="http://schemas.microsoft.com/office/drawing/2015/10/21/chartex" xmlns:cx3="http://schemas.microsoft.com/office/drawing/2016/5/9/chartex" xmlns:cx4="http://schemas.microsoft.com/office/drawing/2016/5/10/chartex" xmlns:cx5="http://schemas.microsoft.com/office/drawing/2016/5/11/chartex" xmlns:cx6="http://schemas.microsoft.com/office/drawing/2016/5/12/chartex" xmlns:cx7="http://schemas.microsoft.com/office/drawing/2016/5/13/chartex" xmlns:cx8="http://schemas.microsoft.com/office/drawing/2016/5/14/chartex" xmlns:mc="http://schemas.openxmlformats.org/markup-compatibility/2006" xmlns:aink="http://schemas.microsoft.com/office/drawing/2016/ink" xmlns:am3d="http://schemas.microsoft.com/office/drawing/2017/model3d" xmlns:o="urn:schemas-microsoft-com:office:office" xmlns:oel="http://schemas.microsoft.com/office/2019/extlst" xmlns:r="http://schemas.openxmlformats.org/officeDocument/2006/relationships" xmlns:m="http://schemas.openxmlformats.org/officeDocument/2006/math" xmlns:v="urn:schemas-microsoft-com:vml" xmlns:wp14="http://schemas.microsoft.com/office/word/2010/wordprocessingDrawing" xmlns:wp="http://schemas.openxmlformats.org/drawingml/2006/wordprocessingDrawing" xmlns:w10="urn:schemas-microsoft-com:office:word" xmlns:w="http://schemas.openxmlformats.org/wordprocessingml/2006/main" xmlns:w14="http://schemas.microsoft.com/office/word/2010/wordml" xmlns:w15="http://schemas.microsoft.com/office/word/2012/wordml" xmlns:w16cex="http://schemas.microsoft.com/office/word/2018/wordml/cex" xmlns:w16cid="http://schemas.microsoft.com/office/word/2016/wordml/cid" xmlns:w16="http://schemas.microsoft.com/office/word/2018/wordml" xmlns:w16du="http://schemas.microsoft.com/office/word/2023/wordml/word16du" xmlns:w16sdtdh="http://schemas.microsoft.com/office/word/2020/wordml/sdtdatahash" xmlns:w16sdtfl="http://schemas.microsoft.com/office/word/2024/wordml/sdtformatlock" xmlns:w16se="http://schemas.microsoft.com/office/word/2015/wordml/symex" xmlns:wpg="http://schemas.microsoft.com/office/word/2010/wordprocessingGroup" xmlns:wpi="http://schemas.microsoft.com/office/word/2010/wordprocessingInk" xmlns:wne="http://schemas.microsoft.com/office/word/2006/wordml" xmlns:wps="http://schemas.microsoft.com/office/word/2010/wordprocessingShape" mc:Ignorable="w14 w15 w16se w16cid w16 w16cex w16sdtdh w16sdtfl w16du wp14">
+  <w:p>
+    <w:pPr>
+      <w:pStyle w:val="Header"/>
+    </w:pPr>
+  </w:p>
+</w:hdr>
+</file>
+
+<file path=word/header2.xml><?xml version="1.0" encoding="utf-8"?>
 <w:hdr xmlns:wpc="http://schemas.microsoft.com/office/word/2010/wordprocessingCanvas" xmlns:cx="http://schemas.microsoft.com/office/drawing/2014/chartex" xmlns:cx1="http://schemas.microsoft.com/office/drawing/2015/9/8/chartex" xmlns:cx2="http://schemas.microsoft.com/office/drawing/2015/10/21/chartex" xmlns:cx3="http://schemas.microsoft.com/office/drawing/2016/5/9/chartex" xmlns:cx4="http://schemas.microsoft.com/office/drawing/2016/5/10/chartex" xmlns:cx5="http://schemas.microsoft.com/office/drawing/2016/5/11/chartex" xmlns:cx6="http://schemas.microsoft.com/office/drawing/2016/5/12/chartex" xmlns:cx7="http://schemas.microsoft.com/office/drawing/2016/5/13/chartex" xmlns:cx8="http://schemas.microsoft.com/office/drawing/2016/5/14/chartex" xmlns:mc="http://schemas.openxmlformats.org/markup-compatibility/2006" xmlns:aink="http://schemas.microsoft.com/office/drawing/2016/ink" xmlns:am3d="http://schemas.microsoft.com/office/drawing/2017/model3d" xmlns:o="urn:schemas-microsoft-com:office:office" xmlns:oel="http://schemas.microsoft.com/office/2019/extlst" xmlns:r="http://schemas.openxmlformats.org/officeDocument/2006/relationships" xmlns:m="http://schemas.openxmlformats.org/officeDocument/2006/math" xmlns:v="urn:schemas-microsoft-com:vml" xmlns:wp14="http://schemas.microsoft.com/office/word/2010/wordprocessingDrawing" xmlns:wp="http://schemas.openxmlformats.org/drawingml/2006/wordprocessingDrawing" xmlns:w10="urn:schemas-microsoft-com:office:word" xmlns:w="http://schemas.openxmlformats.org/wordprocessingml/2006/main" xmlns:w14="http://schemas.microsoft.com/office/word/2010/wordml" xmlns:w15="http://schemas.microsoft.com/office/word/2012/wordml" xmlns:w16cex="http://schemas.microsoft.com/office/word/2018/wordml/cex" xmlns:w16cid="http://schemas.microsoft.com/office/word/2016/wordml/cid" xmlns:w16="http://schemas.microsoft.com/office/word/2018/wordml" xmlns:w16du="http://schemas.microsoft.com/office/word/2023/wordml/word16du" xmlns:w16sdtdh="http://schemas.microsoft.com/office/word/2020/wordml/sdtdatahash" xmlns:w16sdtfl="http://schemas.microsoft.com/office/word/2024/wordml/sdtformatlock" xmlns:w16se="http://schemas.microsoft.com/office/word/2015/wordml/symex" xmlns:wpg="http://schemas.microsoft.com/office/word/2010/wordprocessingGroup" xmlns:wpi="http://schemas.microsoft.com/office/word/2010/wordprocessingInk" xmlns:wne="http://schemas.microsoft.com/office/word/2006/wordml" xmlns:wps="http://schemas.microsoft.com/office/word/2010/wordprocessingShape" mc:Ignorable="w14 w15 w16se w16cid w16 w16cex w16sdtdh w16sdtfl w16du wp14">
   <w:p>
     <w:pPr>
@@ -7755,6 +7260,65 @@
       </w:rPr>
       <w:t>Team DIC005</w:t>
     </w:r>
+    <w:r>
+      <w:rPr>
+        <w:color w:val="404040"/>
+        <w:sz w:val="18"/>
+        <w:szCs w:val="18"/>
+      </w:rPr>
+      <w:t xml:space="preserve"> - Page </w:t>
+    </w:r>
+    <w:r>
+      <w:rPr>
+        <w:color w:val="404040"/>
+        <w:sz w:val="18"/>
+        <w:szCs w:val="18"/>
+      </w:rPr>
+      <w:fldChar w:fldCharType="begin"/>
+    </w:r>
+    <w:r>
+      <w:rPr>
+        <w:color w:val="404040"/>
+        <w:sz w:val="18"/>
+        <w:szCs w:val="18"/>
+      </w:rPr>
+      <w:instrText xml:space="preserve"> PAGE  \* MERGEFORMAT </w:instrText>
+    </w:r>
+    <w:r>
+      <w:rPr>
+        <w:color w:val="404040"/>
+        <w:sz w:val="18"/>
+        <w:szCs w:val="18"/>
+      </w:rPr>
+      <w:fldChar w:fldCharType="separate"/>
+    </w:r>
+    <w:r>
+      <w:rPr>
+        <w:noProof/>
+        <w:color w:val="404040"/>
+        <w:sz w:val="18"/>
+        <w:szCs w:val="18"/>
+      </w:rPr>
+      <w:t>2</w:t>
+    </w:r>
+    <w:r>
+      <w:rPr>
+        <w:color w:val="404040"/>
+        <w:sz w:val="18"/>
+        <w:szCs w:val="18"/>
+      </w:rPr>
+      <w:fldChar w:fldCharType="end"/>
+    </w:r>
+  </w:p>
+</w:hdr>
+</file>
+
+<file path=word/header3.xml><?xml version="1.0" encoding="utf-8"?>
+<w:hdr xmlns:wpc="http://schemas.microsoft.com/office/word/2010/wordprocessingCanvas" xmlns:cx="http://schemas.microsoft.com/office/drawing/2014/chartex" xmlns:cx1="http://schemas.microsoft.com/office/drawing/2015/9/8/chartex" xmlns:cx2="http://schemas.microsoft.com/office/drawing/2015/10/21/chartex" xmlns:cx3="http://schemas.microsoft.com/office/drawing/2016/5/9/chartex" xmlns:cx4="http://schemas.microsoft.com/office/drawing/2016/5/10/chartex" xmlns:cx5="http://schemas.microsoft.com/office/drawing/2016/5/11/chartex" xmlns:cx6="http://schemas.microsoft.com/office/drawing/2016/5/12/chartex" xmlns:cx7="http://schemas.microsoft.com/office/drawing/2016/5/13/chartex" xmlns:cx8="http://schemas.microsoft.com/office/drawing/2016/5/14/chartex" xmlns:mc="http://schemas.openxmlformats.org/markup-compatibility/2006" xmlns:aink="http://schemas.microsoft.com/office/drawing/2016/ink" xmlns:am3d="http://schemas.microsoft.com/office/drawing/2017/model3d" xmlns:o="urn:schemas-microsoft-com:office:office" xmlns:oel="http://schemas.microsoft.com/office/2019/extlst" xmlns:r="http://schemas.openxmlformats.org/officeDocument/2006/relationships" xmlns:m="http://schemas.openxmlformats.org/officeDocument/2006/math" xmlns:v="urn:schemas-microsoft-com:vml" xmlns:wp14="http://schemas.microsoft.com/office/word/2010/wordprocessingDrawing" xmlns:wp="http://schemas.openxmlformats.org/drawingml/2006/wordprocessingDrawing" xmlns:w10="urn:schemas-microsoft-com:office:word" xmlns:w="http://schemas.openxmlformats.org/wordprocessingml/2006/main" xmlns:w14="http://schemas.microsoft.com/office/word/2010/wordml" xmlns:w15="http://schemas.microsoft.com/office/word/2012/wordml" xmlns:w16cex="http://schemas.microsoft.com/office/word/2018/wordml/cex" xmlns:w16cid="http://schemas.microsoft.com/office/word/2016/wordml/cid" xmlns:w16="http://schemas.microsoft.com/office/word/2018/wordml" xmlns:w16du="http://schemas.microsoft.com/office/word/2023/wordml/word16du" xmlns:w16sdtdh="http://schemas.microsoft.com/office/word/2020/wordml/sdtdatahash" xmlns:w16sdtfl="http://schemas.microsoft.com/office/word/2024/wordml/sdtformatlock" xmlns:w16se="http://schemas.microsoft.com/office/word/2015/wordml/symex" xmlns:wpg="http://schemas.microsoft.com/office/word/2010/wordprocessingGroup" xmlns:wpi="http://schemas.microsoft.com/office/word/2010/wordprocessingInk" xmlns:wne="http://schemas.microsoft.com/office/word/2006/wordml" xmlns:wps="http://schemas.microsoft.com/office/word/2010/wordprocessingShape" mc:Ignorable="w14 w15 w16se w16cid w16 w16cex w16sdtdh w16sdtfl w16du wp14">
+  <w:p>
+    <w:pPr>
+      <w:pStyle w:val="Header"/>
+    </w:pPr>
   </w:p>
 </w:hdr>
 </file>

--- a/docs/report/DataChallenge_Team DIC005_Report.docx
+++ b/docs/report/DataChallenge_Team DIC005_Report.docx
@@ -7004,6 +7004,9 @@
       </w:pPr>
       <w:r>
         <w:t>Claude (Anthropic) and Codex (OpenAI) were used as coding assistants to build the data pipeline and the offline application; scikit-learn was used for the reliability model in Step 3. All verdicts and priority scores come from a deterministic, rule-based pipeline, no AI model runs inside the shipped app, and AI was not used to generate or alter any underlying data, measurements or figures.</w:t>
+      </w:r>
+      <w:r>
+        <w:t xml:space="preserve"> The two background images in the presentation slides were generated with Google AI; the slides label them as illustrations, and they do not show the communities named.</w:t>
       </w:r>
     </w:p>
     <w:p>
